--- a/doc/requirements/user-requirements-v1.1.docx
+++ b/doc/requirements/user-requirements-v1.1.docx
@@ -9,14 +9,12 @@
           <w:rFonts w:hint="eastAsia" w:ascii="微软雅黑" w:hAnsi="微软雅黑" w:eastAsia="微软雅黑" w:cs="微软雅黑"/>
         </w:rPr>
       </w:pPr>
-      <w:bookmarkStart w:id="0" w:name="_GoBack"/>
       <w:r>
         <w:rPr>
           <w:rFonts w:hint="eastAsia" w:ascii="微软雅黑" w:hAnsi="微软雅黑" w:eastAsia="微软雅黑" w:cs="微软雅黑"/>
           <w:b/>
-          <w:sz w:val="44"/>
         </w:rPr>
-        <w:t>万物 v1.1 云斋模块用户需求说明</w:t>
+        <w:t>云斋模块用户需求文档</w:t>
       </w:r>
     </w:p>
     <w:p>
@@ -28,9 +26,31 @@
       <w:r>
         <w:rPr>
           <w:rFonts w:hint="eastAsia" w:ascii="微软雅黑" w:hAnsi="微软雅黑" w:eastAsia="微软雅黑" w:cs="微软雅黑"/>
-          <w:sz w:val="22"/>
         </w:rPr>
-        <w:t>文档版本：v1.1 | 状态：草案 | 日期：2026-05-23 | 产品：万物（Wanwu）</w:t>
+        <w:t>版本：v1.1 | 状态：草案 | 面向对象：产品、开发、测试、AI 辅助分析 | 关联文档：software-requirements-v1.1.txt、technical-design-v1.1-clo</w:t>
+      </w:r>
+      <w:bookmarkStart w:id="0" w:name="_GoBack"/>
+      <w:bookmarkEnd w:id="0"/>
+      <w:r>
+        <w:rPr>
+          <w:rFonts w:hint="eastAsia" w:ascii="微软雅黑" w:hAnsi="微软雅黑" w:eastAsia="微软雅黑" w:cs="微软雅黑"/>
+        </w:rPr>
+        <w:t>ud-abode.docx</w:t>
+      </w:r>
+    </w:p>
+    <w:p>
+      <w:pPr>
+        <w:pStyle w:val="3"/>
+        <w:rPr>
+          <w:rFonts w:hint="eastAsia" w:ascii="微软雅黑" w:hAnsi="微软雅黑" w:eastAsia="微软雅黑" w:cs="微软雅黑"/>
+        </w:rPr>
+      </w:pPr>
+      <w:r>
+        <w:rPr>
+          <w:rFonts w:hint="eastAsia" w:ascii="微软雅黑" w:hAnsi="微软雅黑" w:eastAsia="微软雅黑" w:cs="微软雅黑"/>
+          <w:b/>
+        </w:rPr>
+        <w:t>1. 文档说明</w:t>
       </w:r>
     </w:p>
     <w:p>
@@ -43,10 +63,8 @@
       <w:r>
         <w:rPr>
           <w:rFonts w:hint="eastAsia" w:ascii="微软雅黑" w:hAnsi="微软雅黑" w:eastAsia="微软雅黑" w:cs="微软雅黑"/>
-          <w:b/>
-          <w:sz w:val="32"/>
         </w:rPr>
-        <w:t>1. 背景与目标</w:t>
+        <w:t>1.1 文档目的</w:t>
       </w:r>
     </w:p>
     <w:p>
@@ -58,23 +76,8 @@
       <w:r>
         <w:rPr>
           <w:rFonts w:hint="eastAsia" w:ascii="微软雅黑" w:hAnsi="微软雅黑" w:eastAsia="微软雅黑" w:cs="微软雅黑"/>
-          <w:sz w:val="24"/>
         </w:rPr>
-        <w:t>云斋是万物应用中全新的独立模块，用于管理用户个人「虚拟云生活」空间，可承载虚拟资产、虚拟住宅、虚拟汽车等子域。v1.1 版本仅交付「虚拟汽车」子模块，其余子域仅预留扩展位。</w:t>
-      </w:r>
-    </w:p>
-    <w:p>
-      <w:pPr>
-        <w:rPr>
-          <w:rFonts w:hint="eastAsia" w:ascii="微软雅黑" w:hAnsi="微软雅黑" w:eastAsia="微软雅黑" w:cs="微软雅黑"/>
-        </w:rPr>
-      </w:pPr>
-      <w:r>
-        <w:rPr>
-          <w:rFonts w:hint="eastAsia" w:ascii="微软雅黑" w:hAnsi="微软雅黑" w:eastAsia="微软雅黑" w:cs="微软雅黑"/>
-          <w:sz w:val="24"/>
-        </w:rPr>
-        <w:t>产品目标：在桌面端提供接近真实展车体验的三维外观浏览与个性化定制能力，使用户可查看名下车辆、调整车身颜色/轮毂/内饰/涂装（v1.1 仅实现外观浏览与外观相关定制，内饰漫游延后）。</w:t>
+        <w:t>本文档从终端用户视角描述「云斋」模块的需求，涵盖用户画像、痛点、场景、行为路径、功能期望与非功能期望。文档采用结构化、可机器解析的叙述风格，便于 AI 辅助需求分析、用例生成与验收对照。云斋是万物（Wanwu）应用内的独立模块，定位为个人虚拟收集与消费体验中心。</w:t>
       </w:r>
     </w:p>
     <w:p>
@@ -87,10 +90,8 @@
       <w:r>
         <w:rPr>
           <w:rFonts w:hint="eastAsia" w:ascii="微软雅黑" w:hAnsi="微软雅黑" w:eastAsia="微软雅黑" w:cs="微软雅黑"/>
-          <w:b/>
-          <w:sz w:val="32"/>
         </w:rPr>
-        <w:t>2. 模块定位与导航</w:t>
+        <w:t>1.2 模块定位</w:t>
       </w:r>
     </w:p>
     <w:p>
@@ -102,14 +103,12 @@
       <w:r>
         <w:rPr>
           <w:rFonts w:hint="eastAsia" w:ascii="微软雅黑" w:hAnsi="微软雅黑" w:eastAsia="微软雅黑" w:cs="微软雅黑"/>
-          <w:sz w:val="24"/>
         </w:rPr>
-        <w:t>模块名称：云斋。代码目录：src/modules/cloud-abode（业务自包含，不拆入 features/shared，除非完全通用能力）。主模块导航顺序：置于「RSS」之下、「个人」之上。路由前缀：/cloud-abode。</w:t>
+        <w:t>云斋是一个用于虚拟收集和购买数字/虚拟物品的模块。用户可通过完成日常任务、使用内置工具、培养虚拟生活元素（绿植、宠物、居住空间等）获得虚拟货币，并在商城中购买跑车、立绘、家具、宠物、植物等虚拟商品。模块内虚拟货币与人民币 1:1 对应（单位：元），商品标价须与真实世界同类物品市场价一致；所有交易均为本地虚拟结算，不涉及真实资金流转。</w:t>
       </w:r>
     </w:p>
     <w:p>
       <w:pPr>
-        <w:pStyle w:val="4"/>
         <w:rPr>
           <w:rFonts w:hint="eastAsia" w:ascii="微软雅黑" w:hAnsi="微软雅黑" w:eastAsia="微软雅黑" w:cs="微软雅黑"/>
         </w:rPr>
@@ -117,10 +116,743 @@
       <w:r>
         <w:rPr>
           <w:rFonts w:hint="eastAsia" w:ascii="微软雅黑" w:hAnsi="微软雅黑" w:eastAsia="微软雅黑" w:cs="微软雅黑"/>
-          <w:b/>
-          <w:sz w:val="32"/>
         </w:rPr>
-        <w:t>3. 用户角色与典型场景</w:t>
+        <w:t>核心价值主张：通过「赚取—积累—购买—展示—维护」的闭环，让用户在日常碎片时间中获得成就感、满足感和收集乐趣，同时以真实物价锚定增强沉浸感与价值感知。</w:t>
+      </w:r>
+    </w:p>
+    <w:p>
+      <w:pPr>
+        <w:pStyle w:val="3"/>
+        <w:rPr>
+          <w:rFonts w:hint="eastAsia" w:ascii="微软雅黑" w:hAnsi="微软雅黑" w:eastAsia="微软雅黑" w:cs="微软雅黑"/>
+        </w:rPr>
+      </w:pPr>
+      <w:r>
+        <w:rPr>
+          <w:rFonts w:hint="eastAsia" w:ascii="微软雅黑" w:hAnsi="微软雅黑" w:eastAsia="微软雅黑" w:cs="微软雅黑"/>
+        </w:rPr>
+        <w:t>2. 用户画像（Personas）</w:t>
+      </w:r>
+    </w:p>
+    <w:tbl>
+      <w:tblPr>
+        <w:tblStyle w:val="33"/>
+        <w:tblW w:w="0" w:type="auto"/>
+        <w:tblInd w:w="0" w:type="dxa"/>
+        <w:tblBorders>
+          <w:top w:val="single" w:color="auto" w:sz="4" w:space="0"/>
+          <w:left w:val="single" w:color="auto" w:sz="4" w:space="0"/>
+          <w:bottom w:val="single" w:color="auto" w:sz="4" w:space="0"/>
+          <w:right w:val="single" w:color="auto" w:sz="4" w:space="0"/>
+          <w:insideH w:val="single" w:color="auto" w:sz="4" w:space="0"/>
+          <w:insideV w:val="single" w:color="auto" w:sz="4" w:space="0"/>
+        </w:tblBorders>
+        <w:tblLayout w:type="autofit"/>
+        <w:tblCellMar>
+          <w:top w:w="0" w:type="dxa"/>
+          <w:left w:w="108" w:type="dxa"/>
+          <w:bottom w:w="0" w:type="dxa"/>
+          <w:right w:w="108" w:type="dxa"/>
+        </w:tblCellMar>
+      </w:tblPr>
+      <w:tblGrid>
+        <w:gridCol w:w="1728"/>
+        <w:gridCol w:w="1728"/>
+        <w:gridCol w:w="1728"/>
+        <w:gridCol w:w="1728"/>
+        <w:gridCol w:w="1728"/>
+      </w:tblGrid>
+      <w:tr>
+        <w:tblPrEx>
+          <w:tblBorders>
+            <w:top w:val="single" w:color="auto" w:sz="4" w:space="0"/>
+            <w:left w:val="single" w:color="auto" w:sz="4" w:space="0"/>
+            <w:bottom w:val="single" w:color="auto" w:sz="4" w:space="0"/>
+            <w:right w:val="single" w:color="auto" w:sz="4" w:space="0"/>
+            <w:insideH w:val="single" w:color="auto" w:sz="4" w:space="0"/>
+            <w:insideV w:val="single" w:color="auto" w:sz="4" w:space="0"/>
+          </w:tblBorders>
+          <w:tblCellMar>
+            <w:top w:w="0" w:type="dxa"/>
+            <w:left w:w="108" w:type="dxa"/>
+            <w:bottom w:w="0" w:type="dxa"/>
+            <w:right w:w="108" w:type="dxa"/>
+          </w:tblCellMar>
+        </w:tblPrEx>
+        <w:tc>
+          <w:tcPr>
+            <w:tcW w:w="1728" w:type="dxa"/>
+          </w:tcPr>
+          <w:p>
+            <w:pPr>
+              <w:spacing w:after="0" w:line="240" w:lineRule="auto"/>
+              <w:rPr>
+                <w:rFonts w:hint="eastAsia" w:ascii="微软雅黑" w:hAnsi="微软雅黑" w:eastAsia="微软雅黑" w:cs="微软雅黑"/>
+              </w:rPr>
+            </w:pPr>
+            <w:r>
+              <w:rPr>
+                <w:rFonts w:hint="eastAsia" w:ascii="微软雅黑" w:hAnsi="微软雅黑" w:eastAsia="微软雅黑" w:cs="微软雅黑"/>
+              </w:rPr>
+              <w:t>画像</w:t>
+            </w:r>
+          </w:p>
+        </w:tc>
+        <w:tc>
+          <w:tcPr>
+            <w:tcW w:w="1728" w:type="dxa"/>
+          </w:tcPr>
+          <w:p>
+            <w:pPr>
+              <w:spacing w:after="0" w:line="240" w:lineRule="auto"/>
+              <w:rPr>
+                <w:rFonts w:hint="eastAsia" w:ascii="微软雅黑" w:hAnsi="微软雅黑" w:eastAsia="微软雅黑" w:cs="微软雅黑"/>
+              </w:rPr>
+            </w:pPr>
+            <w:r>
+              <w:rPr>
+                <w:rFonts w:hint="eastAsia" w:ascii="微软雅黑" w:hAnsi="微软雅黑" w:eastAsia="微软雅黑" w:cs="微软雅黑"/>
+              </w:rPr>
+              <w:t>典型特征</w:t>
+            </w:r>
+          </w:p>
+        </w:tc>
+        <w:tc>
+          <w:tcPr>
+            <w:tcW w:w="1728" w:type="dxa"/>
+          </w:tcPr>
+          <w:p>
+            <w:pPr>
+              <w:spacing w:after="0" w:line="240" w:lineRule="auto"/>
+              <w:rPr>
+                <w:rFonts w:hint="eastAsia" w:ascii="微软雅黑" w:hAnsi="微软雅黑" w:eastAsia="微软雅黑" w:cs="微软雅黑"/>
+              </w:rPr>
+            </w:pPr>
+            <w:r>
+              <w:rPr>
+                <w:rFonts w:hint="eastAsia" w:ascii="微软雅黑" w:hAnsi="微软雅黑" w:eastAsia="微软雅黑" w:cs="微软雅黑"/>
+              </w:rPr>
+              <w:t>核心动机</w:t>
+            </w:r>
+          </w:p>
+        </w:tc>
+        <w:tc>
+          <w:tcPr>
+            <w:tcW w:w="1728" w:type="dxa"/>
+          </w:tcPr>
+          <w:p>
+            <w:pPr>
+              <w:spacing w:after="0" w:line="240" w:lineRule="auto"/>
+              <w:rPr>
+                <w:rFonts w:hint="eastAsia" w:ascii="微软雅黑" w:hAnsi="微软雅黑" w:eastAsia="微软雅黑" w:cs="微软雅黑"/>
+              </w:rPr>
+            </w:pPr>
+            <w:r>
+              <w:rPr>
+                <w:rFonts w:hint="eastAsia" w:ascii="微软雅黑" w:hAnsi="微软雅黑" w:eastAsia="微软雅黑" w:cs="微软雅黑"/>
+              </w:rPr>
+              <w:t>使用频率</w:t>
+            </w:r>
+          </w:p>
+        </w:tc>
+        <w:tc>
+          <w:tcPr>
+            <w:tcW w:w="1728" w:type="dxa"/>
+          </w:tcPr>
+          <w:p>
+            <w:pPr>
+              <w:spacing w:after="0" w:line="240" w:lineRule="auto"/>
+              <w:rPr>
+                <w:rFonts w:hint="eastAsia" w:ascii="微软雅黑" w:hAnsi="微软雅黑" w:eastAsia="微软雅黑" w:cs="微软雅黑"/>
+              </w:rPr>
+            </w:pPr>
+            <w:r>
+              <w:rPr>
+                <w:rFonts w:hint="eastAsia" w:ascii="微软雅黑" w:hAnsi="微软雅黑" w:eastAsia="微软雅黑" w:cs="微软雅黑"/>
+              </w:rPr>
+              <w:t>关键诉求</w:t>
+            </w:r>
+          </w:p>
+        </w:tc>
+      </w:tr>
+      <w:tr>
+        <w:tblPrEx>
+          <w:tblBorders>
+            <w:top w:val="single" w:color="auto" w:sz="4" w:space="0"/>
+            <w:left w:val="single" w:color="auto" w:sz="4" w:space="0"/>
+            <w:bottom w:val="single" w:color="auto" w:sz="4" w:space="0"/>
+            <w:right w:val="single" w:color="auto" w:sz="4" w:space="0"/>
+            <w:insideH w:val="single" w:color="auto" w:sz="4" w:space="0"/>
+            <w:insideV w:val="single" w:color="auto" w:sz="4" w:space="0"/>
+          </w:tblBorders>
+          <w:tblCellMar>
+            <w:top w:w="0" w:type="dxa"/>
+            <w:left w:w="108" w:type="dxa"/>
+            <w:bottom w:w="0" w:type="dxa"/>
+            <w:right w:w="108" w:type="dxa"/>
+          </w:tblCellMar>
+        </w:tblPrEx>
+        <w:tc>
+          <w:tcPr>
+            <w:tcW w:w="1728" w:type="dxa"/>
+          </w:tcPr>
+          <w:p>
+            <w:pPr>
+              <w:spacing w:after="0" w:line="240" w:lineRule="auto"/>
+              <w:rPr>
+                <w:rFonts w:hint="eastAsia" w:ascii="微软雅黑" w:hAnsi="微软雅黑" w:eastAsia="微软雅黑" w:cs="微软雅黑"/>
+              </w:rPr>
+            </w:pPr>
+            <w:r>
+              <w:rPr>
+                <w:rFonts w:hint="eastAsia" w:ascii="微软雅黑" w:hAnsi="微软雅黑" w:eastAsia="微软雅黑" w:cs="微软雅黑"/>
+              </w:rPr>
+              <w:t>P1 收集型玩家</w:t>
+            </w:r>
+          </w:p>
+        </w:tc>
+        <w:tc>
+          <w:tcPr>
+            <w:tcW w:w="1728" w:type="dxa"/>
+          </w:tcPr>
+          <w:p>
+            <w:pPr>
+              <w:spacing w:after="0" w:line="240" w:lineRule="auto"/>
+              <w:rPr>
+                <w:rFonts w:hint="eastAsia" w:ascii="微软雅黑" w:hAnsi="微软雅黑" w:eastAsia="微软雅黑" w:cs="微软雅黑"/>
+              </w:rPr>
+            </w:pPr>
+            <w:r>
+              <w:rPr>
+                <w:rFonts w:hint="eastAsia" w:ascii="微软雅黑" w:hAnsi="微软雅黑" w:eastAsia="微软雅黑" w:cs="微软雅黑"/>
+              </w:rPr>
+              <w:t>喜欢解锁、图鉴、成就</w:t>
+            </w:r>
+          </w:p>
+        </w:tc>
+        <w:tc>
+          <w:tcPr>
+            <w:tcW w:w="1728" w:type="dxa"/>
+          </w:tcPr>
+          <w:p>
+            <w:pPr>
+              <w:spacing w:after="0" w:line="240" w:lineRule="auto"/>
+              <w:rPr>
+                <w:rFonts w:hint="eastAsia" w:ascii="微软雅黑" w:hAnsi="微软雅黑" w:eastAsia="微软雅黑" w:cs="微软雅黑"/>
+              </w:rPr>
+            </w:pPr>
+            <w:r>
+              <w:rPr>
+                <w:rFonts w:hint="eastAsia" w:ascii="微软雅黑" w:hAnsi="微软雅黑" w:eastAsia="微软雅黑" w:cs="微软雅黑"/>
+              </w:rPr>
+              <w:t>完成收集、展示稀有物品</w:t>
+            </w:r>
+          </w:p>
+        </w:tc>
+        <w:tc>
+          <w:tcPr>
+            <w:tcW w:w="1728" w:type="dxa"/>
+          </w:tcPr>
+          <w:p>
+            <w:pPr>
+              <w:spacing w:after="0" w:line="240" w:lineRule="auto"/>
+              <w:rPr>
+                <w:rFonts w:hint="eastAsia" w:ascii="微软雅黑" w:hAnsi="微软雅黑" w:eastAsia="微软雅黑" w:cs="微软雅黑"/>
+              </w:rPr>
+            </w:pPr>
+            <w:r>
+              <w:rPr>
+                <w:rFonts w:hint="eastAsia" w:ascii="微软雅黑" w:hAnsi="微软雅黑" w:eastAsia="微软雅黑" w:cs="微软雅黑"/>
+              </w:rPr>
+              <w:t>每日 30-60 分钟</w:t>
+            </w:r>
+          </w:p>
+        </w:tc>
+        <w:tc>
+          <w:tcPr>
+            <w:tcW w:w="1728" w:type="dxa"/>
+          </w:tcPr>
+          <w:p>
+            <w:pPr>
+              <w:spacing w:after="0" w:line="240" w:lineRule="auto"/>
+              <w:rPr>
+                <w:rFonts w:hint="eastAsia" w:ascii="微软雅黑" w:hAnsi="微软雅黑" w:eastAsia="微软雅黑" w:cs="微软雅黑"/>
+              </w:rPr>
+            </w:pPr>
+            <w:r>
+              <w:rPr>
+                <w:rFonts w:hint="eastAsia" w:ascii="微软雅黑" w:hAnsi="微软雅黑" w:eastAsia="微软雅黑" w:cs="微软雅黑"/>
+              </w:rPr>
+              <w:t>丰富品类、精美展示、长期目标</w:t>
+            </w:r>
+          </w:p>
+        </w:tc>
+      </w:tr>
+      <w:tr>
+        <w:tblPrEx>
+          <w:tblBorders>
+            <w:top w:val="single" w:color="auto" w:sz="4" w:space="0"/>
+            <w:left w:val="single" w:color="auto" w:sz="4" w:space="0"/>
+            <w:bottom w:val="single" w:color="auto" w:sz="4" w:space="0"/>
+            <w:right w:val="single" w:color="auto" w:sz="4" w:space="0"/>
+            <w:insideH w:val="single" w:color="auto" w:sz="4" w:space="0"/>
+            <w:insideV w:val="single" w:color="auto" w:sz="4" w:space="0"/>
+          </w:tblBorders>
+          <w:tblCellMar>
+            <w:top w:w="0" w:type="dxa"/>
+            <w:left w:w="108" w:type="dxa"/>
+            <w:bottom w:w="0" w:type="dxa"/>
+            <w:right w:w="108" w:type="dxa"/>
+          </w:tblCellMar>
+        </w:tblPrEx>
+        <w:tc>
+          <w:tcPr>
+            <w:tcW w:w="1728" w:type="dxa"/>
+          </w:tcPr>
+          <w:p>
+            <w:pPr>
+              <w:spacing w:after="0" w:line="240" w:lineRule="auto"/>
+              <w:rPr>
+                <w:rFonts w:hint="eastAsia" w:ascii="微软雅黑" w:hAnsi="微软雅黑" w:eastAsia="微软雅黑" w:cs="微软雅黑"/>
+              </w:rPr>
+            </w:pPr>
+            <w:r>
+              <w:rPr>
+                <w:rFonts w:hint="eastAsia" w:ascii="微软雅黑" w:hAnsi="微软雅黑" w:eastAsia="微软雅黑" w:cs="微软雅黑"/>
+              </w:rPr>
+              <w:t>P2 日常消遣型</w:t>
+            </w:r>
+          </w:p>
+        </w:tc>
+        <w:tc>
+          <w:tcPr>
+            <w:tcW w:w="1728" w:type="dxa"/>
+          </w:tcPr>
+          <w:p>
+            <w:pPr>
+              <w:spacing w:after="0" w:line="240" w:lineRule="auto"/>
+              <w:rPr>
+                <w:rFonts w:hint="eastAsia" w:ascii="微软雅黑" w:hAnsi="微软雅黑" w:eastAsia="微软雅黑" w:cs="微软雅黑"/>
+              </w:rPr>
+            </w:pPr>
+            <w:r>
+              <w:rPr>
+                <w:rFonts w:hint="eastAsia" w:ascii="微软雅黑" w:hAnsi="微软雅黑" w:eastAsia="微软雅黑" w:cs="微软雅黑"/>
+              </w:rPr>
+              <w:t>碎片时间使用工具/小游戏</w:t>
+            </w:r>
+          </w:p>
+        </w:tc>
+        <w:tc>
+          <w:tcPr>
+            <w:tcW w:w="1728" w:type="dxa"/>
+          </w:tcPr>
+          <w:p>
+            <w:pPr>
+              <w:spacing w:after="0" w:line="240" w:lineRule="auto"/>
+              <w:rPr>
+                <w:rFonts w:hint="eastAsia" w:ascii="微软雅黑" w:hAnsi="微软雅黑" w:eastAsia="微软雅黑" w:cs="微软雅黑"/>
+              </w:rPr>
+            </w:pPr>
+            <w:r>
+              <w:rPr>
+                <w:rFonts w:hint="eastAsia" w:ascii="微软雅黑" w:hAnsi="微软雅黑" w:eastAsia="微软雅黑" w:cs="微软雅黑"/>
+              </w:rPr>
+              <w:t>打发时间、小额积累</w:t>
+            </w:r>
+          </w:p>
+        </w:tc>
+        <w:tc>
+          <w:tcPr>
+            <w:tcW w:w="1728" w:type="dxa"/>
+          </w:tcPr>
+          <w:p>
+            <w:pPr>
+              <w:spacing w:after="0" w:line="240" w:lineRule="auto"/>
+              <w:rPr>
+                <w:rFonts w:hint="eastAsia" w:ascii="微软雅黑" w:hAnsi="微软雅黑" w:eastAsia="微软雅黑" w:cs="微软雅黑"/>
+              </w:rPr>
+            </w:pPr>
+            <w:r>
+              <w:rPr>
+                <w:rFonts w:hint="eastAsia" w:ascii="微软雅黑" w:hAnsi="微软雅黑" w:eastAsia="微软雅黑" w:cs="微软雅黑"/>
+              </w:rPr>
+              <w:t>每日 10-20 分钟</w:t>
+            </w:r>
+          </w:p>
+        </w:tc>
+        <w:tc>
+          <w:tcPr>
+            <w:tcW w:w="1728" w:type="dxa"/>
+          </w:tcPr>
+          <w:p>
+            <w:pPr>
+              <w:spacing w:after="0" w:line="240" w:lineRule="auto"/>
+              <w:rPr>
+                <w:rFonts w:hint="eastAsia" w:ascii="微软雅黑" w:hAnsi="微软雅黑" w:eastAsia="微软雅黑" w:cs="微软雅黑"/>
+              </w:rPr>
+            </w:pPr>
+            <w:r>
+              <w:rPr>
+                <w:rFonts w:hint="eastAsia" w:ascii="微软雅黑" w:hAnsi="微软雅黑" w:eastAsia="微软雅黑" w:cs="微软雅黑"/>
+              </w:rPr>
+              <w:t>操作简单、奖励明确、无压力</w:t>
+            </w:r>
+          </w:p>
+        </w:tc>
+      </w:tr>
+      <w:tr>
+        <w:tblPrEx>
+          <w:tblBorders>
+            <w:top w:val="single" w:color="auto" w:sz="4" w:space="0"/>
+            <w:left w:val="single" w:color="auto" w:sz="4" w:space="0"/>
+            <w:bottom w:val="single" w:color="auto" w:sz="4" w:space="0"/>
+            <w:right w:val="single" w:color="auto" w:sz="4" w:space="0"/>
+            <w:insideH w:val="single" w:color="auto" w:sz="4" w:space="0"/>
+            <w:insideV w:val="single" w:color="auto" w:sz="4" w:space="0"/>
+          </w:tblBorders>
+          <w:tblCellMar>
+            <w:top w:w="0" w:type="dxa"/>
+            <w:left w:w="108" w:type="dxa"/>
+            <w:bottom w:w="0" w:type="dxa"/>
+            <w:right w:w="108" w:type="dxa"/>
+          </w:tblCellMar>
+        </w:tblPrEx>
+        <w:tc>
+          <w:tcPr>
+            <w:tcW w:w="1728" w:type="dxa"/>
+          </w:tcPr>
+          <w:p>
+            <w:pPr>
+              <w:spacing w:after="0" w:line="240" w:lineRule="auto"/>
+              <w:rPr>
+                <w:rFonts w:hint="eastAsia" w:ascii="微软雅黑" w:hAnsi="微软雅黑" w:eastAsia="微软雅黑" w:cs="微软雅黑"/>
+              </w:rPr>
+            </w:pPr>
+            <w:r>
+              <w:rPr>
+                <w:rFonts w:hint="eastAsia" w:ascii="微软雅黑" w:hAnsi="微软雅黑" w:eastAsia="微软雅黑" w:cs="微软雅黑"/>
+              </w:rPr>
+              <w:t>P3 生活模拟型</w:t>
+            </w:r>
+          </w:p>
+        </w:tc>
+        <w:tc>
+          <w:tcPr>
+            <w:tcW w:w="1728" w:type="dxa"/>
+          </w:tcPr>
+          <w:p>
+            <w:pPr>
+              <w:spacing w:after="0" w:line="240" w:lineRule="auto"/>
+              <w:rPr>
+                <w:rFonts w:hint="eastAsia" w:ascii="微软雅黑" w:hAnsi="微软雅黑" w:eastAsia="微软雅黑" w:cs="微软雅黑"/>
+              </w:rPr>
+            </w:pPr>
+            <w:r>
+              <w:rPr>
+                <w:rFonts w:hint="eastAsia" w:ascii="微软雅黑" w:hAnsi="微软雅黑" w:eastAsia="微软雅黑" w:cs="微软雅黑"/>
+              </w:rPr>
+              <w:t>关注宠物/绿植/居住装修</w:t>
+            </w:r>
+          </w:p>
+        </w:tc>
+        <w:tc>
+          <w:tcPr>
+            <w:tcW w:w="1728" w:type="dxa"/>
+          </w:tcPr>
+          <w:p>
+            <w:pPr>
+              <w:spacing w:after="0" w:line="240" w:lineRule="auto"/>
+              <w:rPr>
+                <w:rFonts w:hint="eastAsia" w:ascii="微软雅黑" w:hAnsi="微软雅黑" w:eastAsia="微软雅黑" w:cs="微软雅黑"/>
+              </w:rPr>
+            </w:pPr>
+            <w:r>
+              <w:rPr>
+                <w:rFonts w:hint="eastAsia" w:ascii="微软雅黑" w:hAnsi="微软雅黑" w:eastAsia="微软雅黑" w:cs="微软雅黑"/>
+              </w:rPr>
+              <w:t>养成互动、空间美化</w:t>
+            </w:r>
+          </w:p>
+        </w:tc>
+        <w:tc>
+          <w:tcPr>
+            <w:tcW w:w="1728" w:type="dxa"/>
+          </w:tcPr>
+          <w:p>
+            <w:pPr>
+              <w:spacing w:after="0" w:line="240" w:lineRule="auto"/>
+              <w:rPr>
+                <w:rFonts w:hint="eastAsia" w:ascii="微软雅黑" w:hAnsi="微软雅黑" w:eastAsia="微软雅黑" w:cs="微软雅黑"/>
+              </w:rPr>
+            </w:pPr>
+            <w:r>
+              <w:rPr>
+                <w:rFonts w:hint="eastAsia" w:ascii="微软雅黑" w:hAnsi="微软雅黑" w:eastAsia="微软雅黑" w:cs="微软雅黑"/>
+              </w:rPr>
+              <w:t>每日 20-40 分钟</w:t>
+            </w:r>
+          </w:p>
+        </w:tc>
+        <w:tc>
+          <w:tcPr>
+            <w:tcW w:w="1728" w:type="dxa"/>
+          </w:tcPr>
+          <w:p>
+            <w:pPr>
+              <w:spacing w:after="0" w:line="240" w:lineRule="auto"/>
+              <w:rPr>
+                <w:rFonts w:hint="eastAsia" w:ascii="微软雅黑" w:hAnsi="微软雅黑" w:eastAsia="微软雅黑" w:cs="微软雅黑"/>
+              </w:rPr>
+            </w:pPr>
+            <w:r>
+              <w:rPr>
+                <w:rFonts w:hint="eastAsia" w:ascii="微软雅黑" w:hAnsi="微软雅黑" w:eastAsia="微软雅黑" w:cs="微软雅黑"/>
+              </w:rPr>
+              <w:t>真实感互动、状态反馈、轻度惩罚</w:t>
+            </w:r>
+          </w:p>
+        </w:tc>
+      </w:tr>
+      <w:tr>
+        <w:tblPrEx>
+          <w:tblBorders>
+            <w:top w:val="single" w:color="auto" w:sz="4" w:space="0"/>
+            <w:left w:val="single" w:color="auto" w:sz="4" w:space="0"/>
+            <w:bottom w:val="single" w:color="auto" w:sz="4" w:space="0"/>
+            <w:right w:val="single" w:color="auto" w:sz="4" w:space="0"/>
+            <w:insideH w:val="single" w:color="auto" w:sz="4" w:space="0"/>
+            <w:insideV w:val="single" w:color="auto" w:sz="4" w:space="0"/>
+          </w:tblBorders>
+          <w:tblCellMar>
+            <w:top w:w="0" w:type="dxa"/>
+            <w:left w:w="108" w:type="dxa"/>
+            <w:bottom w:w="0" w:type="dxa"/>
+            <w:right w:w="108" w:type="dxa"/>
+          </w:tblCellMar>
+        </w:tblPrEx>
+        <w:tc>
+          <w:tcPr>
+            <w:tcW w:w="1728" w:type="dxa"/>
+          </w:tcPr>
+          <w:p>
+            <w:pPr>
+              <w:spacing w:after="0" w:line="240" w:lineRule="auto"/>
+              <w:rPr>
+                <w:rFonts w:hint="eastAsia" w:ascii="微软雅黑" w:hAnsi="微软雅黑" w:eastAsia="微软雅黑" w:cs="微软雅黑"/>
+              </w:rPr>
+            </w:pPr>
+            <w:r>
+              <w:rPr>
+                <w:rFonts w:hint="eastAsia" w:ascii="微软雅黑" w:hAnsi="微软雅黑" w:eastAsia="微软雅黑" w:cs="微软雅黑"/>
+              </w:rPr>
+              <w:t>P4 目标驱动型</w:t>
+            </w:r>
+          </w:p>
+        </w:tc>
+        <w:tc>
+          <w:tcPr>
+            <w:tcW w:w="1728" w:type="dxa"/>
+          </w:tcPr>
+          <w:p>
+            <w:pPr>
+              <w:spacing w:after="0" w:line="240" w:lineRule="auto"/>
+              <w:rPr>
+                <w:rFonts w:hint="eastAsia" w:ascii="微软雅黑" w:hAnsi="微软雅黑" w:eastAsia="微软雅黑" w:cs="微软雅黑"/>
+              </w:rPr>
+            </w:pPr>
+            <w:r>
+              <w:rPr>
+                <w:rFonts w:hint="eastAsia" w:ascii="微软雅黑" w:hAnsi="微软雅黑" w:eastAsia="微软雅黑" w:cs="微软雅黑"/>
+              </w:rPr>
+              <w:t>依赖 TODO 与任务清单</w:t>
+            </w:r>
+          </w:p>
+        </w:tc>
+        <w:tc>
+          <w:tcPr>
+            <w:tcW w:w="1728" w:type="dxa"/>
+          </w:tcPr>
+          <w:p>
+            <w:pPr>
+              <w:spacing w:after="0" w:line="240" w:lineRule="auto"/>
+              <w:rPr>
+                <w:rFonts w:hint="eastAsia" w:ascii="微软雅黑" w:hAnsi="微软雅黑" w:eastAsia="微软雅黑" w:cs="微软雅黑"/>
+              </w:rPr>
+            </w:pPr>
+            <w:r>
+              <w:rPr>
+                <w:rFonts w:hint="eastAsia" w:ascii="微软雅黑" w:hAnsi="微软雅黑" w:eastAsia="微软雅黑" w:cs="微软雅黑"/>
+              </w:rPr>
+              <w:t>完成任务获得奖励</w:t>
+            </w:r>
+          </w:p>
+        </w:tc>
+        <w:tc>
+          <w:tcPr>
+            <w:tcW w:w="1728" w:type="dxa"/>
+          </w:tcPr>
+          <w:p>
+            <w:pPr>
+              <w:spacing w:after="0" w:line="240" w:lineRule="auto"/>
+              <w:rPr>
+                <w:rFonts w:hint="eastAsia" w:ascii="微软雅黑" w:hAnsi="微软雅黑" w:eastAsia="微软雅黑" w:cs="微软雅黑"/>
+              </w:rPr>
+            </w:pPr>
+            <w:r>
+              <w:rPr>
+                <w:rFonts w:hint="eastAsia" w:ascii="微软雅黑" w:hAnsi="微软雅黑" w:eastAsia="微软雅黑" w:cs="微软雅黑"/>
+              </w:rPr>
+              <w:t>按任务周期</w:t>
+            </w:r>
+          </w:p>
+        </w:tc>
+        <w:tc>
+          <w:tcPr>
+            <w:tcW w:w="1728" w:type="dxa"/>
+          </w:tcPr>
+          <w:p>
+            <w:pPr>
+              <w:spacing w:after="0" w:line="240" w:lineRule="auto"/>
+              <w:rPr>
+                <w:rFonts w:hint="eastAsia" w:ascii="微软雅黑" w:hAnsi="微软雅黑" w:eastAsia="微软雅黑" w:cs="微软雅黑"/>
+              </w:rPr>
+            </w:pPr>
+            <w:r>
+              <w:rPr>
+                <w:rFonts w:hint="eastAsia" w:ascii="微软雅黑" w:hAnsi="微软雅黑" w:eastAsia="微软雅黑" w:cs="微软雅黑"/>
+              </w:rPr>
+              <w:t>可自定义任务、优先级、截止日期</w:t>
+            </w:r>
+          </w:p>
+        </w:tc>
+      </w:tr>
+      <w:tr>
+        <w:tblPrEx>
+          <w:tblBorders>
+            <w:top w:val="single" w:color="auto" w:sz="4" w:space="0"/>
+            <w:left w:val="single" w:color="auto" w:sz="4" w:space="0"/>
+            <w:bottom w:val="single" w:color="auto" w:sz="4" w:space="0"/>
+            <w:right w:val="single" w:color="auto" w:sz="4" w:space="0"/>
+            <w:insideH w:val="single" w:color="auto" w:sz="4" w:space="0"/>
+            <w:insideV w:val="single" w:color="auto" w:sz="4" w:space="0"/>
+          </w:tblBorders>
+          <w:tblCellMar>
+            <w:top w:w="0" w:type="dxa"/>
+            <w:left w:w="108" w:type="dxa"/>
+            <w:bottom w:w="0" w:type="dxa"/>
+            <w:right w:w="108" w:type="dxa"/>
+          </w:tblCellMar>
+        </w:tblPrEx>
+        <w:tc>
+          <w:tcPr>
+            <w:tcW w:w="1728" w:type="dxa"/>
+          </w:tcPr>
+          <w:p>
+            <w:pPr>
+              <w:spacing w:after="0" w:line="240" w:lineRule="auto"/>
+              <w:rPr>
+                <w:rFonts w:hint="eastAsia" w:ascii="微软雅黑" w:hAnsi="微软雅黑" w:eastAsia="微软雅黑" w:cs="微软雅黑"/>
+              </w:rPr>
+            </w:pPr>
+            <w:r>
+              <w:rPr>
+                <w:rFonts w:hint="eastAsia" w:ascii="微软雅黑" w:hAnsi="微软雅黑" w:eastAsia="微软雅黑" w:cs="微软雅黑"/>
+              </w:rPr>
+              <w:t>P5 鉴赏展示型</w:t>
+            </w:r>
+          </w:p>
+        </w:tc>
+        <w:tc>
+          <w:tcPr>
+            <w:tcW w:w="1728" w:type="dxa"/>
+          </w:tcPr>
+          <w:p>
+            <w:pPr>
+              <w:spacing w:after="0" w:line="240" w:lineRule="auto"/>
+              <w:rPr>
+                <w:rFonts w:hint="eastAsia" w:ascii="微软雅黑" w:hAnsi="微软雅黑" w:eastAsia="微软雅黑" w:cs="微软雅黑"/>
+              </w:rPr>
+            </w:pPr>
+            <w:r>
+              <w:rPr>
+                <w:rFonts w:hint="eastAsia" w:ascii="微软雅黑" w:hAnsi="微软雅黑" w:eastAsia="微软雅黑" w:cs="微软雅黑"/>
+              </w:rPr>
+              <w:t>重视 UI/3D/立绘品质</w:t>
+            </w:r>
+          </w:p>
+        </w:tc>
+        <w:tc>
+          <w:tcPr>
+            <w:tcW w:w="1728" w:type="dxa"/>
+          </w:tcPr>
+          <w:p>
+            <w:pPr>
+              <w:spacing w:after="0" w:line="240" w:lineRule="auto"/>
+              <w:rPr>
+                <w:rFonts w:hint="eastAsia" w:ascii="微软雅黑" w:hAnsi="微软雅黑" w:eastAsia="微软雅黑" w:cs="微软雅黑"/>
+              </w:rPr>
+            </w:pPr>
+            <w:r>
+              <w:rPr>
+                <w:rFonts w:hint="eastAsia" w:ascii="微软雅黑" w:hAnsi="微软雅黑" w:eastAsia="微软雅黑" w:cs="微软雅黑"/>
+              </w:rPr>
+              <w:t>欣赏与分享式展示</w:t>
+            </w:r>
+          </w:p>
+        </w:tc>
+        <w:tc>
+          <w:tcPr>
+            <w:tcW w:w="1728" w:type="dxa"/>
+          </w:tcPr>
+          <w:p>
+            <w:pPr>
+              <w:spacing w:after="0" w:line="240" w:lineRule="auto"/>
+              <w:rPr>
+                <w:rFonts w:hint="eastAsia" w:ascii="微软雅黑" w:hAnsi="微软雅黑" w:eastAsia="微软雅黑" w:cs="微软雅黑"/>
+              </w:rPr>
+            </w:pPr>
+            <w:r>
+              <w:rPr>
+                <w:rFonts w:hint="eastAsia" w:ascii="微软雅黑" w:hAnsi="微软雅黑" w:eastAsia="微软雅黑" w:cs="微软雅黑"/>
+              </w:rPr>
+              <w:t>不定期深度浏览</w:t>
+            </w:r>
+          </w:p>
+        </w:tc>
+        <w:tc>
+          <w:tcPr>
+            <w:tcW w:w="1728" w:type="dxa"/>
+          </w:tcPr>
+          <w:p>
+            <w:pPr>
+              <w:spacing w:after="0" w:line="240" w:lineRule="auto"/>
+              <w:rPr>
+                <w:rFonts w:hint="eastAsia" w:ascii="微软雅黑" w:hAnsi="微软雅黑" w:eastAsia="微软雅黑" w:cs="微软雅黑"/>
+              </w:rPr>
+            </w:pPr>
+            <w:r>
+              <w:rPr>
+                <w:rFonts w:hint="eastAsia" w:ascii="微软雅黑" w:hAnsi="微软雅黑" w:eastAsia="微软雅黑" w:cs="微软雅黑"/>
+              </w:rPr>
+              <w:t>高质感商城与展陈、流畅动画</w:t>
+            </w:r>
+          </w:p>
+        </w:tc>
+      </w:tr>
+    </w:tbl>
+    <w:p>
+      <w:pPr>
+        <w:pStyle w:val="3"/>
+        <w:rPr>
+          <w:rFonts w:hint="eastAsia" w:ascii="微软雅黑" w:hAnsi="微软雅黑" w:eastAsia="微软雅黑" w:cs="微软雅黑"/>
+        </w:rPr>
+      </w:pPr>
+      <w:r>
+        <w:rPr>
+          <w:rFonts w:hint="eastAsia" w:ascii="微软雅黑" w:hAnsi="微软雅黑" w:eastAsia="微软雅黑" w:cs="微软雅黑"/>
+        </w:rPr>
+        <w:t>3. 用户痛点分析</w:t>
       </w:r>
     </w:p>
     <w:tbl>
@@ -181,7 +913,7 @@
               <w:rPr>
                 <w:rFonts w:hint="eastAsia" w:ascii="微软雅黑" w:hAnsi="微软雅黑" w:eastAsia="微软雅黑" w:cs="微软雅黑"/>
               </w:rPr>
-              <w:t>编号</w:t>
+              <w:t>痛点编号</w:t>
             </w:r>
           </w:p>
         </w:tc>
@@ -200,7 +932,7 @@
               <w:rPr>
                 <w:rFonts w:hint="eastAsia" w:ascii="微软雅黑" w:hAnsi="微软雅黑" w:eastAsia="微软雅黑" w:cs="微软雅黑"/>
               </w:rPr>
-              <w:t>场景</w:t>
+              <w:t>痛点描述</w:t>
             </w:r>
           </w:p>
         </w:tc>
@@ -219,7 +951,7 @@
               <w:rPr>
                 <w:rFonts w:hint="eastAsia" w:ascii="微软雅黑" w:hAnsi="微软雅黑" w:eastAsia="微软雅黑" w:cs="微软雅黑"/>
               </w:rPr>
-              <w:t>期望结果</w:t>
+              <w:t>云斋解决方案</w:t>
             </w:r>
           </w:p>
         </w:tc>
@@ -256,7 +988,7 @@
               <w:rPr>
                 <w:rFonts w:hint="eastAsia" w:ascii="微软雅黑" w:hAnsi="微软雅黑" w:eastAsia="微软雅黑" w:cs="微软雅黑"/>
               </w:rPr>
-              <w:t>UC-01</w:t>
+              <w:t>UP-01</w:t>
             </w:r>
           </w:p>
         </w:tc>
@@ -275,7 +1007,7 @@
               <w:rPr>
                 <w:rFonts w:hint="eastAsia" w:ascii="微软雅黑" w:hAnsi="微软雅黑" w:eastAsia="微软雅黑" w:cs="微软雅黑"/>
               </w:rPr>
-              <w:t>进入云斋查看车辆列表</w:t>
+              <w:t>真实消费成本高，难以体验「购买大件」的满足感</w:t>
             </w:r>
           </w:p>
         </w:tc>
@@ -294,7 +1026,7 @@
               <w:rPr>
                 <w:rFonts w:hint="eastAsia" w:ascii="微软雅黑" w:hAnsi="微软雅黑" w:eastAsia="微软雅黑" w:cs="微软雅黑"/>
               </w:rPr>
-              <w:t>展示用户名下全部虚拟汽车卡片/列表，含名称、缩略图、最近定制摘要</w:t>
+              <w:t>虚拟物价 1:1 锚定真实市场，超跑约 200 万、沙发约 300 元</w:t>
             </w:r>
           </w:p>
         </w:tc>
@@ -331,7 +1063,7 @@
               <w:rPr>
                 <w:rFonts w:hint="eastAsia" w:ascii="微软雅黑" w:hAnsi="微软雅黑" w:eastAsia="微软雅黑" w:cs="微软雅黑"/>
               </w:rPr>
-              <w:t>UC-02</w:t>
+              <w:t>UP-02</w:t>
             </w:r>
           </w:p>
         </w:tc>
@@ -350,7 +1082,7 @@
               <w:rPr>
                 <w:rFonts w:hint="eastAsia" w:ascii="微软雅黑" w:hAnsi="微软雅黑" w:eastAsia="微软雅黑" w:cs="微软雅黑"/>
               </w:rPr>
-              <w:t>打开某辆车进入展车页</w:t>
+              <w:t>日常任务枯燥，缺乏即时正反馈</w:t>
             </w:r>
           </w:p>
         </w:tc>
@@ -369,7 +1101,7 @@
               <w:rPr>
                 <w:rFonts w:hint="eastAsia" w:ascii="微软雅黑" w:hAnsi="微软雅黑" w:eastAsia="微软雅黑" w:cs="微软雅黑"/>
               </w:rPr>
-              <w:t>主区域大面积 3D 渲染，可拖拽旋转、滚轮缩放查看外观</w:t>
+              <w:t>工具/小游戏有限次数奖励 + 每日 TODO + 生活模块互动奖励</w:t>
             </w:r>
           </w:p>
         </w:tc>
@@ -406,7 +1138,7 @@
               <w:rPr>
                 <w:rFonts w:hint="eastAsia" w:ascii="微软雅黑" w:hAnsi="微软雅黑" w:eastAsia="微软雅黑" w:cs="微软雅黑"/>
               </w:rPr>
-              <w:t>UC-03</w:t>
+              <w:t>UP-03</w:t>
             </w:r>
           </w:p>
         </w:tc>
@@ -425,7 +1157,7 @@
               <w:rPr>
                 <w:rFonts w:hint="eastAsia" w:ascii="微软雅黑" w:hAnsi="微软雅黑" w:eastAsia="微软雅黑" w:cs="微软雅黑"/>
               </w:rPr>
-              <w:t>定制车身颜色</w:t>
+              <w:t>收集类应用内容空洞，展示缺乏品质感</w:t>
             </w:r>
           </w:p>
         </w:tc>
@@ -444,7 +1176,7 @@
               <w:rPr>
                 <w:rFonts w:hint="eastAsia" w:ascii="微软雅黑" w:hAnsi="微软雅黑" w:eastAsia="微软雅黑" w:cs="微软雅黑"/>
               </w:rPr>
-              <w:t>实时更新车身 PBR 颜色，状态可保存并在下次打开恢复</w:t>
+              <w:t>重点设计商城与物品展示页：扁平高级 UI + 3D/高清资源</w:t>
             </w:r>
           </w:p>
         </w:tc>
@@ -481,7 +1213,7 @@
               <w:rPr>
                 <w:rFonts w:hint="eastAsia" w:ascii="微软雅黑" w:hAnsi="微软雅黑" w:eastAsia="微软雅黑" w:cs="微软雅黑"/>
               </w:rPr>
-              <w:t>UC-04</w:t>
+              <w:t>UP-04</w:t>
             </w:r>
           </w:p>
         </w:tc>
@@ -500,7 +1232,7 @@
               <w:rPr>
                 <w:rFonts w:hint="eastAsia" w:ascii="微软雅黑" w:hAnsi="微软雅黑" w:eastAsia="微软雅黑" w:cs="微软雅黑"/>
               </w:rPr>
-              <w:t>切换轮毂/涂装方案</w:t>
+              <w:t>养成类应用易遗忘，缺乏合理「代价」机制</w:t>
             </w:r>
           </w:p>
         </w:tc>
@@ -519,7 +1251,232 @@
               <w:rPr>
                 <w:rFonts w:hint="eastAsia" w:ascii="微软雅黑" w:hAnsi="微软雅黑" w:eastAsia="微软雅黑" w:cs="微软雅黑"/>
               </w:rPr>
-              <w:t>模型对应部位网格或材质即时切换，无明显闪烁</w:t>
+              <w:t>分级惩罚：忘浇水/喂食/查看车辆等扣虚拟货币，量级随等级调整</w:t>
+            </w:r>
+          </w:p>
+        </w:tc>
+      </w:tr>
+      <w:tr>
+        <w:tblPrEx>
+          <w:tblBorders>
+            <w:top w:val="single" w:color="auto" w:sz="4" w:space="0"/>
+            <w:left w:val="single" w:color="auto" w:sz="4" w:space="0"/>
+            <w:bottom w:val="single" w:color="auto" w:sz="4" w:space="0"/>
+            <w:right w:val="single" w:color="auto" w:sz="4" w:space="0"/>
+            <w:insideH w:val="single" w:color="auto" w:sz="4" w:space="0"/>
+            <w:insideV w:val="single" w:color="auto" w:sz="4" w:space="0"/>
+          </w:tblBorders>
+          <w:tblCellMar>
+            <w:top w:w="0" w:type="dxa"/>
+            <w:left w:w="108" w:type="dxa"/>
+            <w:bottom w:w="0" w:type="dxa"/>
+            <w:right w:w="108" w:type="dxa"/>
+          </w:tblCellMar>
+        </w:tblPrEx>
+        <w:tc>
+          <w:tcPr>
+            <w:tcW w:w="2880" w:type="dxa"/>
+          </w:tcPr>
+          <w:p>
+            <w:pPr>
+              <w:spacing w:after="0" w:line="240" w:lineRule="auto"/>
+              <w:rPr>
+                <w:rFonts w:hint="eastAsia" w:ascii="微软雅黑" w:hAnsi="微软雅黑" w:eastAsia="微软雅黑" w:cs="微软雅黑"/>
+              </w:rPr>
+            </w:pPr>
+            <w:r>
+              <w:rPr>
+                <w:rFonts w:hint="eastAsia" w:ascii="微软雅黑" w:hAnsi="微软雅黑" w:eastAsia="微软雅黑" w:cs="微软雅黑"/>
+              </w:rPr>
+              <w:t>UP-05</w:t>
+            </w:r>
+          </w:p>
+        </w:tc>
+        <w:tc>
+          <w:tcPr>
+            <w:tcW w:w="2880" w:type="dxa"/>
+          </w:tcPr>
+          <w:p>
+            <w:pPr>
+              <w:spacing w:after="0" w:line="240" w:lineRule="auto"/>
+              <w:rPr>
+                <w:rFonts w:hint="eastAsia" w:ascii="微软雅黑" w:hAnsi="微软雅黑" w:eastAsia="微软雅黑" w:cs="微软雅黑"/>
+              </w:rPr>
+            </w:pPr>
+            <w:r>
+              <w:rPr>
+                <w:rFonts w:hint="eastAsia" w:ascii="微软雅黑" w:hAnsi="微软雅黑" w:eastAsia="微软雅黑" w:cs="微软雅黑"/>
+              </w:rPr>
+              <w:t>担心真实支付风险</w:t>
+            </w:r>
+          </w:p>
+        </w:tc>
+        <w:tc>
+          <w:tcPr>
+            <w:tcW w:w="2880" w:type="dxa"/>
+          </w:tcPr>
+          <w:p>
+            <w:pPr>
+              <w:spacing w:after="0" w:line="240" w:lineRule="auto"/>
+              <w:rPr>
+                <w:rFonts w:hint="eastAsia" w:ascii="微软雅黑" w:hAnsi="微软雅黑" w:eastAsia="微软雅黑" w:cs="微软雅黑"/>
+              </w:rPr>
+            </w:pPr>
+            <w:r>
+              <w:rPr>
+                <w:rFonts w:hint="eastAsia" w:ascii="微软雅黑" w:hAnsi="微软雅黑" w:eastAsia="微软雅黑" w:cs="微软雅黑"/>
+              </w:rPr>
+              <w:t>模拟银行卡流程（伪造卡号、支付密码），纯本地虚拟结算</w:t>
+            </w:r>
+          </w:p>
+        </w:tc>
+      </w:tr>
+      <w:tr>
+        <w:tblPrEx>
+          <w:tblBorders>
+            <w:top w:val="single" w:color="auto" w:sz="4" w:space="0"/>
+            <w:left w:val="single" w:color="auto" w:sz="4" w:space="0"/>
+            <w:bottom w:val="single" w:color="auto" w:sz="4" w:space="0"/>
+            <w:right w:val="single" w:color="auto" w:sz="4" w:space="0"/>
+            <w:insideH w:val="single" w:color="auto" w:sz="4" w:space="0"/>
+            <w:insideV w:val="single" w:color="auto" w:sz="4" w:space="0"/>
+          </w:tblBorders>
+          <w:tblCellMar>
+            <w:top w:w="0" w:type="dxa"/>
+            <w:left w:w="108" w:type="dxa"/>
+            <w:bottom w:w="0" w:type="dxa"/>
+            <w:right w:w="108" w:type="dxa"/>
+          </w:tblCellMar>
+        </w:tblPrEx>
+        <w:tc>
+          <w:tcPr>
+            <w:tcW w:w="2880" w:type="dxa"/>
+          </w:tcPr>
+          <w:p>
+            <w:pPr>
+              <w:spacing w:after="0" w:line="240" w:lineRule="auto"/>
+              <w:rPr>
+                <w:rFonts w:hint="eastAsia" w:ascii="微软雅黑" w:hAnsi="微软雅黑" w:eastAsia="微软雅黑" w:cs="微软雅黑"/>
+              </w:rPr>
+            </w:pPr>
+            <w:r>
+              <w:rPr>
+                <w:rFonts w:hint="eastAsia" w:ascii="微软雅黑" w:hAnsi="微软雅黑" w:eastAsia="微软雅黑" w:cs="微软雅黑"/>
+              </w:rPr>
+              <w:t>UP-06</w:t>
+            </w:r>
+          </w:p>
+        </w:tc>
+        <w:tc>
+          <w:tcPr>
+            <w:tcW w:w="2880" w:type="dxa"/>
+          </w:tcPr>
+          <w:p>
+            <w:pPr>
+              <w:spacing w:after="0" w:line="240" w:lineRule="auto"/>
+              <w:rPr>
+                <w:rFonts w:hint="eastAsia" w:ascii="微软雅黑" w:hAnsi="微软雅黑" w:eastAsia="微软雅黑" w:cs="微软雅黑"/>
+              </w:rPr>
+            </w:pPr>
+            <w:r>
+              <w:rPr>
+                <w:rFonts w:hint="eastAsia" w:ascii="微软雅黑" w:hAnsi="微软雅黑" w:eastAsia="微软雅黑" w:cs="微软雅黑"/>
+              </w:rPr>
+              <w:t>内容扩展后系统混乱</w:t>
+            </w:r>
+          </w:p>
+        </w:tc>
+        <w:tc>
+          <w:tcPr>
+            <w:tcW w:w="2880" w:type="dxa"/>
+          </w:tcPr>
+          <w:p>
+            <w:pPr>
+              <w:spacing w:after="0" w:line="240" w:lineRule="auto"/>
+              <w:rPr>
+                <w:rFonts w:hint="eastAsia" w:ascii="微软雅黑" w:hAnsi="微软雅黑" w:eastAsia="微软雅黑" w:cs="微软雅黑"/>
+              </w:rPr>
+            </w:pPr>
+            <w:r>
+              <w:rPr>
+                <w:rFonts w:hint="eastAsia" w:ascii="微软雅黑" w:hAnsi="微软雅黑" w:eastAsia="微软雅黑" w:cs="微软雅黑"/>
+              </w:rPr>
+              <w:t>前期精简工具/游戏列表，预留可扩展任务框架</w:t>
+            </w:r>
+          </w:p>
+        </w:tc>
+      </w:tr>
+      <w:tr>
+        <w:tblPrEx>
+          <w:tblBorders>
+            <w:top w:val="single" w:color="auto" w:sz="4" w:space="0"/>
+            <w:left w:val="single" w:color="auto" w:sz="4" w:space="0"/>
+            <w:bottom w:val="single" w:color="auto" w:sz="4" w:space="0"/>
+            <w:right w:val="single" w:color="auto" w:sz="4" w:space="0"/>
+            <w:insideH w:val="single" w:color="auto" w:sz="4" w:space="0"/>
+            <w:insideV w:val="single" w:color="auto" w:sz="4" w:space="0"/>
+          </w:tblBorders>
+          <w:tblCellMar>
+            <w:top w:w="0" w:type="dxa"/>
+            <w:left w:w="108" w:type="dxa"/>
+            <w:bottom w:w="0" w:type="dxa"/>
+            <w:right w:w="108" w:type="dxa"/>
+          </w:tblCellMar>
+        </w:tblPrEx>
+        <w:tc>
+          <w:tcPr>
+            <w:tcW w:w="2880" w:type="dxa"/>
+          </w:tcPr>
+          <w:p>
+            <w:pPr>
+              <w:spacing w:after="0" w:line="240" w:lineRule="auto"/>
+              <w:rPr>
+                <w:rFonts w:hint="eastAsia" w:ascii="微软雅黑" w:hAnsi="微软雅黑" w:eastAsia="微软雅黑" w:cs="微软雅黑"/>
+              </w:rPr>
+            </w:pPr>
+            <w:r>
+              <w:rPr>
+                <w:rFonts w:hint="eastAsia" w:ascii="微软雅黑" w:hAnsi="微软雅黑" w:eastAsia="微软雅黑" w:cs="微软雅黑"/>
+              </w:rPr>
+              <w:t>UP-07</w:t>
+            </w:r>
+          </w:p>
+        </w:tc>
+        <w:tc>
+          <w:tcPr>
+            <w:tcW w:w="2880" w:type="dxa"/>
+          </w:tcPr>
+          <w:p>
+            <w:pPr>
+              <w:spacing w:after="0" w:line="240" w:lineRule="auto"/>
+              <w:rPr>
+                <w:rFonts w:hint="eastAsia" w:ascii="微软雅黑" w:hAnsi="微软雅黑" w:eastAsia="微软雅黑" w:cs="微软雅黑"/>
+              </w:rPr>
+            </w:pPr>
+            <w:r>
+              <w:rPr>
+                <w:rFonts w:hint="eastAsia" w:ascii="微软雅黑" w:hAnsi="微软雅黑" w:eastAsia="微软雅黑" w:cs="微软雅黑"/>
+              </w:rPr>
+              <w:t>单机使用担心数据丢失</w:t>
+            </w:r>
+          </w:p>
+        </w:tc>
+        <w:tc>
+          <w:tcPr>
+            <w:tcW w:w="2880" w:type="dxa"/>
+          </w:tcPr>
+          <w:p>
+            <w:pPr>
+              <w:spacing w:after="0" w:line="240" w:lineRule="auto"/>
+              <w:rPr>
+                <w:rFonts w:hint="eastAsia" w:ascii="微软雅黑" w:hAnsi="微软雅黑" w:eastAsia="微软雅黑" w:cs="微软雅黑"/>
+              </w:rPr>
+            </w:pPr>
+            <w:r>
+              <w:rPr>
+                <w:rFonts w:hint="eastAsia" w:ascii="微软雅黑" w:hAnsi="微软雅黑" w:eastAsia="微软雅黑" w:cs="微软雅黑"/>
+              </w:rPr>
+              <w:t>v1.0 本地加密存储；后续可选免费云端同步</w:t>
             </w:r>
           </w:p>
         </w:tc>
@@ -527,7 +1484,7 @@
     </w:tbl>
     <w:p>
       <w:pPr>
-        <w:pStyle w:val="4"/>
+        <w:pStyle w:val="3"/>
         <w:rPr>
           <w:rFonts w:hint="eastAsia" w:ascii="微软雅黑" w:hAnsi="微软雅黑" w:eastAsia="微软雅黑" w:cs="微软雅黑"/>
         </w:rPr>
@@ -535,24 +1492,8 @@
       <w:r>
         <w:rPr>
           <w:rFonts w:hint="eastAsia" w:ascii="微软雅黑" w:hAnsi="微软雅黑" w:eastAsia="微软雅黑" w:cs="微软雅黑"/>
-          <w:b/>
-          <w:sz w:val="32"/>
         </w:rPr>
-        <w:t>4. 功能需求（虚拟汽车 v1.1）</w:t>
-      </w:r>
-    </w:p>
-    <w:p>
-      <w:pPr>
-        <w:rPr>
-          <w:rFonts w:hint="eastAsia" w:ascii="微软雅黑" w:hAnsi="微软雅黑" w:eastAsia="微软雅黑" w:cs="微软雅黑"/>
-        </w:rPr>
-      </w:pPr>
-      <w:r>
-        <w:rPr>
-          <w:rFonts w:hint="eastAsia" w:ascii="微软雅黑" w:hAnsi="微软雅黑" w:eastAsia="微软雅黑" w:cs="微软雅黑"/>
-          <w:sz w:val="24"/>
-        </w:rPr>
-        <w:t>FR-CA-01 车辆清单：支持展示多辆虚拟汽车；每辆车包含名称、品牌/系列、缩略图、是否已定制标识。FR-CA-02 展车主页：单车主视图占可视区域主体（建议高度占比≥70%），为应用内该模块最大页面。FR-CA-03 三维外观浏览：基于真实场景感渲染（PBR 材质、环境光照、抗锯齿）；支持鼠标/触控旋转、缩放、平移（平移可选）；v1.1 不支持进入内饰视角。FR-CA-04 外观定制：车身颜色（色板）、轮毂款式、涂装/车漆方案；内饰选项 UI 可展示为「即将推出」但不可操作。FR-CA-05 加载体验：显示加载进度百分比与资源版本信息；加载失败可重试。FR-CA-06 配置持久化：用户定制结果本地保存，切换车辆或重启应用后保持。</w:t>
+        <w:t>4. 用户场景（User Scenarios）</w:t>
       </w:r>
     </w:p>
     <w:p>
@@ -565,10 +1506,8 @@
       <w:r>
         <w:rPr>
           <w:rFonts w:hint="eastAsia" w:ascii="微软雅黑" w:hAnsi="微软雅黑" w:eastAsia="微软雅黑" w:cs="微软雅黑"/>
-          <w:b/>
-          <w:sz w:val="32"/>
         </w:rPr>
-        <w:t>5. 体验参考（小米 SU7 展示页）</w:t>
+        <w:t>4.1 场景 S1：碎片时间赚币</w:t>
       </w:r>
     </w:p>
     <w:p>
@@ -580,9 +1519,8 @@
       <w:r>
         <w:rPr>
           <w:rFonts w:hint="eastAsia" w:ascii="微软雅黑" w:hAnsi="微软雅黑" w:eastAsia="微软雅黑" w:cs="微软雅黑"/>
-          <w:sz w:val="24"/>
         </w:rPr>
-        <w:t>参考站点：https://gamemcu.com/su7/（作者 GameMCU）。需对齐的体验要点：全屏沉浸式画布、HDR 环境反射、车身颜色/轮毂/涂装切换时的即时反馈、阻尼式相机操控、加载进度条、可选自动慢速旋转展示、后处理（如轻微 Bloom）增强质感。注意：仅参考交互与技术实现思路，不得直接拷贝其模型与贴图等受版权保护的资产。</w:t>
+        <w:t>用户：P2 日常消遣型 | 触发：午休 15 分钟 | 前置：已登录，当日工具奖励次数未用尽 | 流程：打开云斋 → 进入工具列表 → 使用「冷笑话」或「日语五十音」→ 获得 0.5~2 元虚拟奖励 → 查看余额增长 | 结果：用户感到轻松且有进展，即使超出奖励次数仍可使用工具但不获奖励 | 验收：奖励次数、金额、余额变动记录准确可见</w:t>
       </w:r>
     </w:p>
     <w:p>
@@ -595,10 +1533,8 @@
       <w:r>
         <w:rPr>
           <w:rFonts w:hint="eastAsia" w:ascii="微软雅黑" w:hAnsi="微软雅黑" w:eastAsia="微软雅黑" w:cs="微软雅黑"/>
-          <w:b/>
-          <w:sz w:val="32"/>
         </w:rPr>
-        <w:t>6. 非功能需求</w:t>
+        <w:t>4.2 场景 S2：完成每日 TODO 购买家具</w:t>
       </w:r>
     </w:p>
     <w:p>
@@ -610,9 +1546,8 @@
       <w:r>
         <w:rPr>
           <w:rFonts w:hint="eastAsia" w:ascii="微软雅黑" w:hAnsi="微软雅黑" w:eastAsia="微软雅黑" w:cs="微软雅黑"/>
-          <w:sz w:val="24"/>
         </w:rPr>
-        <w:t>NFR-01 性能：1080p 窗口下目标 ≥30 FPS（单车型、中画质）；提供高/中/低画质档位。NFR-02 资源：支持 Draco/KTX2 压缩模型；首屏可接受渐进加载。NFR-03 兼容：Windows 10+ 桌面端 Electron；离开模块时释放 WebGL 上下文与定时器。NFR-04 可访问性：定制面板控件具备键盘焦点与 aria-label。NFR-05 离线：v1.1 全部本地资源，不依赖外网 API。</w:t>
+        <w:t>用户：P4 目标驱动型 | 触发：早晨打开应用 | 流程：查看系统随机/定向 TODO（3~5 项）→ 完成「整理桌面文件」自定义任务 → 获得 5~20 元奖励 → 进入商城家具分类 → 筛选排序 → 模拟银行卡支付购买沙发（约 300 元）→ 布置到居住模块 | 结果：任务驱动消费闭环完成 | 验收：TODO 优先级/截止日期生效；支付流程含密码验证；家具出现在居住空间</w:t>
       </w:r>
     </w:p>
     <w:p>
@@ -625,10 +1560,8 @@
       <w:r>
         <w:rPr>
           <w:rFonts w:hint="eastAsia" w:ascii="微软雅黑" w:hAnsi="微软雅黑" w:eastAsia="微软雅黑" w:cs="微软雅黑"/>
-          <w:b/>
-          <w:sz w:val="32"/>
         </w:rPr>
-        <w:t>7. v1.1 范围外</w:t>
+        <w:t>4.3 场景 S3：长期积累购买超跑</w:t>
       </w:r>
     </w:p>
     <w:p>
@@ -640,9 +1573,8 @@
       <w:r>
         <w:rPr>
           <w:rFonts w:hint="eastAsia" w:ascii="微软雅黑" w:hAnsi="微软雅黑" w:eastAsia="微软雅黑" w:cs="微软雅黑"/>
-          <w:sz w:val="24"/>
         </w:rPr>
-        <w:t>内饰 3D 漫游、虚拟住宅/虚拟资产、多人在线、车辆购买交易、云端同步、AR/VR、物理驾驶模拟、自定义上传任意 GLTF（可作为后续版本）。</w:t>
+        <w:t>用户：P1 收集型 + P5 鉴赏型 | 周期：数周至数月 | 流程：持续完成 TODO、生活模块维护、工具奖励 → 资产累计触发等级提升 → 解锁更高每日奖励上限与持有数量上限 → 余额接近目标（如 200 万元）→ 商城购买超跑 → 3D 展厅查看、切换外观 | 结果：达成长期目标，获得高成就感 | 验收：等级与资产挂钩；展车页支持 3D 交互（旋转、颜色、模式切换）</w:t>
       </w:r>
     </w:p>
     <w:p>
@@ -655,10 +1587,8 @@
       <w:r>
         <w:rPr>
           <w:rFonts w:hint="eastAsia" w:ascii="微软雅黑" w:hAnsi="微软雅黑" w:eastAsia="微软雅黑" w:cs="微软雅黑"/>
-          <w:b/>
-          <w:sz w:val="32"/>
         </w:rPr>
-        <w:t>8. 验收标准</w:t>
+        <w:t>4.4 场景 S4：生活模块日常维护</w:t>
       </w:r>
     </w:p>
     <w:p>
@@ -670,12 +1600,3365 @@
       <w:r>
         <w:rPr>
           <w:rFonts w:hint="eastAsia" w:ascii="微软雅黑" w:hAnsi="微软雅黑" w:eastAsia="微软雅黑" w:cs="微软雅黑"/>
-          <w:sz w:val="24"/>
         </w:rPr>
-        <w:t>（1）侧栏出现「云斋」且位于 RSS 下方；（2）至少 1 辆演示车可完整加载并旋转查看；（3）车身颜色、轮毂、涂装各至少 2 种可选项且切换可见；（4）定制状态重启后保留；（5）离开云斋模块后 GPU/内存无持续增长；（6）交互体验经产品与开发共同对照 SU7 页面走查通过。</w:t>
+        <w:t>用户：P3 生活模拟型 | 触发：每日晚间 | 流程：给 3 只宠物喂食/玩耍 → 给 5 株绿植浇水 → 查看汽车完整性 → 获得维护奖励 | 异常：若 48 小时未浇水，触发枯死概率上升；未喂食触发扣款惩罚 | 结果：用户建立日常维护习惯 | 验收：惩罚量级与等级相关；状态可视化（健康度、完整性百分比）</w:t>
       </w:r>
     </w:p>
-    <w:bookmarkEnd w:id="0"/>
+    <w:p>
+      <w:pPr>
+        <w:pStyle w:val="4"/>
+        <w:rPr>
+          <w:rFonts w:hint="eastAsia" w:ascii="微软雅黑" w:hAnsi="微软雅黑" w:eastAsia="微软雅黑" w:cs="微软雅黑"/>
+        </w:rPr>
+      </w:pPr>
+      <w:r>
+        <w:rPr>
+          <w:rFonts w:hint="eastAsia" w:ascii="微软雅黑" w:hAnsi="微软雅黑" w:eastAsia="微软雅黑" w:cs="微软雅黑"/>
+        </w:rPr>
+        <w:t>4.5 场景 S5：随机事件与反诈教育</w:t>
+      </w:r>
+    </w:p>
+    <w:p>
+      <w:pPr>
+        <w:rPr>
+          <w:rFonts w:hint="eastAsia" w:ascii="微软雅黑" w:hAnsi="微软雅黑" w:eastAsia="微软雅黑" w:cs="微软雅黑"/>
+        </w:rPr>
+      </w:pPr>
+      <w:r>
+        <w:rPr>
+          <w:rFonts w:hint="eastAsia" w:ascii="微软雅黑" w:hAnsi="微软雅黑" w:eastAsia="微软雅黑" w:cs="微软雅黑"/>
+        </w:rPr>
+        <w:t>用户：全体 | 触发：系统每周最多一次福利弹窗 | 流程：弹出「恭喜获得 500 元奖励，点击领取」类信息 → 用户需判断是否诈骗 → 若误点诈骗信息扣款；若为真实福利则到账 | 结果：寓教于乐，提升风险意识 | 验收：诈骗文案库足够多样；频率受控（每周≤1）；扣款不过度打击用户</w:t>
+      </w:r>
+    </w:p>
+    <w:p>
+      <w:pPr>
+        <w:pStyle w:val="4"/>
+        <w:rPr>
+          <w:rFonts w:hint="eastAsia" w:ascii="微软雅黑" w:hAnsi="微软雅黑" w:eastAsia="微软雅黑" w:cs="微软雅黑"/>
+        </w:rPr>
+      </w:pPr>
+      <w:r>
+        <w:rPr>
+          <w:rFonts w:hint="eastAsia" w:ascii="微软雅黑" w:hAnsi="微软雅黑" w:eastAsia="微软雅黑" w:cs="微软雅黑"/>
+        </w:rPr>
+        <w:t>4.6 场景 S6：用户上传自定义商品</w:t>
+      </w:r>
+    </w:p>
+    <w:p>
+      <w:pPr>
+        <w:rPr>
+          <w:rFonts w:hint="eastAsia" w:ascii="微软雅黑" w:hAnsi="微软雅黑" w:eastAsia="微软雅黑" w:cs="微软雅黑"/>
+        </w:rPr>
+      </w:pPr>
+      <w:r>
+        <w:rPr>
+          <w:rFonts w:hint="eastAsia" w:ascii="微软雅黑" w:hAnsi="微软雅黑" w:eastAsia="微软雅黑" w:cs="微软雅黑"/>
+        </w:rPr>
+        <w:t>用户：P1/P5 | 流程：上传物品图片与基本信息（名称、类别、描述）→ 系统根据同类市场价自动生成虚拟价格 → 商品进入个人商城或共享池 → 用户可自行「购买」入库或展示 | 约束：价格须参考真实市场同类对标；图片格式推荐 PNG 抠图 | 验收：定价算法可解释；上传审核（本地）无违规内容</w:t>
+      </w:r>
+    </w:p>
+    <w:p>
+      <w:pPr>
+        <w:pStyle w:val="3"/>
+        <w:rPr>
+          <w:rFonts w:hint="eastAsia" w:ascii="微软雅黑" w:hAnsi="微软雅黑" w:eastAsia="微软雅黑" w:cs="微软雅黑"/>
+        </w:rPr>
+      </w:pPr>
+      <w:r>
+        <w:rPr>
+          <w:rFonts w:hint="eastAsia" w:ascii="微软雅黑" w:hAnsi="微软雅黑" w:eastAsia="微软雅黑" w:cs="微软雅黑"/>
+        </w:rPr>
+        <w:t>5. 用户行为模型（User Behavior）</w:t>
+      </w:r>
+    </w:p>
+    <w:p>
+      <w:pPr>
+        <w:rPr>
+          <w:rFonts w:hint="eastAsia" w:ascii="微软雅黑" w:hAnsi="微软雅黑" w:eastAsia="微软雅黑" w:cs="微软雅黑"/>
+        </w:rPr>
+      </w:pPr>
+      <w:r>
+        <w:rPr>
+          <w:rFonts w:hint="eastAsia" w:ascii="微软雅黑" w:hAnsi="微软雅黑" w:eastAsia="微软雅黑" w:cs="微软雅黑"/>
+        </w:rPr>
+        <w:t>典型行为循环（Engagement Loop）：触发（打开云斋）→ 行动（任务/工具/生活维护/浏览商城）→ 奖励（虚拟货币/等级/成就）→ 投资（购买/布置/收藏）→ 展示（个人空间/展车/图鉴）→ 维护（防惩罚/维修/续养）→ 再次触发。</w:t>
+      </w:r>
+    </w:p>
+    <w:tbl>
+      <w:tblPr>
+        <w:tblStyle w:val="33"/>
+        <w:tblW w:w="0" w:type="auto"/>
+        <w:tblInd w:w="0" w:type="dxa"/>
+        <w:tblBorders>
+          <w:top w:val="single" w:color="auto" w:sz="4" w:space="0"/>
+          <w:left w:val="single" w:color="auto" w:sz="4" w:space="0"/>
+          <w:bottom w:val="single" w:color="auto" w:sz="4" w:space="0"/>
+          <w:right w:val="single" w:color="auto" w:sz="4" w:space="0"/>
+          <w:insideH w:val="single" w:color="auto" w:sz="4" w:space="0"/>
+          <w:insideV w:val="single" w:color="auto" w:sz="4" w:space="0"/>
+        </w:tblBorders>
+        <w:tblLayout w:type="autofit"/>
+        <w:tblCellMar>
+          <w:top w:w="0" w:type="dxa"/>
+          <w:left w:w="108" w:type="dxa"/>
+          <w:bottom w:w="0" w:type="dxa"/>
+          <w:right w:w="108" w:type="dxa"/>
+        </w:tblCellMar>
+      </w:tblPr>
+      <w:tblGrid>
+        <w:gridCol w:w="2160"/>
+        <w:gridCol w:w="2160"/>
+        <w:gridCol w:w="2160"/>
+        <w:gridCol w:w="2160"/>
+      </w:tblGrid>
+      <w:tr>
+        <w:tblPrEx>
+          <w:tblBorders>
+            <w:top w:val="single" w:color="auto" w:sz="4" w:space="0"/>
+            <w:left w:val="single" w:color="auto" w:sz="4" w:space="0"/>
+            <w:bottom w:val="single" w:color="auto" w:sz="4" w:space="0"/>
+            <w:right w:val="single" w:color="auto" w:sz="4" w:space="0"/>
+            <w:insideH w:val="single" w:color="auto" w:sz="4" w:space="0"/>
+            <w:insideV w:val="single" w:color="auto" w:sz="4" w:space="0"/>
+          </w:tblBorders>
+          <w:tblCellMar>
+            <w:top w:w="0" w:type="dxa"/>
+            <w:left w:w="108" w:type="dxa"/>
+            <w:bottom w:w="0" w:type="dxa"/>
+            <w:right w:w="108" w:type="dxa"/>
+          </w:tblCellMar>
+        </w:tblPrEx>
+        <w:tc>
+          <w:tcPr>
+            <w:tcW w:w="2160" w:type="dxa"/>
+          </w:tcPr>
+          <w:p>
+            <w:pPr>
+              <w:spacing w:after="0" w:line="240" w:lineRule="auto"/>
+              <w:rPr>
+                <w:rFonts w:hint="eastAsia" w:ascii="微软雅黑" w:hAnsi="微软雅黑" w:eastAsia="微软雅黑" w:cs="微软雅黑"/>
+              </w:rPr>
+            </w:pPr>
+            <w:r>
+              <w:rPr>
+                <w:rFonts w:hint="eastAsia" w:ascii="微软雅黑" w:hAnsi="微软雅黑" w:eastAsia="微软雅黑" w:cs="微软雅黑"/>
+              </w:rPr>
+              <w:t>行为阶段</w:t>
+            </w:r>
+          </w:p>
+        </w:tc>
+        <w:tc>
+          <w:tcPr>
+            <w:tcW w:w="2160" w:type="dxa"/>
+          </w:tcPr>
+          <w:p>
+            <w:pPr>
+              <w:spacing w:after="0" w:line="240" w:lineRule="auto"/>
+              <w:rPr>
+                <w:rFonts w:hint="eastAsia" w:ascii="微软雅黑" w:hAnsi="微软雅黑" w:eastAsia="微软雅黑" w:cs="微软雅黑"/>
+              </w:rPr>
+            </w:pPr>
+            <w:r>
+              <w:rPr>
+                <w:rFonts w:hint="eastAsia" w:ascii="微软雅黑" w:hAnsi="微软雅黑" w:eastAsia="微软雅黑" w:cs="微软雅黑"/>
+              </w:rPr>
+              <w:t>用户行为</w:t>
+            </w:r>
+          </w:p>
+        </w:tc>
+        <w:tc>
+          <w:tcPr>
+            <w:tcW w:w="2160" w:type="dxa"/>
+          </w:tcPr>
+          <w:p>
+            <w:pPr>
+              <w:spacing w:after="0" w:line="240" w:lineRule="auto"/>
+              <w:rPr>
+                <w:rFonts w:hint="eastAsia" w:ascii="微软雅黑" w:hAnsi="微软雅黑" w:eastAsia="微软雅黑" w:cs="微软雅黑"/>
+              </w:rPr>
+            </w:pPr>
+            <w:r>
+              <w:rPr>
+                <w:rFonts w:hint="eastAsia" w:ascii="微软雅黑" w:hAnsi="微软雅黑" w:eastAsia="微软雅黑" w:cs="微软雅黑"/>
+              </w:rPr>
+              <w:t>系统响应</w:t>
+            </w:r>
+          </w:p>
+        </w:tc>
+        <w:tc>
+          <w:tcPr>
+            <w:tcW w:w="2160" w:type="dxa"/>
+          </w:tcPr>
+          <w:p>
+            <w:pPr>
+              <w:spacing w:after="0" w:line="240" w:lineRule="auto"/>
+              <w:rPr>
+                <w:rFonts w:hint="eastAsia" w:ascii="微软雅黑" w:hAnsi="微软雅黑" w:eastAsia="微软雅黑" w:cs="微软雅黑"/>
+              </w:rPr>
+            </w:pPr>
+            <w:r>
+              <w:rPr>
+                <w:rFonts w:hint="eastAsia" w:ascii="微软雅黑" w:hAnsi="微软雅黑" w:eastAsia="微软雅黑" w:cs="微软雅黑"/>
+              </w:rPr>
+              <w:t>设计意图</w:t>
+            </w:r>
+          </w:p>
+        </w:tc>
+      </w:tr>
+      <w:tr>
+        <w:tblPrEx>
+          <w:tblBorders>
+            <w:top w:val="single" w:color="auto" w:sz="4" w:space="0"/>
+            <w:left w:val="single" w:color="auto" w:sz="4" w:space="0"/>
+            <w:bottom w:val="single" w:color="auto" w:sz="4" w:space="0"/>
+            <w:right w:val="single" w:color="auto" w:sz="4" w:space="0"/>
+            <w:insideH w:val="single" w:color="auto" w:sz="4" w:space="0"/>
+            <w:insideV w:val="single" w:color="auto" w:sz="4" w:space="0"/>
+          </w:tblBorders>
+          <w:tblCellMar>
+            <w:top w:w="0" w:type="dxa"/>
+            <w:left w:w="108" w:type="dxa"/>
+            <w:bottom w:w="0" w:type="dxa"/>
+            <w:right w:w="108" w:type="dxa"/>
+          </w:tblCellMar>
+        </w:tblPrEx>
+        <w:tc>
+          <w:tcPr>
+            <w:tcW w:w="2160" w:type="dxa"/>
+          </w:tcPr>
+          <w:p>
+            <w:pPr>
+              <w:spacing w:after="0" w:line="240" w:lineRule="auto"/>
+              <w:rPr>
+                <w:rFonts w:hint="eastAsia" w:ascii="微软雅黑" w:hAnsi="微软雅黑" w:eastAsia="微软雅黑" w:cs="微软雅黑"/>
+              </w:rPr>
+            </w:pPr>
+            <w:r>
+              <w:rPr>
+                <w:rFonts w:hint="eastAsia" w:ascii="微软雅黑" w:hAnsi="微软雅黑" w:eastAsia="微软雅黑" w:cs="微软雅黑"/>
+              </w:rPr>
+              <w:t>发现</w:t>
+            </w:r>
+          </w:p>
+        </w:tc>
+        <w:tc>
+          <w:tcPr>
+            <w:tcW w:w="2160" w:type="dxa"/>
+          </w:tcPr>
+          <w:p>
+            <w:pPr>
+              <w:spacing w:after="0" w:line="240" w:lineRule="auto"/>
+              <w:rPr>
+                <w:rFonts w:hint="eastAsia" w:ascii="微软雅黑" w:hAnsi="微软雅黑" w:eastAsia="微软雅黑" w:cs="微软雅黑"/>
+              </w:rPr>
+            </w:pPr>
+            <w:r>
+              <w:rPr>
+                <w:rFonts w:hint="eastAsia" w:ascii="微软雅黑" w:hAnsi="微软雅黑" w:eastAsia="微软雅黑" w:cs="微软雅黑"/>
+              </w:rPr>
+              <w:t>首次进入云斋</w:t>
+            </w:r>
+          </w:p>
+        </w:tc>
+        <w:tc>
+          <w:tcPr>
+            <w:tcW w:w="2160" w:type="dxa"/>
+          </w:tcPr>
+          <w:p>
+            <w:pPr>
+              <w:spacing w:after="0" w:line="240" w:lineRule="auto"/>
+              <w:rPr>
+                <w:rFonts w:hint="eastAsia" w:ascii="微软雅黑" w:hAnsi="微软雅黑" w:eastAsia="微软雅黑" w:cs="微软雅黑"/>
+              </w:rPr>
+            </w:pPr>
+            <w:r>
+              <w:rPr>
+                <w:rFonts w:hint="eastAsia" w:ascii="微软雅黑" w:hAnsi="微软雅黑" w:eastAsia="微软雅黑" w:cs="微软雅黑"/>
+              </w:rPr>
+              <w:t>引导教程、赠送初始虚拟货币、展示商城样例</w:t>
+            </w:r>
+          </w:p>
+        </w:tc>
+        <w:tc>
+          <w:tcPr>
+            <w:tcW w:w="2160" w:type="dxa"/>
+          </w:tcPr>
+          <w:p>
+            <w:pPr>
+              <w:spacing w:after="0" w:line="240" w:lineRule="auto"/>
+              <w:rPr>
+                <w:rFonts w:hint="eastAsia" w:ascii="微软雅黑" w:hAnsi="微软雅黑" w:eastAsia="微软雅黑" w:cs="微软雅黑"/>
+              </w:rPr>
+            </w:pPr>
+            <w:r>
+              <w:rPr>
+                <w:rFonts w:hint="eastAsia" w:ascii="微软雅黑" w:hAnsi="微软雅黑" w:eastAsia="微软雅黑" w:cs="微软雅黑"/>
+              </w:rPr>
+              <w:t>降低门槛，建立物价锚点</w:t>
+            </w:r>
+          </w:p>
+        </w:tc>
+      </w:tr>
+      <w:tr>
+        <w:tblPrEx>
+          <w:tblBorders>
+            <w:top w:val="single" w:color="auto" w:sz="4" w:space="0"/>
+            <w:left w:val="single" w:color="auto" w:sz="4" w:space="0"/>
+            <w:bottom w:val="single" w:color="auto" w:sz="4" w:space="0"/>
+            <w:right w:val="single" w:color="auto" w:sz="4" w:space="0"/>
+            <w:insideH w:val="single" w:color="auto" w:sz="4" w:space="0"/>
+            <w:insideV w:val="single" w:color="auto" w:sz="4" w:space="0"/>
+          </w:tblBorders>
+          <w:tblCellMar>
+            <w:top w:w="0" w:type="dxa"/>
+            <w:left w:w="108" w:type="dxa"/>
+            <w:bottom w:w="0" w:type="dxa"/>
+            <w:right w:w="108" w:type="dxa"/>
+          </w:tblCellMar>
+        </w:tblPrEx>
+        <w:tc>
+          <w:tcPr>
+            <w:tcW w:w="2160" w:type="dxa"/>
+          </w:tcPr>
+          <w:p>
+            <w:pPr>
+              <w:spacing w:after="0" w:line="240" w:lineRule="auto"/>
+              <w:rPr>
+                <w:rFonts w:hint="eastAsia" w:ascii="微软雅黑" w:hAnsi="微软雅黑" w:eastAsia="微软雅黑" w:cs="微软雅黑"/>
+              </w:rPr>
+            </w:pPr>
+            <w:r>
+              <w:rPr>
+                <w:rFonts w:hint="eastAsia" w:ascii="微软雅黑" w:hAnsi="微软雅黑" w:eastAsia="微软雅黑" w:cs="微软雅黑"/>
+              </w:rPr>
+              <w:t>习惯</w:t>
+            </w:r>
+          </w:p>
+        </w:tc>
+        <w:tc>
+          <w:tcPr>
+            <w:tcW w:w="2160" w:type="dxa"/>
+          </w:tcPr>
+          <w:p>
+            <w:pPr>
+              <w:spacing w:after="0" w:line="240" w:lineRule="auto"/>
+              <w:rPr>
+                <w:rFonts w:hint="eastAsia" w:ascii="微软雅黑" w:hAnsi="微软雅黑" w:eastAsia="微软雅黑" w:cs="微软雅黑"/>
+              </w:rPr>
+            </w:pPr>
+            <w:r>
+              <w:rPr>
+                <w:rFonts w:hint="eastAsia" w:ascii="微软雅黑" w:hAnsi="微软雅黑" w:eastAsia="微软雅黑" w:cs="微软雅黑"/>
+              </w:rPr>
+              <w:t>每日打开查看 TODO/天气</w:t>
+            </w:r>
+          </w:p>
+        </w:tc>
+        <w:tc>
+          <w:tcPr>
+            <w:tcW w:w="2160" w:type="dxa"/>
+          </w:tcPr>
+          <w:p>
+            <w:pPr>
+              <w:spacing w:after="0" w:line="240" w:lineRule="auto"/>
+              <w:rPr>
+                <w:rFonts w:hint="eastAsia" w:ascii="微软雅黑" w:hAnsi="微软雅黑" w:eastAsia="微软雅黑" w:cs="微软雅黑"/>
+              </w:rPr>
+            </w:pPr>
+            <w:r>
+              <w:rPr>
+                <w:rFonts w:hint="eastAsia" w:ascii="微软雅黑" w:hAnsi="微软雅黑" w:eastAsia="微软雅黑" w:cs="微软雅黑"/>
+              </w:rPr>
+              <w:t>推送有限 TODO、天气奖惩</w:t>
+            </w:r>
+          </w:p>
+        </w:tc>
+        <w:tc>
+          <w:tcPr>
+            <w:tcW w:w="2160" w:type="dxa"/>
+          </w:tcPr>
+          <w:p>
+            <w:pPr>
+              <w:spacing w:after="0" w:line="240" w:lineRule="auto"/>
+              <w:rPr>
+                <w:rFonts w:hint="eastAsia" w:ascii="微软雅黑" w:hAnsi="微软雅黑" w:eastAsia="微软雅黑" w:cs="微软雅黑"/>
+              </w:rPr>
+            </w:pPr>
+            <w:r>
+              <w:rPr>
+                <w:rFonts w:hint="eastAsia" w:ascii="微软雅黑" w:hAnsi="微软雅黑" w:eastAsia="微软雅黑" w:cs="微软雅黑"/>
+              </w:rPr>
+              <w:t>培养日活</w:t>
+            </w:r>
+          </w:p>
+        </w:tc>
+      </w:tr>
+      <w:tr>
+        <w:tblPrEx>
+          <w:tblBorders>
+            <w:top w:val="single" w:color="auto" w:sz="4" w:space="0"/>
+            <w:left w:val="single" w:color="auto" w:sz="4" w:space="0"/>
+            <w:bottom w:val="single" w:color="auto" w:sz="4" w:space="0"/>
+            <w:right w:val="single" w:color="auto" w:sz="4" w:space="0"/>
+            <w:insideH w:val="single" w:color="auto" w:sz="4" w:space="0"/>
+            <w:insideV w:val="single" w:color="auto" w:sz="4" w:space="0"/>
+          </w:tblBorders>
+          <w:tblCellMar>
+            <w:top w:w="0" w:type="dxa"/>
+            <w:left w:w="108" w:type="dxa"/>
+            <w:bottom w:w="0" w:type="dxa"/>
+            <w:right w:w="108" w:type="dxa"/>
+          </w:tblCellMar>
+        </w:tblPrEx>
+        <w:tc>
+          <w:tcPr>
+            <w:tcW w:w="2160" w:type="dxa"/>
+          </w:tcPr>
+          <w:p>
+            <w:pPr>
+              <w:spacing w:after="0" w:line="240" w:lineRule="auto"/>
+              <w:rPr>
+                <w:rFonts w:hint="eastAsia" w:ascii="微软雅黑" w:hAnsi="微软雅黑" w:eastAsia="微软雅黑" w:cs="微软雅黑"/>
+              </w:rPr>
+            </w:pPr>
+            <w:r>
+              <w:rPr>
+                <w:rFonts w:hint="eastAsia" w:ascii="微软雅黑" w:hAnsi="微软雅黑" w:eastAsia="微软雅黑" w:cs="微软雅黑"/>
+              </w:rPr>
+              <w:t>深度</w:t>
+            </w:r>
+          </w:p>
+        </w:tc>
+        <w:tc>
+          <w:tcPr>
+            <w:tcW w:w="2160" w:type="dxa"/>
+          </w:tcPr>
+          <w:p>
+            <w:pPr>
+              <w:spacing w:after="0" w:line="240" w:lineRule="auto"/>
+              <w:rPr>
+                <w:rFonts w:hint="eastAsia" w:ascii="微软雅黑" w:hAnsi="微软雅黑" w:eastAsia="微软雅黑" w:cs="微软雅黑"/>
+              </w:rPr>
+            </w:pPr>
+            <w:r>
+              <w:rPr>
+                <w:rFonts w:hint="eastAsia" w:ascii="微软雅黑" w:hAnsi="微软雅黑" w:eastAsia="微软雅黑" w:cs="微软雅黑"/>
+              </w:rPr>
+              <w:t>配置银行卡、大量购买</w:t>
+            </w:r>
+          </w:p>
+        </w:tc>
+        <w:tc>
+          <w:tcPr>
+            <w:tcW w:w="2160" w:type="dxa"/>
+          </w:tcPr>
+          <w:p>
+            <w:pPr>
+              <w:spacing w:after="0" w:line="240" w:lineRule="auto"/>
+              <w:rPr>
+                <w:rFonts w:hint="eastAsia" w:ascii="微软雅黑" w:hAnsi="微软雅黑" w:eastAsia="微软雅黑" w:cs="微软雅黑"/>
+              </w:rPr>
+            </w:pPr>
+            <w:r>
+              <w:rPr>
+                <w:rFonts w:hint="eastAsia" w:ascii="微软雅黑" w:hAnsi="微软雅黑" w:eastAsia="微软雅黑" w:cs="微软雅黑"/>
+              </w:rPr>
+              <w:t>模拟支付流程、订单账本</w:t>
+            </w:r>
+          </w:p>
+        </w:tc>
+        <w:tc>
+          <w:tcPr>
+            <w:tcW w:w="2160" w:type="dxa"/>
+          </w:tcPr>
+          <w:p>
+            <w:pPr>
+              <w:spacing w:after="0" w:line="240" w:lineRule="auto"/>
+              <w:rPr>
+                <w:rFonts w:hint="eastAsia" w:ascii="微软雅黑" w:hAnsi="微软雅黑" w:eastAsia="微软雅黑" w:cs="微软雅黑"/>
+              </w:rPr>
+            </w:pPr>
+            <w:r>
+              <w:rPr>
+                <w:rFonts w:hint="eastAsia" w:ascii="微软雅黑" w:hAnsi="微软雅黑" w:eastAsia="微软雅黑" w:cs="微软雅黑"/>
+              </w:rPr>
+              <w:t>增强真实感</w:t>
+            </w:r>
+          </w:p>
+        </w:tc>
+      </w:tr>
+      <w:tr>
+        <w:tblPrEx>
+          <w:tblBorders>
+            <w:top w:val="single" w:color="auto" w:sz="4" w:space="0"/>
+            <w:left w:val="single" w:color="auto" w:sz="4" w:space="0"/>
+            <w:bottom w:val="single" w:color="auto" w:sz="4" w:space="0"/>
+            <w:right w:val="single" w:color="auto" w:sz="4" w:space="0"/>
+            <w:insideH w:val="single" w:color="auto" w:sz="4" w:space="0"/>
+            <w:insideV w:val="single" w:color="auto" w:sz="4" w:space="0"/>
+          </w:tblBorders>
+          <w:tblCellMar>
+            <w:top w:w="0" w:type="dxa"/>
+            <w:left w:w="108" w:type="dxa"/>
+            <w:bottom w:w="0" w:type="dxa"/>
+            <w:right w:w="108" w:type="dxa"/>
+          </w:tblCellMar>
+        </w:tblPrEx>
+        <w:tc>
+          <w:tcPr>
+            <w:tcW w:w="2160" w:type="dxa"/>
+          </w:tcPr>
+          <w:p>
+            <w:pPr>
+              <w:spacing w:after="0" w:line="240" w:lineRule="auto"/>
+              <w:rPr>
+                <w:rFonts w:hint="eastAsia" w:ascii="微软雅黑" w:hAnsi="微软雅黑" w:eastAsia="微软雅黑" w:cs="微软雅黑"/>
+              </w:rPr>
+            </w:pPr>
+            <w:r>
+              <w:rPr>
+                <w:rFonts w:hint="eastAsia" w:ascii="微软雅黑" w:hAnsi="微软雅黑" w:eastAsia="微软雅黑" w:cs="微软雅黑"/>
+              </w:rPr>
+              <w:t>社交（未来）</w:t>
+            </w:r>
+          </w:p>
+        </w:tc>
+        <w:tc>
+          <w:tcPr>
+            <w:tcW w:w="2160" w:type="dxa"/>
+          </w:tcPr>
+          <w:p>
+            <w:pPr>
+              <w:spacing w:after="0" w:line="240" w:lineRule="auto"/>
+              <w:rPr>
+                <w:rFonts w:hint="eastAsia" w:ascii="微软雅黑" w:hAnsi="微软雅黑" w:eastAsia="微软雅黑" w:cs="微软雅黑"/>
+              </w:rPr>
+            </w:pPr>
+            <w:r>
+              <w:rPr>
+                <w:rFonts w:hint="eastAsia" w:ascii="微软雅黑" w:hAnsi="微软雅黑" w:eastAsia="微软雅黑" w:cs="微软雅黑"/>
+              </w:rPr>
+              <w:t>局域网分享收藏</w:t>
+            </w:r>
+          </w:p>
+        </w:tc>
+        <w:tc>
+          <w:tcPr>
+            <w:tcW w:w="2160" w:type="dxa"/>
+          </w:tcPr>
+          <w:p>
+            <w:pPr>
+              <w:spacing w:after="0" w:line="240" w:lineRule="auto"/>
+              <w:rPr>
+                <w:rFonts w:hint="eastAsia" w:ascii="微软雅黑" w:hAnsi="微软雅黑" w:eastAsia="微软雅黑" w:cs="微软雅黑"/>
+              </w:rPr>
+            </w:pPr>
+            <w:r>
+              <w:rPr>
+                <w:rFonts w:hint="eastAsia" w:ascii="微软雅黑" w:hAnsi="微软雅黑" w:eastAsia="微软雅黑" w:cs="微软雅黑"/>
+              </w:rPr>
+              <w:t>可选同步/展示</w:t>
+            </w:r>
+          </w:p>
+        </w:tc>
+        <w:tc>
+          <w:tcPr>
+            <w:tcW w:w="2160" w:type="dxa"/>
+          </w:tcPr>
+          <w:p>
+            <w:pPr>
+              <w:spacing w:after="0" w:line="240" w:lineRule="auto"/>
+              <w:rPr>
+                <w:rFonts w:hint="eastAsia" w:ascii="微软雅黑" w:hAnsi="微软雅黑" w:eastAsia="微软雅黑" w:cs="微软雅黑"/>
+              </w:rPr>
+            </w:pPr>
+            <w:r>
+              <w:rPr>
+                <w:rFonts w:hint="eastAsia" w:ascii="微软雅黑" w:hAnsi="微软雅黑" w:eastAsia="微软雅黑" w:cs="微软雅黑"/>
+              </w:rPr>
+              <w:t>扩展性预留</w:t>
+            </w:r>
+          </w:p>
+        </w:tc>
+      </w:tr>
+      <w:tr>
+        <w:tblPrEx>
+          <w:tblBorders>
+            <w:top w:val="single" w:color="auto" w:sz="4" w:space="0"/>
+            <w:left w:val="single" w:color="auto" w:sz="4" w:space="0"/>
+            <w:bottom w:val="single" w:color="auto" w:sz="4" w:space="0"/>
+            <w:right w:val="single" w:color="auto" w:sz="4" w:space="0"/>
+            <w:insideH w:val="single" w:color="auto" w:sz="4" w:space="0"/>
+            <w:insideV w:val="single" w:color="auto" w:sz="4" w:space="0"/>
+          </w:tblBorders>
+          <w:tblCellMar>
+            <w:top w:w="0" w:type="dxa"/>
+            <w:left w:w="108" w:type="dxa"/>
+            <w:bottom w:w="0" w:type="dxa"/>
+            <w:right w:w="108" w:type="dxa"/>
+          </w:tblCellMar>
+        </w:tblPrEx>
+        <w:tc>
+          <w:tcPr>
+            <w:tcW w:w="2160" w:type="dxa"/>
+          </w:tcPr>
+          <w:p>
+            <w:pPr>
+              <w:spacing w:after="0" w:line="240" w:lineRule="auto"/>
+              <w:rPr>
+                <w:rFonts w:hint="eastAsia" w:ascii="微软雅黑" w:hAnsi="微软雅黑" w:eastAsia="微软雅黑" w:cs="微软雅黑"/>
+              </w:rPr>
+            </w:pPr>
+            <w:r>
+              <w:rPr>
+                <w:rFonts w:hint="eastAsia" w:ascii="微软雅黑" w:hAnsi="微软雅黑" w:eastAsia="微软雅黑" w:cs="微软雅黑"/>
+              </w:rPr>
+              <w:t>流失风险</w:t>
+            </w:r>
+          </w:p>
+        </w:tc>
+        <w:tc>
+          <w:tcPr>
+            <w:tcW w:w="2160" w:type="dxa"/>
+          </w:tcPr>
+          <w:p>
+            <w:pPr>
+              <w:spacing w:after="0" w:line="240" w:lineRule="auto"/>
+              <w:rPr>
+                <w:rFonts w:hint="eastAsia" w:ascii="微软雅黑" w:hAnsi="微软雅黑" w:eastAsia="微软雅黑" w:cs="微软雅黑"/>
+              </w:rPr>
+            </w:pPr>
+            <w:r>
+              <w:rPr>
+                <w:rFonts w:hint="eastAsia" w:ascii="微软雅黑" w:hAnsi="微软雅黑" w:eastAsia="微软雅黑" w:cs="微软雅黑"/>
+              </w:rPr>
+              <w:t>长期不登录</w:t>
+            </w:r>
+          </w:p>
+        </w:tc>
+        <w:tc>
+          <w:tcPr>
+            <w:tcW w:w="2160" w:type="dxa"/>
+          </w:tcPr>
+          <w:p>
+            <w:pPr>
+              <w:spacing w:after="0" w:line="240" w:lineRule="auto"/>
+              <w:rPr>
+                <w:rFonts w:hint="eastAsia" w:ascii="微软雅黑" w:hAnsi="微软雅黑" w:eastAsia="微软雅黑" w:cs="微软雅黑"/>
+              </w:rPr>
+            </w:pPr>
+            <w:r>
+              <w:rPr>
+                <w:rFonts w:hint="eastAsia" w:ascii="微软雅黑" w:hAnsi="微软雅黑" w:eastAsia="微软雅黑" w:cs="微软雅黑"/>
+              </w:rPr>
+              <w:t>宠物/植物状态恶化、扣款</w:t>
+            </w:r>
+          </w:p>
+        </w:tc>
+        <w:tc>
+          <w:tcPr>
+            <w:tcW w:w="2160" w:type="dxa"/>
+          </w:tcPr>
+          <w:p>
+            <w:pPr>
+              <w:spacing w:after="0" w:line="240" w:lineRule="auto"/>
+              <w:rPr>
+                <w:rFonts w:hint="eastAsia" w:ascii="微软雅黑" w:hAnsi="微软雅黑" w:eastAsia="微软雅黑" w:cs="微软雅黑"/>
+              </w:rPr>
+            </w:pPr>
+            <w:r>
+              <w:rPr>
+                <w:rFonts w:hint="eastAsia" w:ascii="微软雅黑" w:hAnsi="微软雅黑" w:eastAsia="微软雅黑" w:cs="微软雅黑"/>
+              </w:rPr>
+              <w:t>召回机制（轻度）</w:t>
+            </w:r>
+          </w:p>
+        </w:tc>
+      </w:tr>
+    </w:tbl>
+    <w:p>
+      <w:pPr>
+        <w:pStyle w:val="3"/>
+        <w:rPr>
+          <w:rFonts w:hint="eastAsia" w:ascii="微软雅黑" w:hAnsi="微软雅黑" w:eastAsia="微软雅黑" w:cs="微软雅黑"/>
+        </w:rPr>
+      </w:pPr>
+      <w:r>
+        <w:rPr>
+          <w:rFonts w:hint="eastAsia" w:ascii="微软雅黑" w:hAnsi="微软雅黑" w:eastAsia="微软雅黑" w:cs="微软雅黑"/>
+        </w:rPr>
+        <w:t>6. 用户期望（User Expectations）</w:t>
+      </w:r>
+    </w:p>
+    <w:tbl>
+      <w:tblPr>
+        <w:tblStyle w:val="33"/>
+        <w:tblW w:w="0" w:type="auto"/>
+        <w:tblInd w:w="0" w:type="dxa"/>
+        <w:tblBorders>
+          <w:top w:val="single" w:color="auto" w:sz="4" w:space="0"/>
+          <w:left w:val="single" w:color="auto" w:sz="4" w:space="0"/>
+          <w:bottom w:val="single" w:color="auto" w:sz="4" w:space="0"/>
+          <w:right w:val="single" w:color="auto" w:sz="4" w:space="0"/>
+          <w:insideH w:val="single" w:color="auto" w:sz="4" w:space="0"/>
+          <w:insideV w:val="single" w:color="auto" w:sz="4" w:space="0"/>
+        </w:tblBorders>
+        <w:tblLayout w:type="autofit"/>
+        <w:tblCellMar>
+          <w:top w:w="0" w:type="dxa"/>
+          <w:left w:w="108" w:type="dxa"/>
+          <w:bottom w:w="0" w:type="dxa"/>
+          <w:right w:w="108" w:type="dxa"/>
+        </w:tblCellMar>
+      </w:tblPr>
+      <w:tblGrid>
+        <w:gridCol w:w="2880"/>
+        <w:gridCol w:w="2880"/>
+        <w:gridCol w:w="2880"/>
+      </w:tblGrid>
+      <w:tr>
+        <w:tblPrEx>
+          <w:tblBorders>
+            <w:top w:val="single" w:color="auto" w:sz="4" w:space="0"/>
+            <w:left w:val="single" w:color="auto" w:sz="4" w:space="0"/>
+            <w:bottom w:val="single" w:color="auto" w:sz="4" w:space="0"/>
+            <w:right w:val="single" w:color="auto" w:sz="4" w:space="0"/>
+            <w:insideH w:val="single" w:color="auto" w:sz="4" w:space="0"/>
+            <w:insideV w:val="single" w:color="auto" w:sz="4" w:space="0"/>
+          </w:tblBorders>
+          <w:tblCellMar>
+            <w:top w:w="0" w:type="dxa"/>
+            <w:left w:w="108" w:type="dxa"/>
+            <w:bottom w:w="0" w:type="dxa"/>
+            <w:right w:w="108" w:type="dxa"/>
+          </w:tblCellMar>
+        </w:tblPrEx>
+        <w:tc>
+          <w:tcPr>
+            <w:tcW w:w="2880" w:type="dxa"/>
+          </w:tcPr>
+          <w:p>
+            <w:pPr>
+              <w:spacing w:after="0" w:line="240" w:lineRule="auto"/>
+              <w:rPr>
+                <w:rFonts w:hint="eastAsia" w:ascii="微软雅黑" w:hAnsi="微软雅黑" w:eastAsia="微软雅黑" w:cs="微软雅黑"/>
+              </w:rPr>
+            </w:pPr>
+            <w:r>
+              <w:rPr>
+                <w:rFonts w:hint="eastAsia" w:ascii="微软雅黑" w:hAnsi="微软雅黑" w:eastAsia="微软雅黑" w:cs="微软雅黑"/>
+              </w:rPr>
+              <w:t>期望类别</w:t>
+            </w:r>
+          </w:p>
+        </w:tc>
+        <w:tc>
+          <w:tcPr>
+            <w:tcW w:w="2880" w:type="dxa"/>
+          </w:tcPr>
+          <w:p>
+            <w:pPr>
+              <w:spacing w:after="0" w:line="240" w:lineRule="auto"/>
+              <w:rPr>
+                <w:rFonts w:hint="eastAsia" w:ascii="微软雅黑" w:hAnsi="微软雅黑" w:eastAsia="微软雅黑" w:cs="微软雅黑"/>
+              </w:rPr>
+            </w:pPr>
+            <w:r>
+              <w:rPr>
+                <w:rFonts w:hint="eastAsia" w:ascii="微软雅黑" w:hAnsi="微软雅黑" w:eastAsia="微软雅黑" w:cs="微软雅黑"/>
+              </w:rPr>
+              <w:t>具体期望</w:t>
+            </w:r>
+          </w:p>
+        </w:tc>
+        <w:tc>
+          <w:tcPr>
+            <w:tcW w:w="2880" w:type="dxa"/>
+          </w:tcPr>
+          <w:p>
+            <w:pPr>
+              <w:spacing w:after="0" w:line="240" w:lineRule="auto"/>
+              <w:rPr>
+                <w:rFonts w:hint="eastAsia" w:ascii="微软雅黑" w:hAnsi="微软雅黑" w:eastAsia="微软雅黑" w:cs="微软雅黑"/>
+              </w:rPr>
+            </w:pPr>
+            <w:r>
+              <w:rPr>
+                <w:rFonts w:hint="eastAsia" w:ascii="微软雅黑" w:hAnsi="微软雅黑" w:eastAsia="微软雅黑" w:cs="微软雅黑"/>
+              </w:rPr>
+              <w:t>优先级</w:t>
+            </w:r>
+          </w:p>
+        </w:tc>
+      </w:tr>
+      <w:tr>
+        <w:tblPrEx>
+          <w:tblBorders>
+            <w:top w:val="single" w:color="auto" w:sz="4" w:space="0"/>
+            <w:left w:val="single" w:color="auto" w:sz="4" w:space="0"/>
+            <w:bottom w:val="single" w:color="auto" w:sz="4" w:space="0"/>
+            <w:right w:val="single" w:color="auto" w:sz="4" w:space="0"/>
+            <w:insideH w:val="single" w:color="auto" w:sz="4" w:space="0"/>
+            <w:insideV w:val="single" w:color="auto" w:sz="4" w:space="0"/>
+          </w:tblBorders>
+          <w:tblCellMar>
+            <w:top w:w="0" w:type="dxa"/>
+            <w:left w:w="108" w:type="dxa"/>
+            <w:bottom w:w="0" w:type="dxa"/>
+            <w:right w:w="108" w:type="dxa"/>
+          </w:tblCellMar>
+        </w:tblPrEx>
+        <w:tc>
+          <w:tcPr>
+            <w:tcW w:w="2880" w:type="dxa"/>
+          </w:tcPr>
+          <w:p>
+            <w:pPr>
+              <w:spacing w:after="0" w:line="240" w:lineRule="auto"/>
+              <w:rPr>
+                <w:rFonts w:hint="eastAsia" w:ascii="微软雅黑" w:hAnsi="微软雅黑" w:eastAsia="微软雅黑" w:cs="微软雅黑"/>
+              </w:rPr>
+            </w:pPr>
+            <w:r>
+              <w:rPr>
+                <w:rFonts w:hint="eastAsia" w:ascii="微软雅黑" w:hAnsi="微软雅黑" w:eastAsia="微软雅黑" w:cs="微软雅黑"/>
+              </w:rPr>
+              <w:t>视觉体验</w:t>
+            </w:r>
+          </w:p>
+        </w:tc>
+        <w:tc>
+          <w:tcPr>
+            <w:tcW w:w="2880" w:type="dxa"/>
+          </w:tcPr>
+          <w:p>
+            <w:pPr>
+              <w:spacing w:after="0" w:line="240" w:lineRule="auto"/>
+              <w:rPr>
+                <w:rFonts w:hint="eastAsia" w:ascii="微软雅黑" w:hAnsi="微软雅黑" w:eastAsia="微软雅黑" w:cs="微软雅黑"/>
+              </w:rPr>
+            </w:pPr>
+            <w:r>
+              <w:rPr>
+                <w:rFonts w:hint="eastAsia" w:ascii="微软雅黑" w:hAnsi="微软雅黑" w:eastAsia="微软雅黑" w:cs="微软雅黑"/>
+              </w:rPr>
+              <w:t>简洁高级扁平化；黑白灰主色+少量点缀色；商城与展示页精美大气</w:t>
+            </w:r>
+          </w:p>
+        </w:tc>
+        <w:tc>
+          <w:tcPr>
+            <w:tcW w:w="2880" w:type="dxa"/>
+          </w:tcPr>
+          <w:p>
+            <w:pPr>
+              <w:spacing w:after="0" w:line="240" w:lineRule="auto"/>
+              <w:rPr>
+                <w:rFonts w:hint="eastAsia" w:ascii="微软雅黑" w:hAnsi="微软雅黑" w:eastAsia="微软雅黑" w:cs="微软雅黑"/>
+              </w:rPr>
+            </w:pPr>
+            <w:r>
+              <w:rPr>
+                <w:rFonts w:hint="eastAsia" w:ascii="微软雅黑" w:hAnsi="微软雅黑" w:eastAsia="微软雅黑" w:cs="微软雅黑"/>
+              </w:rPr>
+              <w:t>P0</w:t>
+            </w:r>
+          </w:p>
+        </w:tc>
+      </w:tr>
+      <w:tr>
+        <w:tblPrEx>
+          <w:tblBorders>
+            <w:top w:val="single" w:color="auto" w:sz="4" w:space="0"/>
+            <w:left w:val="single" w:color="auto" w:sz="4" w:space="0"/>
+            <w:bottom w:val="single" w:color="auto" w:sz="4" w:space="0"/>
+            <w:right w:val="single" w:color="auto" w:sz="4" w:space="0"/>
+            <w:insideH w:val="single" w:color="auto" w:sz="4" w:space="0"/>
+            <w:insideV w:val="single" w:color="auto" w:sz="4" w:space="0"/>
+          </w:tblBorders>
+          <w:tblCellMar>
+            <w:top w:w="0" w:type="dxa"/>
+            <w:left w:w="108" w:type="dxa"/>
+            <w:bottom w:w="0" w:type="dxa"/>
+            <w:right w:w="108" w:type="dxa"/>
+          </w:tblCellMar>
+        </w:tblPrEx>
+        <w:tc>
+          <w:tcPr>
+            <w:tcW w:w="2880" w:type="dxa"/>
+          </w:tcPr>
+          <w:p>
+            <w:pPr>
+              <w:spacing w:after="0" w:line="240" w:lineRule="auto"/>
+              <w:rPr>
+                <w:rFonts w:hint="eastAsia" w:ascii="微软雅黑" w:hAnsi="微软雅黑" w:eastAsia="微软雅黑" w:cs="微软雅黑"/>
+              </w:rPr>
+            </w:pPr>
+            <w:r>
+              <w:rPr>
+                <w:rFonts w:hint="eastAsia" w:ascii="微软雅黑" w:hAnsi="微软雅黑" w:eastAsia="微软雅黑" w:cs="微软雅黑"/>
+              </w:rPr>
+              <w:t>交互体验</w:t>
+            </w:r>
+          </w:p>
+        </w:tc>
+        <w:tc>
+          <w:tcPr>
+            <w:tcW w:w="2880" w:type="dxa"/>
+          </w:tcPr>
+          <w:p>
+            <w:pPr>
+              <w:spacing w:after="0" w:line="240" w:lineRule="auto"/>
+              <w:rPr>
+                <w:rFonts w:hint="eastAsia" w:ascii="微软雅黑" w:hAnsi="微软雅黑" w:eastAsia="微软雅黑" w:cs="微软雅黑"/>
+              </w:rPr>
+            </w:pPr>
+            <w:r>
+              <w:rPr>
+                <w:rFonts w:hint="eastAsia" w:ascii="微软雅黑" w:hAnsi="微软雅黑" w:eastAsia="微软雅黑" w:cs="微软雅黑"/>
+              </w:rPr>
+              <w:t>丰富流畅动画；响应式布局；桌面优先、移动端可扩展</w:t>
+            </w:r>
+          </w:p>
+        </w:tc>
+        <w:tc>
+          <w:tcPr>
+            <w:tcW w:w="2880" w:type="dxa"/>
+          </w:tcPr>
+          <w:p>
+            <w:pPr>
+              <w:spacing w:after="0" w:line="240" w:lineRule="auto"/>
+              <w:rPr>
+                <w:rFonts w:hint="eastAsia" w:ascii="微软雅黑" w:hAnsi="微软雅黑" w:eastAsia="微软雅黑" w:cs="微软雅黑"/>
+              </w:rPr>
+            </w:pPr>
+            <w:r>
+              <w:rPr>
+                <w:rFonts w:hint="eastAsia" w:ascii="微软雅黑" w:hAnsi="微软雅黑" w:eastAsia="微软雅黑" w:cs="微软雅黑"/>
+              </w:rPr>
+              <w:t>P0</w:t>
+            </w:r>
+          </w:p>
+        </w:tc>
+      </w:tr>
+      <w:tr>
+        <w:tblPrEx>
+          <w:tblBorders>
+            <w:top w:val="single" w:color="auto" w:sz="4" w:space="0"/>
+            <w:left w:val="single" w:color="auto" w:sz="4" w:space="0"/>
+            <w:bottom w:val="single" w:color="auto" w:sz="4" w:space="0"/>
+            <w:right w:val="single" w:color="auto" w:sz="4" w:space="0"/>
+            <w:insideH w:val="single" w:color="auto" w:sz="4" w:space="0"/>
+            <w:insideV w:val="single" w:color="auto" w:sz="4" w:space="0"/>
+          </w:tblBorders>
+          <w:tblCellMar>
+            <w:top w:w="0" w:type="dxa"/>
+            <w:left w:w="108" w:type="dxa"/>
+            <w:bottom w:w="0" w:type="dxa"/>
+            <w:right w:w="108" w:type="dxa"/>
+          </w:tblCellMar>
+        </w:tblPrEx>
+        <w:tc>
+          <w:tcPr>
+            <w:tcW w:w="2880" w:type="dxa"/>
+          </w:tcPr>
+          <w:p>
+            <w:pPr>
+              <w:spacing w:after="0" w:line="240" w:lineRule="auto"/>
+              <w:rPr>
+                <w:rFonts w:hint="eastAsia" w:ascii="微软雅黑" w:hAnsi="微软雅黑" w:eastAsia="微软雅黑" w:cs="微软雅黑"/>
+              </w:rPr>
+            </w:pPr>
+            <w:r>
+              <w:rPr>
+                <w:rFonts w:hint="eastAsia" w:ascii="微软雅黑" w:hAnsi="微软雅黑" w:eastAsia="微软雅黑" w:cs="微软雅黑"/>
+              </w:rPr>
+              <w:t>经济体验</w:t>
+            </w:r>
+          </w:p>
+        </w:tc>
+        <w:tc>
+          <w:tcPr>
+            <w:tcW w:w="2880" w:type="dxa"/>
+          </w:tcPr>
+          <w:p>
+            <w:pPr>
+              <w:spacing w:after="0" w:line="240" w:lineRule="auto"/>
+              <w:rPr>
+                <w:rFonts w:hint="eastAsia" w:ascii="微软雅黑" w:hAnsi="微软雅黑" w:eastAsia="微软雅黑" w:cs="微软雅黑"/>
+              </w:rPr>
+            </w:pPr>
+            <w:r>
+              <w:rPr>
+                <w:rFonts w:hint="eastAsia" w:ascii="微软雅黑" w:hAnsi="微软雅黑" w:eastAsia="微软雅黑" w:cs="微软雅黑"/>
+              </w:rPr>
+              <w:t>物价真实可信；小任务小奖励、大件需长期积累；收支账本清晰</w:t>
+            </w:r>
+          </w:p>
+        </w:tc>
+        <w:tc>
+          <w:tcPr>
+            <w:tcW w:w="2880" w:type="dxa"/>
+          </w:tcPr>
+          <w:p>
+            <w:pPr>
+              <w:spacing w:after="0" w:line="240" w:lineRule="auto"/>
+              <w:rPr>
+                <w:rFonts w:hint="eastAsia" w:ascii="微软雅黑" w:hAnsi="微软雅黑" w:eastAsia="微软雅黑" w:cs="微软雅黑"/>
+              </w:rPr>
+            </w:pPr>
+            <w:r>
+              <w:rPr>
+                <w:rFonts w:hint="eastAsia" w:ascii="微软雅黑" w:hAnsi="微软雅黑" w:eastAsia="微软雅黑" w:cs="微软雅黑"/>
+              </w:rPr>
+              <w:t>P0</w:t>
+            </w:r>
+          </w:p>
+        </w:tc>
+      </w:tr>
+      <w:tr>
+        <w:tblPrEx>
+          <w:tblBorders>
+            <w:top w:val="single" w:color="auto" w:sz="4" w:space="0"/>
+            <w:left w:val="single" w:color="auto" w:sz="4" w:space="0"/>
+            <w:bottom w:val="single" w:color="auto" w:sz="4" w:space="0"/>
+            <w:right w:val="single" w:color="auto" w:sz="4" w:space="0"/>
+            <w:insideH w:val="single" w:color="auto" w:sz="4" w:space="0"/>
+            <w:insideV w:val="single" w:color="auto" w:sz="4" w:space="0"/>
+          </w:tblBorders>
+          <w:tblCellMar>
+            <w:top w:w="0" w:type="dxa"/>
+            <w:left w:w="108" w:type="dxa"/>
+            <w:bottom w:w="0" w:type="dxa"/>
+            <w:right w:w="108" w:type="dxa"/>
+          </w:tblCellMar>
+        </w:tblPrEx>
+        <w:tc>
+          <w:tcPr>
+            <w:tcW w:w="2880" w:type="dxa"/>
+          </w:tcPr>
+          <w:p>
+            <w:pPr>
+              <w:spacing w:after="0" w:line="240" w:lineRule="auto"/>
+              <w:rPr>
+                <w:rFonts w:hint="eastAsia" w:ascii="微软雅黑" w:hAnsi="微软雅黑" w:eastAsia="微软雅黑" w:cs="微软雅黑"/>
+              </w:rPr>
+            </w:pPr>
+            <w:r>
+              <w:rPr>
+                <w:rFonts w:hint="eastAsia" w:ascii="微软雅黑" w:hAnsi="微软雅黑" w:eastAsia="微软雅黑" w:cs="微软雅黑"/>
+              </w:rPr>
+              <w:t>养成体验</w:t>
+            </w:r>
+          </w:p>
+        </w:tc>
+        <w:tc>
+          <w:tcPr>
+            <w:tcW w:w="2880" w:type="dxa"/>
+          </w:tcPr>
+          <w:p>
+            <w:pPr>
+              <w:spacing w:after="0" w:line="240" w:lineRule="auto"/>
+              <w:rPr>
+                <w:rFonts w:hint="eastAsia" w:ascii="微软雅黑" w:hAnsi="微软雅黑" w:eastAsia="微软雅黑" w:cs="微软雅黑"/>
+              </w:rPr>
+            </w:pPr>
+            <w:r>
+              <w:rPr>
+                <w:rFonts w:hint="eastAsia" w:ascii="微软雅黑" w:hAnsi="微软雅黑" w:eastAsia="微软雅黑" w:cs="微软雅黑"/>
+              </w:rPr>
+              <w:t>宠物/绿植/汽车有状态与互动；遗忘有代价但不过度惩罚</w:t>
+            </w:r>
+          </w:p>
+        </w:tc>
+        <w:tc>
+          <w:tcPr>
+            <w:tcW w:w="2880" w:type="dxa"/>
+          </w:tcPr>
+          <w:p>
+            <w:pPr>
+              <w:spacing w:after="0" w:line="240" w:lineRule="auto"/>
+              <w:rPr>
+                <w:rFonts w:hint="eastAsia" w:ascii="微软雅黑" w:hAnsi="微软雅黑" w:eastAsia="微软雅黑" w:cs="微软雅黑"/>
+              </w:rPr>
+            </w:pPr>
+            <w:r>
+              <w:rPr>
+                <w:rFonts w:hint="eastAsia" w:ascii="微软雅黑" w:hAnsi="微软雅黑" w:eastAsia="微软雅黑" w:cs="微软雅黑"/>
+              </w:rPr>
+              <w:t>P1</w:t>
+            </w:r>
+          </w:p>
+        </w:tc>
+      </w:tr>
+      <w:tr>
+        <w:tblPrEx>
+          <w:tblBorders>
+            <w:top w:val="single" w:color="auto" w:sz="4" w:space="0"/>
+            <w:left w:val="single" w:color="auto" w:sz="4" w:space="0"/>
+            <w:bottom w:val="single" w:color="auto" w:sz="4" w:space="0"/>
+            <w:right w:val="single" w:color="auto" w:sz="4" w:space="0"/>
+            <w:insideH w:val="single" w:color="auto" w:sz="4" w:space="0"/>
+            <w:insideV w:val="single" w:color="auto" w:sz="4" w:space="0"/>
+          </w:tblBorders>
+          <w:tblCellMar>
+            <w:top w:w="0" w:type="dxa"/>
+            <w:left w:w="108" w:type="dxa"/>
+            <w:bottom w:w="0" w:type="dxa"/>
+            <w:right w:w="108" w:type="dxa"/>
+          </w:tblCellMar>
+        </w:tblPrEx>
+        <w:tc>
+          <w:tcPr>
+            <w:tcW w:w="2880" w:type="dxa"/>
+          </w:tcPr>
+          <w:p>
+            <w:pPr>
+              <w:spacing w:after="0" w:line="240" w:lineRule="auto"/>
+              <w:rPr>
+                <w:rFonts w:hint="eastAsia" w:ascii="微软雅黑" w:hAnsi="微软雅黑" w:eastAsia="微软雅黑" w:cs="微软雅黑"/>
+              </w:rPr>
+            </w:pPr>
+            <w:r>
+              <w:rPr>
+                <w:rFonts w:hint="eastAsia" w:ascii="微软雅黑" w:hAnsi="微软雅黑" w:eastAsia="微软雅黑" w:cs="微软雅黑"/>
+              </w:rPr>
+              <w:t>支付体验</w:t>
+            </w:r>
+          </w:p>
+        </w:tc>
+        <w:tc>
+          <w:tcPr>
+            <w:tcW w:w="2880" w:type="dxa"/>
+          </w:tcPr>
+          <w:p>
+            <w:pPr>
+              <w:spacing w:after="0" w:line="240" w:lineRule="auto"/>
+              <w:rPr>
+                <w:rFonts w:hint="eastAsia" w:ascii="微软雅黑" w:hAnsi="微软雅黑" w:eastAsia="微软雅黑" w:cs="微软雅黑"/>
+              </w:rPr>
+            </w:pPr>
+            <w:r>
+              <w:rPr>
+                <w:rFonts w:hint="eastAsia" w:ascii="微软雅黑" w:hAnsi="微软雅黑" w:eastAsia="微软雅黑" w:cs="微软雅黑"/>
+              </w:rPr>
+              <w:t>模拟真实银行卡流程（绑卡、密码、订单）但无真实资金风险</w:t>
+            </w:r>
+          </w:p>
+        </w:tc>
+        <w:tc>
+          <w:tcPr>
+            <w:tcW w:w="2880" w:type="dxa"/>
+          </w:tcPr>
+          <w:p>
+            <w:pPr>
+              <w:spacing w:after="0" w:line="240" w:lineRule="auto"/>
+              <w:rPr>
+                <w:rFonts w:hint="eastAsia" w:ascii="微软雅黑" w:hAnsi="微软雅黑" w:eastAsia="微软雅黑" w:cs="微软雅黑"/>
+              </w:rPr>
+            </w:pPr>
+            <w:r>
+              <w:rPr>
+                <w:rFonts w:hint="eastAsia" w:ascii="微软雅黑" w:hAnsi="微软雅黑" w:eastAsia="微软雅黑" w:cs="微软雅黑"/>
+              </w:rPr>
+              <w:t>P1</w:t>
+            </w:r>
+          </w:p>
+        </w:tc>
+      </w:tr>
+      <w:tr>
+        <w:tblPrEx>
+          <w:tblBorders>
+            <w:top w:val="single" w:color="auto" w:sz="4" w:space="0"/>
+            <w:left w:val="single" w:color="auto" w:sz="4" w:space="0"/>
+            <w:bottom w:val="single" w:color="auto" w:sz="4" w:space="0"/>
+            <w:right w:val="single" w:color="auto" w:sz="4" w:space="0"/>
+            <w:insideH w:val="single" w:color="auto" w:sz="4" w:space="0"/>
+            <w:insideV w:val="single" w:color="auto" w:sz="4" w:space="0"/>
+          </w:tblBorders>
+          <w:tblCellMar>
+            <w:top w:w="0" w:type="dxa"/>
+            <w:left w:w="108" w:type="dxa"/>
+            <w:bottom w:w="0" w:type="dxa"/>
+            <w:right w:w="108" w:type="dxa"/>
+          </w:tblCellMar>
+        </w:tblPrEx>
+        <w:tc>
+          <w:tcPr>
+            <w:tcW w:w="2880" w:type="dxa"/>
+          </w:tcPr>
+          <w:p>
+            <w:pPr>
+              <w:spacing w:after="0" w:line="240" w:lineRule="auto"/>
+              <w:rPr>
+                <w:rFonts w:hint="eastAsia" w:ascii="微软雅黑" w:hAnsi="微软雅黑" w:eastAsia="微软雅黑" w:cs="微软雅黑"/>
+              </w:rPr>
+            </w:pPr>
+            <w:r>
+              <w:rPr>
+                <w:rFonts w:hint="eastAsia" w:ascii="微软雅黑" w:hAnsi="微软雅黑" w:eastAsia="微软雅黑" w:cs="微软雅黑"/>
+              </w:rPr>
+              <w:t>内容体验</w:t>
+            </w:r>
+          </w:p>
+        </w:tc>
+        <w:tc>
+          <w:tcPr>
+            <w:tcW w:w="2880" w:type="dxa"/>
+          </w:tcPr>
+          <w:p>
+            <w:pPr>
+              <w:spacing w:after="0" w:line="240" w:lineRule="auto"/>
+              <w:rPr>
+                <w:rFonts w:hint="eastAsia" w:ascii="微软雅黑" w:hAnsi="微软雅黑" w:eastAsia="微软雅黑" w:cs="微软雅黑"/>
+              </w:rPr>
+            </w:pPr>
+            <w:r>
+              <w:rPr>
+                <w:rFonts w:hint="eastAsia" w:ascii="微软雅黑" w:hAnsi="微软雅黑" w:eastAsia="微软雅黑" w:cs="微软雅黑"/>
+              </w:rPr>
+              <w:t>系统自带丰富真实商品；支持用户上传；立绘/3D 资源高质量</w:t>
+            </w:r>
+          </w:p>
+        </w:tc>
+        <w:tc>
+          <w:tcPr>
+            <w:tcW w:w="2880" w:type="dxa"/>
+          </w:tcPr>
+          <w:p>
+            <w:pPr>
+              <w:spacing w:after="0" w:line="240" w:lineRule="auto"/>
+              <w:rPr>
+                <w:rFonts w:hint="eastAsia" w:ascii="微软雅黑" w:hAnsi="微软雅黑" w:eastAsia="微软雅黑" w:cs="微软雅黑"/>
+              </w:rPr>
+            </w:pPr>
+            <w:r>
+              <w:rPr>
+                <w:rFonts w:hint="eastAsia" w:ascii="微软雅黑" w:hAnsi="微软雅黑" w:eastAsia="微软雅黑" w:cs="微软雅黑"/>
+              </w:rPr>
+              <w:t>P1</w:t>
+            </w:r>
+          </w:p>
+        </w:tc>
+      </w:tr>
+      <w:tr>
+        <w:tblPrEx>
+          <w:tblBorders>
+            <w:top w:val="single" w:color="auto" w:sz="4" w:space="0"/>
+            <w:left w:val="single" w:color="auto" w:sz="4" w:space="0"/>
+            <w:bottom w:val="single" w:color="auto" w:sz="4" w:space="0"/>
+            <w:right w:val="single" w:color="auto" w:sz="4" w:space="0"/>
+            <w:insideH w:val="single" w:color="auto" w:sz="4" w:space="0"/>
+            <w:insideV w:val="single" w:color="auto" w:sz="4" w:space="0"/>
+          </w:tblBorders>
+          <w:tblCellMar>
+            <w:top w:w="0" w:type="dxa"/>
+            <w:left w:w="108" w:type="dxa"/>
+            <w:bottom w:w="0" w:type="dxa"/>
+            <w:right w:w="108" w:type="dxa"/>
+          </w:tblCellMar>
+        </w:tblPrEx>
+        <w:tc>
+          <w:tcPr>
+            <w:tcW w:w="2880" w:type="dxa"/>
+          </w:tcPr>
+          <w:p>
+            <w:pPr>
+              <w:spacing w:after="0" w:line="240" w:lineRule="auto"/>
+              <w:rPr>
+                <w:rFonts w:hint="eastAsia" w:ascii="微软雅黑" w:hAnsi="微软雅黑" w:eastAsia="微软雅黑" w:cs="微软雅黑"/>
+              </w:rPr>
+            </w:pPr>
+            <w:r>
+              <w:rPr>
+                <w:rFonts w:hint="eastAsia" w:ascii="微软雅黑" w:hAnsi="微软雅黑" w:eastAsia="微软雅黑" w:cs="微软雅黑"/>
+              </w:rPr>
+              <w:t>成长体验</w:t>
+            </w:r>
+          </w:p>
+        </w:tc>
+        <w:tc>
+          <w:tcPr>
+            <w:tcW w:w="2880" w:type="dxa"/>
+          </w:tcPr>
+          <w:p>
+            <w:pPr>
+              <w:spacing w:after="0" w:line="240" w:lineRule="auto"/>
+              <w:rPr>
+                <w:rFonts w:hint="eastAsia" w:ascii="微软雅黑" w:hAnsi="微软雅黑" w:eastAsia="微软雅黑" w:cs="微软雅黑"/>
+              </w:rPr>
+            </w:pPr>
+            <w:r>
+              <w:rPr>
+                <w:rFonts w:hint="eastAsia" w:ascii="微软雅黑" w:hAnsi="微软雅黑" w:eastAsia="微软雅黑" w:cs="微软雅黑"/>
+              </w:rPr>
+              <w:t>资产决定等级；等级解锁上限与额外奖励</w:t>
+            </w:r>
+          </w:p>
+        </w:tc>
+        <w:tc>
+          <w:tcPr>
+            <w:tcW w:w="2880" w:type="dxa"/>
+          </w:tcPr>
+          <w:p>
+            <w:pPr>
+              <w:spacing w:after="0" w:line="240" w:lineRule="auto"/>
+              <w:rPr>
+                <w:rFonts w:hint="eastAsia" w:ascii="微软雅黑" w:hAnsi="微软雅黑" w:eastAsia="微软雅黑" w:cs="微软雅黑"/>
+              </w:rPr>
+            </w:pPr>
+            <w:r>
+              <w:rPr>
+                <w:rFonts w:hint="eastAsia" w:ascii="微软雅黑" w:hAnsi="微软雅黑" w:eastAsia="微软雅黑" w:cs="微软雅黑"/>
+              </w:rPr>
+              <w:t>P1</w:t>
+            </w:r>
+          </w:p>
+        </w:tc>
+      </w:tr>
+      <w:tr>
+        <w:tblPrEx>
+          <w:tblBorders>
+            <w:top w:val="single" w:color="auto" w:sz="4" w:space="0"/>
+            <w:left w:val="single" w:color="auto" w:sz="4" w:space="0"/>
+            <w:bottom w:val="single" w:color="auto" w:sz="4" w:space="0"/>
+            <w:right w:val="single" w:color="auto" w:sz="4" w:space="0"/>
+            <w:insideH w:val="single" w:color="auto" w:sz="4" w:space="0"/>
+            <w:insideV w:val="single" w:color="auto" w:sz="4" w:space="0"/>
+          </w:tblBorders>
+          <w:tblCellMar>
+            <w:top w:w="0" w:type="dxa"/>
+            <w:left w:w="108" w:type="dxa"/>
+            <w:bottom w:w="0" w:type="dxa"/>
+            <w:right w:w="108" w:type="dxa"/>
+          </w:tblCellMar>
+        </w:tblPrEx>
+        <w:tc>
+          <w:tcPr>
+            <w:tcW w:w="2880" w:type="dxa"/>
+          </w:tcPr>
+          <w:p>
+            <w:pPr>
+              <w:spacing w:after="0" w:line="240" w:lineRule="auto"/>
+              <w:rPr>
+                <w:rFonts w:hint="eastAsia" w:ascii="微软雅黑" w:hAnsi="微软雅黑" w:eastAsia="微软雅黑" w:cs="微软雅黑"/>
+              </w:rPr>
+            </w:pPr>
+            <w:r>
+              <w:rPr>
+                <w:rFonts w:hint="eastAsia" w:ascii="微软雅黑" w:hAnsi="微软雅黑" w:eastAsia="微软雅黑" w:cs="微软雅黑"/>
+              </w:rPr>
+              <w:t>惊喜体验</w:t>
+            </w:r>
+          </w:p>
+        </w:tc>
+        <w:tc>
+          <w:tcPr>
+            <w:tcW w:w="2880" w:type="dxa"/>
+          </w:tcPr>
+          <w:p>
+            <w:pPr>
+              <w:spacing w:after="0" w:line="240" w:lineRule="auto"/>
+              <w:rPr>
+                <w:rFonts w:hint="eastAsia" w:ascii="微软雅黑" w:hAnsi="微软雅黑" w:eastAsia="微软雅黑" w:cs="微软雅黑"/>
+              </w:rPr>
+            </w:pPr>
+            <w:r>
+              <w:rPr>
+                <w:rFonts w:hint="eastAsia" w:ascii="微软雅黑" w:hAnsi="微软雅黑" w:eastAsia="微软雅黑" w:cs="微软雅黑"/>
+              </w:rPr>
+              <w:t>天气/新闻/随机事件带来小幅奖惩；反诈彩蛋</w:t>
+            </w:r>
+          </w:p>
+        </w:tc>
+        <w:tc>
+          <w:tcPr>
+            <w:tcW w:w="2880" w:type="dxa"/>
+          </w:tcPr>
+          <w:p>
+            <w:pPr>
+              <w:spacing w:after="0" w:line="240" w:lineRule="auto"/>
+              <w:rPr>
+                <w:rFonts w:hint="eastAsia" w:ascii="微软雅黑" w:hAnsi="微软雅黑" w:eastAsia="微软雅黑" w:cs="微软雅黑"/>
+              </w:rPr>
+            </w:pPr>
+            <w:r>
+              <w:rPr>
+                <w:rFonts w:hint="eastAsia" w:ascii="微软雅黑" w:hAnsi="微软雅黑" w:eastAsia="微软雅黑" w:cs="微软雅黑"/>
+              </w:rPr>
+              <w:t>P2</w:t>
+            </w:r>
+          </w:p>
+        </w:tc>
+      </w:tr>
+      <w:tr>
+        <w:tblPrEx>
+          <w:tblBorders>
+            <w:top w:val="single" w:color="auto" w:sz="4" w:space="0"/>
+            <w:left w:val="single" w:color="auto" w:sz="4" w:space="0"/>
+            <w:bottom w:val="single" w:color="auto" w:sz="4" w:space="0"/>
+            <w:right w:val="single" w:color="auto" w:sz="4" w:space="0"/>
+            <w:insideH w:val="single" w:color="auto" w:sz="4" w:space="0"/>
+            <w:insideV w:val="single" w:color="auto" w:sz="4" w:space="0"/>
+          </w:tblBorders>
+          <w:tblCellMar>
+            <w:top w:w="0" w:type="dxa"/>
+            <w:left w:w="108" w:type="dxa"/>
+            <w:bottom w:w="0" w:type="dxa"/>
+            <w:right w:w="108" w:type="dxa"/>
+          </w:tblCellMar>
+        </w:tblPrEx>
+        <w:tc>
+          <w:tcPr>
+            <w:tcW w:w="2880" w:type="dxa"/>
+          </w:tcPr>
+          <w:p>
+            <w:pPr>
+              <w:spacing w:after="0" w:line="240" w:lineRule="auto"/>
+              <w:rPr>
+                <w:rFonts w:hint="eastAsia" w:ascii="微软雅黑" w:hAnsi="微软雅黑" w:eastAsia="微软雅黑" w:cs="微软雅黑"/>
+              </w:rPr>
+            </w:pPr>
+            <w:r>
+              <w:rPr>
+                <w:rFonts w:hint="eastAsia" w:ascii="微软雅黑" w:hAnsi="微软雅黑" w:eastAsia="微软雅黑" w:cs="微软雅黑"/>
+              </w:rPr>
+              <w:t>数据安全</w:t>
+            </w:r>
+          </w:p>
+        </w:tc>
+        <w:tc>
+          <w:tcPr>
+            <w:tcW w:w="2880" w:type="dxa"/>
+          </w:tcPr>
+          <w:p>
+            <w:pPr>
+              <w:spacing w:after="0" w:line="240" w:lineRule="auto"/>
+              <w:rPr>
+                <w:rFonts w:hint="eastAsia" w:ascii="微软雅黑" w:hAnsi="微软雅黑" w:eastAsia="微软雅黑" w:cs="微软雅黑"/>
+              </w:rPr>
+            </w:pPr>
+            <w:r>
+              <w:rPr>
+                <w:rFonts w:hint="eastAsia" w:ascii="微软雅黑" w:hAnsi="微软雅黑" w:eastAsia="微软雅黑" w:cs="微软雅黑"/>
+              </w:rPr>
+              <w:t>本地数据加密；未来可选云同步</w:t>
+            </w:r>
+          </w:p>
+        </w:tc>
+        <w:tc>
+          <w:tcPr>
+            <w:tcW w:w="2880" w:type="dxa"/>
+          </w:tcPr>
+          <w:p>
+            <w:pPr>
+              <w:spacing w:after="0" w:line="240" w:lineRule="auto"/>
+              <w:rPr>
+                <w:rFonts w:hint="eastAsia" w:ascii="微软雅黑" w:hAnsi="微软雅黑" w:eastAsia="微软雅黑" w:cs="微软雅黑"/>
+              </w:rPr>
+            </w:pPr>
+            <w:r>
+              <w:rPr>
+                <w:rFonts w:hint="eastAsia" w:ascii="微软雅黑" w:hAnsi="微软雅黑" w:eastAsia="微软雅黑" w:cs="微软雅黑"/>
+              </w:rPr>
+              <w:t>P1</w:t>
+            </w:r>
+          </w:p>
+        </w:tc>
+      </w:tr>
+      <w:tr>
+        <w:tblPrEx>
+          <w:tblBorders>
+            <w:top w:val="single" w:color="auto" w:sz="4" w:space="0"/>
+            <w:left w:val="single" w:color="auto" w:sz="4" w:space="0"/>
+            <w:bottom w:val="single" w:color="auto" w:sz="4" w:space="0"/>
+            <w:right w:val="single" w:color="auto" w:sz="4" w:space="0"/>
+            <w:insideH w:val="single" w:color="auto" w:sz="4" w:space="0"/>
+            <w:insideV w:val="single" w:color="auto" w:sz="4" w:space="0"/>
+          </w:tblBorders>
+          <w:tblCellMar>
+            <w:top w:w="0" w:type="dxa"/>
+            <w:left w:w="108" w:type="dxa"/>
+            <w:bottom w:w="0" w:type="dxa"/>
+            <w:right w:w="108" w:type="dxa"/>
+          </w:tblCellMar>
+        </w:tblPrEx>
+        <w:tc>
+          <w:tcPr>
+            <w:tcW w:w="2880" w:type="dxa"/>
+          </w:tcPr>
+          <w:p>
+            <w:pPr>
+              <w:spacing w:after="0" w:line="240" w:lineRule="auto"/>
+              <w:rPr>
+                <w:rFonts w:hint="eastAsia" w:ascii="微软雅黑" w:hAnsi="微软雅黑" w:eastAsia="微软雅黑" w:cs="微软雅黑"/>
+              </w:rPr>
+            </w:pPr>
+            <w:r>
+              <w:rPr>
+                <w:rFonts w:hint="eastAsia" w:ascii="微软雅黑" w:hAnsi="微软雅黑" w:eastAsia="微软雅黑" w:cs="微软雅黑"/>
+              </w:rPr>
+              <w:t>离线能力</w:t>
+            </w:r>
+          </w:p>
+        </w:tc>
+        <w:tc>
+          <w:tcPr>
+            <w:tcW w:w="2880" w:type="dxa"/>
+          </w:tcPr>
+          <w:p>
+            <w:pPr>
+              <w:spacing w:after="0" w:line="240" w:lineRule="auto"/>
+              <w:rPr>
+                <w:rFonts w:hint="eastAsia" w:ascii="微软雅黑" w:hAnsi="微软雅黑" w:eastAsia="微软雅黑" w:cs="微软雅黑"/>
+              </w:rPr>
+            </w:pPr>
+            <w:r>
+              <w:rPr>
+                <w:rFonts w:hint="eastAsia" w:ascii="微软雅黑" w:hAnsi="微软雅黑" w:eastAsia="微软雅黑" w:cs="微软雅黑"/>
+              </w:rPr>
+              <w:t>核心功能离线可用；在线 API 失败 graceful 降级</w:t>
+            </w:r>
+          </w:p>
+        </w:tc>
+        <w:tc>
+          <w:tcPr>
+            <w:tcW w:w="2880" w:type="dxa"/>
+          </w:tcPr>
+          <w:p>
+            <w:pPr>
+              <w:spacing w:after="0" w:line="240" w:lineRule="auto"/>
+              <w:rPr>
+                <w:rFonts w:hint="eastAsia" w:ascii="微软雅黑" w:hAnsi="微软雅黑" w:eastAsia="微软雅黑" w:cs="微软雅黑"/>
+              </w:rPr>
+            </w:pPr>
+            <w:r>
+              <w:rPr>
+                <w:rFonts w:hint="eastAsia" w:ascii="微软雅黑" w:hAnsi="微软雅黑" w:eastAsia="微软雅黑" w:cs="微软雅黑"/>
+              </w:rPr>
+              <w:t>P1</w:t>
+            </w:r>
+          </w:p>
+        </w:tc>
+      </w:tr>
+    </w:tbl>
+    <w:p>
+      <w:pPr>
+        <w:pStyle w:val="3"/>
+        <w:rPr>
+          <w:rFonts w:hint="eastAsia" w:ascii="微软雅黑" w:hAnsi="微软雅黑" w:eastAsia="微软雅黑" w:cs="微软雅黑"/>
+        </w:rPr>
+      </w:pPr>
+      <w:r>
+        <w:rPr>
+          <w:rFonts w:hint="eastAsia" w:ascii="微软雅黑" w:hAnsi="微软雅黑" w:eastAsia="微软雅黑" w:cs="微软雅黑"/>
+        </w:rPr>
+        <w:t>7. 功能需求（用户视角）</w:t>
+      </w:r>
+    </w:p>
+    <w:p>
+      <w:pPr>
+        <w:pStyle w:val="4"/>
+        <w:rPr>
+          <w:rFonts w:hint="eastAsia" w:ascii="微软雅黑" w:hAnsi="微软雅黑" w:eastAsia="微软雅黑" w:cs="微软雅黑"/>
+        </w:rPr>
+      </w:pPr>
+      <w:r>
+        <w:rPr>
+          <w:rFonts w:hint="eastAsia" w:ascii="微软雅黑" w:hAnsi="微软雅黑" w:eastAsia="微软雅黑" w:cs="微软雅黑"/>
+        </w:rPr>
+        <w:t>7.1 虚拟货币与账本</w:t>
+      </w:r>
+    </w:p>
+    <w:p>
+      <w:pPr>
+        <w:rPr>
+          <w:rFonts w:hint="eastAsia" w:ascii="微软雅黑" w:hAnsi="微软雅黑" w:eastAsia="微软雅黑" w:cs="微软雅黑"/>
+        </w:rPr>
+      </w:pPr>
+      <w:r>
+        <w:rPr>
+          <w:rFonts w:hint="eastAsia" w:ascii="微软雅黑" w:hAnsi="微软雅黑" w:eastAsia="微软雅黑" w:cs="微软雅黑"/>
+        </w:rPr>
+        <w:t>UR-F-001：用户可查看当前虚拟货币余额（单位：元，保留两位小数）。UR-F-002：用户可查看完整收支明细（来源：任务、工具、生活模块、天气、随机事件、购买、惩罚、退款等）。UR-F-003：初始注册/首次进入可获赠适量启动资金（建议 100~500 元，可配置）。UR-F-004：单笔奖励额度为小金额（建议 0.1~50 元），与大件商品价格形成明显对比。</w:t>
+      </w:r>
+    </w:p>
+    <w:p>
+      <w:pPr>
+        <w:pStyle w:val="4"/>
+        <w:rPr>
+          <w:rFonts w:hint="eastAsia" w:ascii="微软雅黑" w:hAnsi="微软雅黑" w:eastAsia="微软雅黑" w:cs="微软雅黑"/>
+        </w:rPr>
+      </w:pPr>
+      <w:r>
+        <w:rPr>
+          <w:rFonts w:hint="eastAsia" w:ascii="微软雅黑" w:hAnsi="微软雅黑" w:eastAsia="微软雅黑" w:cs="微软雅黑"/>
+        </w:rPr>
+        <w:t>7.2 任务与 TODO</w:t>
+      </w:r>
+    </w:p>
+    <w:p>
+      <w:pPr>
+        <w:rPr>
+          <w:rFonts w:hint="eastAsia" w:ascii="微软雅黑" w:hAnsi="微软雅黑" w:eastAsia="微软雅黑" w:cs="微软雅黑"/>
+        </w:rPr>
+      </w:pPr>
+      <w:r>
+        <w:rPr>
+          <w:rFonts w:hint="eastAsia" w:ascii="微软雅黑" w:hAnsi="微软雅黑" w:eastAsia="微软雅黑" w:cs="微软雅黑"/>
+        </w:rPr>
+        <w:t>UR-F-010：系统每日自动生成有限数量 TODO（随机或基于用户习惯定向，建议 3~8 项/日）。UR-F-011：用户可创建自定义 TODO，设置标题、描述、优先级（高/中/低）、截止日期、奖励金额。UR-F-012：用户自定义 TODO 数量有上限（随等级提升）。UR-F-013：完成 TODO 后自动发放奖励并标记完成状态。UR-F-014：过期未完成 TODO 可触发惩罚（量级随等级）。</w:t>
+      </w:r>
+    </w:p>
+    <w:p>
+      <w:pPr>
+        <w:pStyle w:val="4"/>
+        <w:rPr>
+          <w:rFonts w:hint="eastAsia" w:ascii="微软雅黑" w:hAnsi="微软雅黑" w:eastAsia="微软雅黑" w:cs="微软雅黑"/>
+        </w:rPr>
+      </w:pPr>
+      <w:r>
+        <w:rPr>
+          <w:rFonts w:hint="eastAsia" w:ascii="微软雅黑" w:hAnsi="微软雅黑" w:eastAsia="微软雅黑" w:cs="微软雅黑"/>
+        </w:rPr>
+        <w:t>7.3 工具与小游戏</w:t>
+      </w:r>
+    </w:p>
+    <w:p>
+      <w:pPr>
+        <w:rPr>
+          <w:rFonts w:hint="eastAsia" w:ascii="微软雅黑" w:hAnsi="微软雅黑" w:eastAsia="微软雅黑" w:cs="微软雅黑"/>
+        </w:rPr>
+      </w:pPr>
+      <w:r>
+        <w:rPr>
+          <w:rFonts w:hint="eastAsia" w:ascii="微软雅黑" w:hAnsi="微软雅黑" w:eastAsia="微软雅黑" w:cs="微软雅黑"/>
+        </w:rPr>
+        <w:t>UR-F-020：工具列表采用可扩展框架，v1.1 首批：文件处理（md/word 互转需 pandoc、word 压缩）、休闲娱乐（冷笑话、脑筋急转弯）、学习教育（日语五十音离线、英语单词在线/离线）、文学（每日一诗/文/词、鸡汤、名言等）。UR-F-021：每个工具每日奖励次数有限（如 3~10 次），超出后仍可使用但不奖励。UR-F-022：v1.1 不纳入五子棋、蜘蛛纸牌、2048、一笔画（标记为 v1.2+）。UR-F-023：需联网的工具在离线时提示并允许纯浏览模式。</w:t>
+      </w:r>
+    </w:p>
+    <w:p>
+      <w:pPr>
+        <w:pStyle w:val="4"/>
+        <w:rPr>
+          <w:rFonts w:hint="eastAsia" w:ascii="微软雅黑" w:hAnsi="微软雅黑" w:eastAsia="微软雅黑" w:cs="微软雅黑"/>
+        </w:rPr>
+      </w:pPr>
+      <w:r>
+        <w:rPr>
+          <w:rFonts w:hint="eastAsia" w:ascii="微软雅黑" w:hAnsi="微软雅黑" w:eastAsia="微软雅黑" w:cs="微软雅黑"/>
+        </w:rPr>
+        <w:t>7.4 商城与商品</w:t>
+      </w:r>
+    </w:p>
+    <w:p>
+      <w:pPr>
+        <w:rPr>
+          <w:rFonts w:hint="eastAsia" w:ascii="微软雅黑" w:hAnsi="微软雅黑" w:eastAsia="微软雅黑" w:cs="微软雅黑"/>
+        </w:rPr>
+      </w:pPr>
+      <w:r>
+        <w:rPr>
+          <w:rFonts w:hint="eastAsia" w:ascii="微软雅黑" w:hAnsi="微软雅黑" w:eastAsia="微软雅黑" w:cs="微软雅黑"/>
+        </w:rPr>
+        <w:t>UR-F-030：商城支持分类（跑车、立绘、家具、宠物、植物等）、搜索、排序（价格/热度/时间）、分页。UR-F-031：商品详情页展示名称、真实参考价、高清图/3D 预览、描述、来源。UR-F-032：系统预置大量真实世界商品种子数据（PNG 抠图 + 真实市场价）。UR-F-033：用户可上传自定义商品，系统自动生成合理虚拟价格。UR-F-034：购买后商品进入个人收藏，可在对应生活/展示模块中使用。</w:t>
+      </w:r>
+    </w:p>
+    <w:p>
+      <w:pPr>
+        <w:pStyle w:val="4"/>
+        <w:rPr>
+          <w:rFonts w:hint="eastAsia" w:ascii="微软雅黑" w:hAnsi="微软雅黑" w:eastAsia="微软雅黑" w:cs="微软雅黑"/>
+        </w:rPr>
+      </w:pPr>
+      <w:r>
+        <w:rPr>
+          <w:rFonts w:hint="eastAsia" w:ascii="微软雅黑" w:hAnsi="微软雅黑" w:eastAsia="微软雅黑" w:cs="微软雅黑"/>
+        </w:rPr>
+        <w:t>7.5 模拟支付</w:t>
+      </w:r>
+    </w:p>
+    <w:p>
+      <w:pPr>
+        <w:rPr>
+          <w:rFonts w:hint="eastAsia" w:ascii="微软雅黑" w:hAnsi="微软雅黑" w:eastAsia="微软雅黑" w:cs="微软雅黑"/>
+        </w:rPr>
+      </w:pPr>
+      <w:r>
+        <w:rPr>
+          <w:rFonts w:hint="eastAsia" w:ascii="微软雅黑" w:hAnsi="微软雅黑" w:eastAsia="微软雅黑" w:cs="微软雅黑"/>
+        </w:rPr>
+        <w:t>UR-F-040：用户可添加模拟银行卡（卡号可伪造，格式校验即可）。UR-F-041：用户须设置支付密码（本地加密存储）。UR-F-042：购买时走完整模拟流程：选商品 → 确认订单 → 选卡 → 输入密码 → 扣款 → 生成订单记录。UR-F-043：支持退货退款（规则可配置，如 7 日内、完整性&gt;80%）。UR-F-044：订单、退款、账本均可查询导出（本地）。</w:t>
+      </w:r>
+    </w:p>
+    <w:p>
+      <w:pPr>
+        <w:pStyle w:val="4"/>
+        <w:rPr>
+          <w:rFonts w:hint="eastAsia" w:ascii="微软雅黑" w:hAnsi="微软雅黑" w:eastAsia="微软雅黑" w:cs="微软雅黑"/>
+        </w:rPr>
+      </w:pPr>
+      <w:r>
+        <w:rPr>
+          <w:rFonts w:hint="eastAsia" w:ascii="微软雅黑" w:hAnsi="微软雅黑" w:eastAsia="微软雅黑" w:cs="微软雅黑"/>
+        </w:rPr>
+        <w:t>7.6 生活模块</w:t>
+      </w:r>
+    </w:p>
+    <w:p>
+      <w:pPr>
+        <w:rPr>
+          <w:rFonts w:hint="eastAsia" w:ascii="微软雅黑" w:hAnsi="微软雅黑" w:eastAsia="微软雅黑" w:cs="微软雅黑"/>
+        </w:rPr>
+      </w:pPr>
+      <w:r>
+        <w:rPr>
+          <w:rFonts w:hint="eastAsia" w:ascii="微软雅黑" w:hAnsi="微软雅黑" w:eastAsia="微软雅黑" w:cs="微软雅黑"/>
+        </w:rPr>
+        <w:t>UR-F-050 绿植：系统自带绿植；用户可培养（浇水、施肥、修剪、除虫）；持有上限默认 5 株（随等级提升）；可自定义创建；枯死概率随 neglect 时间上升。UR-F-051 宠物：系统自带；互动（投喂、洗澡、玩耍、散步、抚摸）；上限默认 3 只；走丢/病死机制及找回流程。UR-F-052 汽车：系统自带跑车；3D 展厅查看；上限默认 20 辆；完整性&lt;60% 为损坏；维修/出售。UR-F-053 立绘：系统大量离线图片；用户可创建；无持有上限。UR-F-054 居住：系统预设房屋（不可用户创建）；家具需购买；清理/装修/更换高价值家具可获奖励。UR-F-055 天气：API 获取；好天气随机奖励、坏天气小幅扣款。UR-F-056 随机事件：新闻 API 分析奖惩；系统预设事件（银行卡异常、福利诈骗、宠物走丢、枯死、损坏等）。</w:t>
+      </w:r>
+    </w:p>
+    <w:p>
+      <w:pPr>
+        <w:pStyle w:val="4"/>
+        <w:rPr>
+          <w:rFonts w:hint="eastAsia" w:ascii="微软雅黑" w:hAnsi="微软雅黑" w:eastAsia="微软雅黑" w:cs="微软雅黑"/>
+        </w:rPr>
+      </w:pPr>
+      <w:r>
+        <w:rPr>
+          <w:rFonts w:hint="eastAsia" w:ascii="微软雅黑" w:hAnsi="微软雅黑" w:eastAsia="微软雅黑" w:cs="微软雅黑"/>
+        </w:rPr>
+        <w:t>7.7 等级与成就</w:t>
+      </w:r>
+    </w:p>
+    <w:p>
+      <w:pPr>
+        <w:rPr>
+          <w:rFonts w:hint="eastAsia" w:ascii="微软雅黑" w:hAnsi="微软雅黑" w:eastAsia="微软雅黑" w:cs="微软雅黑"/>
+        </w:rPr>
+      </w:pPr>
+      <w:r>
+        <w:rPr>
+          <w:rFonts w:hint="eastAsia" w:ascii="微软雅黑" w:hAnsi="微软雅黑" w:eastAsia="微软雅黑" w:cs="微软雅黑"/>
+        </w:rPr>
+        <w:t>UR-F-060：用户等级由总资产（余额+持有物估值）决定。UR-F-061：高等级解锁：更高每日额外奖励、更高 TODO/工具次数上限、更高绿植/宠物/汽车持有上限、更高参数上限。UR-F-062：成就/勋章/荣誉/排行榜（v1.1 可实现基础版，详细榜单 v1.2+）。UR-F-063：惩罚扣款量级随等级调整（高等级用户承受力更强）。</w:t>
+      </w:r>
+    </w:p>
+    <w:p>
+      <w:pPr>
+        <w:pStyle w:val="4"/>
+        <w:rPr>
+          <w:rFonts w:hint="eastAsia" w:ascii="微软雅黑" w:hAnsi="微软雅黑" w:eastAsia="微软雅黑" w:cs="微软雅黑"/>
+        </w:rPr>
+      </w:pPr>
+      <w:r>
+        <w:rPr>
+          <w:rFonts w:hint="eastAsia" w:ascii="微软雅黑" w:hAnsi="微软雅黑" w:eastAsia="微软雅黑" w:cs="微软雅黑"/>
+        </w:rPr>
+        <w:t>7.8 个人中心</w:t>
+      </w:r>
+    </w:p>
+    <w:p>
+      <w:pPr>
+        <w:rPr>
+          <w:rFonts w:hint="eastAsia" w:ascii="微软雅黑" w:hAnsi="微软雅黑" w:eastAsia="微软雅黑" w:cs="微软雅黑"/>
+        </w:rPr>
+      </w:pPr>
+      <w:r>
+        <w:rPr>
+          <w:rFonts w:hint="eastAsia" w:ascii="微软雅黑" w:hAnsi="微软雅黑" w:eastAsia="微软雅黑" w:cs="微软雅黑"/>
+        </w:rPr>
+        <w:t>UR-F-070：个人资料与设置（主题、通知、数据备份）。UR-F-071：个人订单、收藏、TODO 列表、成就、等级、积分、勋章统一管理入口。UR-F-072：用户注册、登录、退出（本地账户，v1.0 单机）。</w:t>
+      </w:r>
+    </w:p>
+    <w:tbl>
+      <w:tblPr>
+        <w:tblStyle w:val="33"/>
+        <w:tblW w:w="0" w:type="auto"/>
+        <w:tblInd w:w="0" w:type="dxa"/>
+        <w:tblBorders>
+          <w:top w:val="single" w:color="auto" w:sz="4" w:space="0"/>
+          <w:left w:val="single" w:color="auto" w:sz="4" w:space="0"/>
+          <w:bottom w:val="single" w:color="auto" w:sz="4" w:space="0"/>
+          <w:right w:val="single" w:color="auto" w:sz="4" w:space="0"/>
+          <w:insideH w:val="single" w:color="auto" w:sz="4" w:space="0"/>
+          <w:insideV w:val="single" w:color="auto" w:sz="4" w:space="0"/>
+        </w:tblBorders>
+        <w:tblLayout w:type="autofit"/>
+        <w:tblCellMar>
+          <w:top w:w="0" w:type="dxa"/>
+          <w:left w:w="108" w:type="dxa"/>
+          <w:bottom w:w="0" w:type="dxa"/>
+          <w:right w:w="108" w:type="dxa"/>
+        </w:tblCellMar>
+      </w:tblPr>
+      <w:tblGrid>
+        <w:gridCol w:w="1440"/>
+        <w:gridCol w:w="1440"/>
+        <w:gridCol w:w="1440"/>
+        <w:gridCol w:w="1440"/>
+        <w:gridCol w:w="1440"/>
+        <w:gridCol w:w="1440"/>
+      </w:tblGrid>
+      <w:tr>
+        <w:tblPrEx>
+          <w:tblBorders>
+            <w:top w:val="single" w:color="auto" w:sz="4" w:space="0"/>
+            <w:left w:val="single" w:color="auto" w:sz="4" w:space="0"/>
+            <w:bottom w:val="single" w:color="auto" w:sz="4" w:space="0"/>
+            <w:right w:val="single" w:color="auto" w:sz="4" w:space="0"/>
+            <w:insideH w:val="single" w:color="auto" w:sz="4" w:space="0"/>
+            <w:insideV w:val="single" w:color="auto" w:sz="4" w:space="0"/>
+          </w:tblBorders>
+          <w:tblCellMar>
+            <w:top w:w="0" w:type="dxa"/>
+            <w:left w:w="108" w:type="dxa"/>
+            <w:bottom w:w="0" w:type="dxa"/>
+            <w:right w:w="108" w:type="dxa"/>
+          </w:tblCellMar>
+        </w:tblPrEx>
+        <w:tc>
+          <w:tcPr>
+            <w:tcW w:w="1440" w:type="dxa"/>
+          </w:tcPr>
+          <w:p>
+            <w:pPr>
+              <w:spacing w:after="0" w:line="240" w:lineRule="auto"/>
+              <w:rPr>
+                <w:rFonts w:hint="eastAsia" w:ascii="微软雅黑" w:hAnsi="微软雅黑" w:eastAsia="微软雅黑" w:cs="微软雅黑"/>
+              </w:rPr>
+            </w:pPr>
+            <w:r>
+              <w:rPr>
+                <w:rFonts w:hint="eastAsia" w:ascii="微软雅黑" w:hAnsi="微软雅黑" w:eastAsia="微软雅黑" w:cs="微软雅黑"/>
+              </w:rPr>
+              <w:t>阶段</w:t>
+            </w:r>
+          </w:p>
+        </w:tc>
+        <w:tc>
+          <w:tcPr>
+            <w:tcW w:w="1440" w:type="dxa"/>
+          </w:tcPr>
+          <w:p>
+            <w:pPr>
+              <w:spacing w:after="0" w:line="240" w:lineRule="auto"/>
+              <w:rPr>
+                <w:rFonts w:hint="eastAsia" w:ascii="微软雅黑" w:hAnsi="微软雅黑" w:eastAsia="微软雅黑" w:cs="微软雅黑"/>
+              </w:rPr>
+            </w:pPr>
+            <w:r>
+              <w:rPr>
+                <w:rFonts w:hint="eastAsia" w:ascii="微软雅黑" w:hAnsi="微软雅黑" w:eastAsia="微软雅黑" w:cs="微软雅黑"/>
+              </w:rPr>
+              <w:t>用户目标</w:t>
+            </w:r>
+          </w:p>
+        </w:tc>
+        <w:tc>
+          <w:tcPr>
+            <w:tcW w:w="1440" w:type="dxa"/>
+          </w:tcPr>
+          <w:p>
+            <w:pPr>
+              <w:spacing w:after="0" w:line="240" w:lineRule="auto"/>
+              <w:rPr>
+                <w:rFonts w:hint="eastAsia" w:ascii="微软雅黑" w:hAnsi="微软雅黑" w:eastAsia="微软雅黑" w:cs="微软雅黑"/>
+              </w:rPr>
+            </w:pPr>
+            <w:r>
+              <w:rPr>
+                <w:rFonts w:hint="eastAsia" w:ascii="微软雅黑" w:hAnsi="微软雅黑" w:eastAsia="微软雅黑" w:cs="微软雅黑"/>
+              </w:rPr>
+              <w:t>触点</w:t>
+            </w:r>
+          </w:p>
+        </w:tc>
+        <w:tc>
+          <w:tcPr>
+            <w:tcW w:w="1440" w:type="dxa"/>
+          </w:tcPr>
+          <w:p>
+            <w:pPr>
+              <w:spacing w:after="0" w:line="240" w:lineRule="auto"/>
+              <w:rPr>
+                <w:rFonts w:hint="eastAsia" w:ascii="微软雅黑" w:hAnsi="微软雅黑" w:eastAsia="微软雅黑" w:cs="微软雅黑"/>
+              </w:rPr>
+            </w:pPr>
+            <w:r>
+              <w:rPr>
+                <w:rFonts w:hint="eastAsia" w:ascii="微软雅黑" w:hAnsi="微软雅黑" w:eastAsia="微软雅黑" w:cs="微软雅黑"/>
+              </w:rPr>
+              <w:t>情绪</w:t>
+            </w:r>
+          </w:p>
+        </w:tc>
+        <w:tc>
+          <w:tcPr>
+            <w:tcW w:w="1440" w:type="dxa"/>
+          </w:tcPr>
+          <w:p>
+            <w:pPr>
+              <w:spacing w:after="0" w:line="240" w:lineRule="auto"/>
+              <w:rPr>
+                <w:rFonts w:hint="eastAsia" w:ascii="微软雅黑" w:hAnsi="微软雅黑" w:eastAsia="微软雅黑" w:cs="微软雅黑"/>
+              </w:rPr>
+            </w:pPr>
+            <w:r>
+              <w:rPr>
+                <w:rFonts w:hint="eastAsia" w:ascii="微软雅黑" w:hAnsi="微软雅黑" w:eastAsia="微软雅黑" w:cs="微软雅黑"/>
+              </w:rPr>
+              <w:t>痛点</w:t>
+            </w:r>
+          </w:p>
+        </w:tc>
+        <w:tc>
+          <w:tcPr>
+            <w:tcW w:w="1440" w:type="dxa"/>
+          </w:tcPr>
+          <w:p>
+            <w:pPr>
+              <w:spacing w:after="0" w:line="240" w:lineRule="auto"/>
+              <w:rPr>
+                <w:rFonts w:hint="eastAsia" w:ascii="微软雅黑" w:hAnsi="微软雅黑" w:eastAsia="微软雅黑" w:cs="微软雅黑"/>
+              </w:rPr>
+            </w:pPr>
+            <w:r>
+              <w:rPr>
+                <w:rFonts w:hint="eastAsia" w:ascii="微软雅黑" w:hAnsi="微软雅黑" w:eastAsia="微软雅黑" w:cs="微软雅黑"/>
+              </w:rPr>
+              <w:t>机会</w:t>
+            </w:r>
+          </w:p>
+        </w:tc>
+      </w:tr>
+      <w:tr>
+        <w:tblPrEx>
+          <w:tblBorders>
+            <w:top w:val="single" w:color="auto" w:sz="4" w:space="0"/>
+            <w:left w:val="single" w:color="auto" w:sz="4" w:space="0"/>
+            <w:bottom w:val="single" w:color="auto" w:sz="4" w:space="0"/>
+            <w:right w:val="single" w:color="auto" w:sz="4" w:space="0"/>
+            <w:insideH w:val="single" w:color="auto" w:sz="4" w:space="0"/>
+            <w:insideV w:val="single" w:color="auto" w:sz="4" w:space="0"/>
+          </w:tblBorders>
+          <w:tblCellMar>
+            <w:top w:w="0" w:type="dxa"/>
+            <w:left w:w="108" w:type="dxa"/>
+            <w:bottom w:w="0" w:type="dxa"/>
+            <w:right w:w="108" w:type="dxa"/>
+          </w:tblCellMar>
+        </w:tblPrEx>
+        <w:tc>
+          <w:tcPr>
+            <w:tcW w:w="1440" w:type="dxa"/>
+          </w:tcPr>
+          <w:p>
+            <w:pPr>
+              <w:spacing w:after="0" w:line="240" w:lineRule="auto"/>
+              <w:rPr>
+                <w:rFonts w:hint="eastAsia" w:ascii="微软雅黑" w:hAnsi="微软雅黑" w:eastAsia="微软雅黑" w:cs="微软雅黑"/>
+              </w:rPr>
+            </w:pPr>
+            <w:r>
+              <w:rPr>
+                <w:rFonts w:hint="eastAsia" w:ascii="微软雅黑" w:hAnsi="微软雅黑" w:eastAsia="微软雅黑" w:cs="微软雅黑"/>
+              </w:rPr>
+              <w:t>认知</w:t>
+            </w:r>
+          </w:p>
+        </w:tc>
+        <w:tc>
+          <w:tcPr>
+            <w:tcW w:w="1440" w:type="dxa"/>
+          </w:tcPr>
+          <w:p>
+            <w:pPr>
+              <w:spacing w:after="0" w:line="240" w:lineRule="auto"/>
+              <w:rPr>
+                <w:rFonts w:hint="eastAsia" w:ascii="微软雅黑" w:hAnsi="微软雅黑" w:eastAsia="微软雅黑" w:cs="微软雅黑"/>
+              </w:rPr>
+            </w:pPr>
+            <w:r>
+              <w:rPr>
+                <w:rFonts w:hint="eastAsia" w:ascii="微软雅黑" w:hAnsi="微软雅黑" w:eastAsia="微软雅黑" w:cs="微软雅黑"/>
+              </w:rPr>
+              <w:t>了解云斋是什么</w:t>
+            </w:r>
+          </w:p>
+        </w:tc>
+        <w:tc>
+          <w:tcPr>
+            <w:tcW w:w="1440" w:type="dxa"/>
+          </w:tcPr>
+          <w:p>
+            <w:pPr>
+              <w:spacing w:after="0" w:line="240" w:lineRule="auto"/>
+              <w:rPr>
+                <w:rFonts w:hint="eastAsia" w:ascii="微软雅黑" w:hAnsi="微软雅黑" w:eastAsia="微软雅黑" w:cs="微软雅黑"/>
+              </w:rPr>
+            </w:pPr>
+            <w:r>
+              <w:rPr>
+                <w:rFonts w:hint="eastAsia" w:ascii="微软雅黑" w:hAnsi="微软雅黑" w:eastAsia="微软雅黑" w:cs="微软雅黑"/>
+              </w:rPr>
+              <w:t>侧栏入口、首屏引导</w:t>
+            </w:r>
+          </w:p>
+        </w:tc>
+        <w:tc>
+          <w:tcPr>
+            <w:tcW w:w="1440" w:type="dxa"/>
+          </w:tcPr>
+          <w:p>
+            <w:pPr>
+              <w:spacing w:after="0" w:line="240" w:lineRule="auto"/>
+              <w:rPr>
+                <w:rFonts w:hint="eastAsia" w:ascii="微软雅黑" w:hAnsi="微软雅黑" w:eastAsia="微软雅黑" w:cs="微软雅黑"/>
+              </w:rPr>
+            </w:pPr>
+            <w:r>
+              <w:rPr>
+                <w:rFonts w:hint="eastAsia" w:ascii="微软雅黑" w:hAnsi="微软雅黑" w:eastAsia="微软雅黑" w:cs="微软雅黑"/>
+              </w:rPr>
+              <w:t>好奇</w:t>
+            </w:r>
+          </w:p>
+        </w:tc>
+        <w:tc>
+          <w:tcPr>
+            <w:tcW w:w="1440" w:type="dxa"/>
+          </w:tcPr>
+          <w:p>
+            <w:pPr>
+              <w:spacing w:after="0" w:line="240" w:lineRule="auto"/>
+              <w:rPr>
+                <w:rFonts w:hint="eastAsia" w:ascii="微软雅黑" w:hAnsi="微软雅黑" w:eastAsia="微软雅黑" w:cs="微软雅黑"/>
+              </w:rPr>
+            </w:pPr>
+            <w:r>
+              <w:rPr>
+                <w:rFonts w:hint="eastAsia" w:ascii="微软雅黑" w:hAnsi="微软雅黑" w:eastAsia="微软雅黑" w:cs="微软雅黑"/>
+              </w:rPr>
+              <w:t>功能过多不知从何开始</w:t>
+            </w:r>
+          </w:p>
+        </w:tc>
+        <w:tc>
+          <w:tcPr>
+            <w:tcW w:w="1440" w:type="dxa"/>
+          </w:tcPr>
+          <w:p>
+            <w:pPr>
+              <w:spacing w:after="0" w:line="240" w:lineRule="auto"/>
+              <w:rPr>
+                <w:rFonts w:hint="eastAsia" w:ascii="微软雅黑" w:hAnsi="微软雅黑" w:eastAsia="微软雅黑" w:cs="微软雅黑"/>
+              </w:rPr>
+            </w:pPr>
+            <w:r>
+              <w:rPr>
+                <w:rFonts w:hint="eastAsia" w:ascii="微软雅黑" w:hAnsi="微软雅黑" w:eastAsia="微软雅黑" w:cs="微软雅黑"/>
+              </w:rPr>
+              <w:t>精简首屏+引导任务</w:t>
+            </w:r>
+          </w:p>
+        </w:tc>
+      </w:tr>
+      <w:tr>
+        <w:tblPrEx>
+          <w:tblBorders>
+            <w:top w:val="single" w:color="auto" w:sz="4" w:space="0"/>
+            <w:left w:val="single" w:color="auto" w:sz="4" w:space="0"/>
+            <w:bottom w:val="single" w:color="auto" w:sz="4" w:space="0"/>
+            <w:right w:val="single" w:color="auto" w:sz="4" w:space="0"/>
+            <w:insideH w:val="single" w:color="auto" w:sz="4" w:space="0"/>
+            <w:insideV w:val="single" w:color="auto" w:sz="4" w:space="0"/>
+          </w:tblBorders>
+          <w:tblCellMar>
+            <w:top w:w="0" w:type="dxa"/>
+            <w:left w:w="108" w:type="dxa"/>
+            <w:bottom w:w="0" w:type="dxa"/>
+            <w:right w:w="108" w:type="dxa"/>
+          </w:tblCellMar>
+        </w:tblPrEx>
+        <w:tc>
+          <w:tcPr>
+            <w:tcW w:w="1440" w:type="dxa"/>
+          </w:tcPr>
+          <w:p>
+            <w:pPr>
+              <w:spacing w:after="0" w:line="240" w:lineRule="auto"/>
+              <w:rPr>
+                <w:rFonts w:hint="eastAsia" w:ascii="微软雅黑" w:hAnsi="微软雅黑" w:eastAsia="微软雅黑" w:cs="微软雅黑"/>
+              </w:rPr>
+            </w:pPr>
+            <w:r>
+              <w:rPr>
+                <w:rFonts w:hint="eastAsia" w:ascii="微软雅黑" w:hAnsi="微软雅黑" w:eastAsia="微软雅黑" w:cs="微软雅黑"/>
+              </w:rPr>
+              <w:t>激活</w:t>
+            </w:r>
+          </w:p>
+        </w:tc>
+        <w:tc>
+          <w:tcPr>
+            <w:tcW w:w="1440" w:type="dxa"/>
+          </w:tcPr>
+          <w:p>
+            <w:pPr>
+              <w:spacing w:after="0" w:line="240" w:lineRule="auto"/>
+              <w:rPr>
+                <w:rFonts w:hint="eastAsia" w:ascii="微软雅黑" w:hAnsi="微软雅黑" w:eastAsia="微软雅黑" w:cs="微软雅黑"/>
+              </w:rPr>
+            </w:pPr>
+            <w:r>
+              <w:rPr>
+                <w:rFonts w:hint="eastAsia" w:ascii="微软雅黑" w:hAnsi="微软雅黑" w:eastAsia="微软雅黑" w:cs="微软雅黑"/>
+              </w:rPr>
+              <w:t>完成首次赚币与购买</w:t>
+            </w:r>
+          </w:p>
+        </w:tc>
+        <w:tc>
+          <w:tcPr>
+            <w:tcW w:w="1440" w:type="dxa"/>
+          </w:tcPr>
+          <w:p>
+            <w:pPr>
+              <w:spacing w:after="0" w:line="240" w:lineRule="auto"/>
+              <w:rPr>
+                <w:rFonts w:hint="eastAsia" w:ascii="微软雅黑" w:hAnsi="微软雅黑" w:eastAsia="微软雅黑" w:cs="微软雅黑"/>
+              </w:rPr>
+            </w:pPr>
+            <w:r>
+              <w:rPr>
+                <w:rFonts w:hint="eastAsia" w:ascii="微软雅黑" w:hAnsi="微软雅黑" w:eastAsia="微软雅黑" w:cs="微软雅黑"/>
+              </w:rPr>
+              <w:t>工具/TODO、商城</w:t>
+            </w:r>
+          </w:p>
+        </w:tc>
+        <w:tc>
+          <w:tcPr>
+            <w:tcW w:w="1440" w:type="dxa"/>
+          </w:tcPr>
+          <w:p>
+            <w:pPr>
+              <w:spacing w:after="0" w:line="240" w:lineRule="auto"/>
+              <w:rPr>
+                <w:rFonts w:hint="eastAsia" w:ascii="微软雅黑" w:hAnsi="微软雅黑" w:eastAsia="微软雅黑" w:cs="微软雅黑"/>
+              </w:rPr>
+            </w:pPr>
+            <w:r>
+              <w:rPr>
+                <w:rFonts w:hint="eastAsia" w:ascii="微软雅黑" w:hAnsi="微软雅黑" w:eastAsia="微软雅黑" w:cs="微软雅黑"/>
+              </w:rPr>
+              <w:t>兴奋</w:t>
+            </w:r>
+          </w:p>
+        </w:tc>
+        <w:tc>
+          <w:tcPr>
+            <w:tcW w:w="1440" w:type="dxa"/>
+          </w:tcPr>
+          <w:p>
+            <w:pPr>
+              <w:spacing w:after="0" w:line="240" w:lineRule="auto"/>
+              <w:rPr>
+                <w:rFonts w:hint="eastAsia" w:ascii="微软雅黑" w:hAnsi="微软雅黑" w:eastAsia="微软雅黑" w:cs="微软雅黑"/>
+              </w:rPr>
+            </w:pPr>
+            <w:r>
+              <w:rPr>
+                <w:rFonts w:hint="eastAsia" w:ascii="微软雅黑" w:hAnsi="微软雅黑" w:eastAsia="微软雅黑" w:cs="微软雅黑"/>
+              </w:rPr>
+              <w:t>余额太少买不起大件</w:t>
+            </w:r>
+          </w:p>
+        </w:tc>
+        <w:tc>
+          <w:tcPr>
+            <w:tcW w:w="1440" w:type="dxa"/>
+          </w:tcPr>
+          <w:p>
+            <w:pPr>
+              <w:spacing w:after="0" w:line="240" w:lineRule="auto"/>
+              <w:rPr>
+                <w:rFonts w:hint="eastAsia" w:ascii="微软雅黑" w:hAnsi="微软雅黑" w:eastAsia="微软雅黑" w:cs="微软雅黑"/>
+              </w:rPr>
+            </w:pPr>
+            <w:r>
+              <w:rPr>
+                <w:rFonts w:hint="eastAsia" w:ascii="微软雅黑" w:hAnsi="微软雅黑" w:eastAsia="微软雅黑" w:cs="微软雅黑"/>
+              </w:rPr>
+              <w:t>启动资金+低价入门商品</w:t>
+            </w:r>
+          </w:p>
+        </w:tc>
+      </w:tr>
+      <w:tr>
+        <w:tblPrEx>
+          <w:tblBorders>
+            <w:top w:val="single" w:color="auto" w:sz="4" w:space="0"/>
+            <w:left w:val="single" w:color="auto" w:sz="4" w:space="0"/>
+            <w:bottom w:val="single" w:color="auto" w:sz="4" w:space="0"/>
+            <w:right w:val="single" w:color="auto" w:sz="4" w:space="0"/>
+            <w:insideH w:val="single" w:color="auto" w:sz="4" w:space="0"/>
+            <w:insideV w:val="single" w:color="auto" w:sz="4" w:space="0"/>
+          </w:tblBorders>
+          <w:tblCellMar>
+            <w:top w:w="0" w:type="dxa"/>
+            <w:left w:w="108" w:type="dxa"/>
+            <w:bottom w:w="0" w:type="dxa"/>
+            <w:right w:w="108" w:type="dxa"/>
+          </w:tblCellMar>
+        </w:tblPrEx>
+        <w:tc>
+          <w:tcPr>
+            <w:tcW w:w="1440" w:type="dxa"/>
+          </w:tcPr>
+          <w:p>
+            <w:pPr>
+              <w:spacing w:after="0" w:line="240" w:lineRule="auto"/>
+              <w:rPr>
+                <w:rFonts w:hint="eastAsia" w:ascii="微软雅黑" w:hAnsi="微软雅黑" w:eastAsia="微软雅黑" w:cs="微软雅黑"/>
+              </w:rPr>
+            </w:pPr>
+            <w:r>
+              <w:rPr>
+                <w:rFonts w:hint="eastAsia" w:ascii="微软雅黑" w:hAnsi="微软雅黑" w:eastAsia="微软雅黑" w:cs="微软雅黑"/>
+              </w:rPr>
+              <w:t>留存</w:t>
+            </w:r>
+          </w:p>
+        </w:tc>
+        <w:tc>
+          <w:tcPr>
+            <w:tcW w:w="1440" w:type="dxa"/>
+          </w:tcPr>
+          <w:p>
+            <w:pPr>
+              <w:spacing w:after="0" w:line="240" w:lineRule="auto"/>
+              <w:rPr>
+                <w:rFonts w:hint="eastAsia" w:ascii="微软雅黑" w:hAnsi="微软雅黑" w:eastAsia="微软雅黑" w:cs="微软雅黑"/>
+              </w:rPr>
+            </w:pPr>
+            <w:r>
+              <w:rPr>
+                <w:rFonts w:hint="eastAsia" w:ascii="微软雅黑" w:hAnsi="微软雅黑" w:eastAsia="微软雅黑" w:cs="微软雅黑"/>
+              </w:rPr>
+              <w:t>每日维护与任务</w:t>
+            </w:r>
+          </w:p>
+        </w:tc>
+        <w:tc>
+          <w:tcPr>
+            <w:tcW w:w="1440" w:type="dxa"/>
+          </w:tcPr>
+          <w:p>
+            <w:pPr>
+              <w:spacing w:after="0" w:line="240" w:lineRule="auto"/>
+              <w:rPr>
+                <w:rFonts w:hint="eastAsia" w:ascii="微软雅黑" w:hAnsi="微软雅黑" w:eastAsia="微软雅黑" w:cs="微软雅黑"/>
+              </w:rPr>
+            </w:pPr>
+            <w:r>
+              <w:rPr>
+                <w:rFonts w:hint="eastAsia" w:ascii="微软雅黑" w:hAnsi="微软雅黑" w:eastAsia="微软雅黑" w:cs="微软雅黑"/>
+              </w:rPr>
+              <w:t>TODO、生活模块、天气</w:t>
+            </w:r>
+          </w:p>
+        </w:tc>
+        <w:tc>
+          <w:tcPr>
+            <w:tcW w:w="1440" w:type="dxa"/>
+          </w:tcPr>
+          <w:p>
+            <w:pPr>
+              <w:spacing w:after="0" w:line="240" w:lineRule="auto"/>
+              <w:rPr>
+                <w:rFonts w:hint="eastAsia" w:ascii="微软雅黑" w:hAnsi="微软雅黑" w:eastAsia="微软雅黑" w:cs="微软雅黑"/>
+              </w:rPr>
+            </w:pPr>
+            <w:r>
+              <w:rPr>
+                <w:rFonts w:hint="eastAsia" w:ascii="微软雅黑" w:hAnsi="微软雅黑" w:eastAsia="微软雅黑" w:cs="微软雅黑"/>
+              </w:rPr>
+              <w:t>习惯/偶尔焦虑</w:t>
+            </w:r>
+          </w:p>
+        </w:tc>
+        <w:tc>
+          <w:tcPr>
+            <w:tcW w:w="1440" w:type="dxa"/>
+          </w:tcPr>
+          <w:p>
+            <w:pPr>
+              <w:spacing w:after="0" w:line="240" w:lineRule="auto"/>
+              <w:rPr>
+                <w:rFonts w:hint="eastAsia" w:ascii="微软雅黑" w:hAnsi="微软雅黑" w:eastAsia="微软雅黑" w:cs="微软雅黑"/>
+              </w:rPr>
+            </w:pPr>
+            <w:r>
+              <w:rPr>
+                <w:rFonts w:hint="eastAsia" w:ascii="微软雅黑" w:hAnsi="微软雅黑" w:eastAsia="微软雅黑" w:cs="微软雅黑"/>
+              </w:rPr>
+              <w:t>忘记维护被扣款</w:t>
+            </w:r>
+          </w:p>
+        </w:tc>
+        <w:tc>
+          <w:tcPr>
+            <w:tcW w:w="1440" w:type="dxa"/>
+          </w:tcPr>
+          <w:p>
+            <w:pPr>
+              <w:spacing w:after="0" w:line="240" w:lineRule="auto"/>
+              <w:rPr>
+                <w:rFonts w:hint="eastAsia" w:ascii="微软雅黑" w:hAnsi="微软雅黑" w:eastAsia="微软雅黑" w:cs="微软雅黑"/>
+              </w:rPr>
+            </w:pPr>
+            <w:r>
+              <w:rPr>
+                <w:rFonts w:hint="eastAsia" w:ascii="微软雅黑" w:hAnsi="微软雅黑" w:eastAsia="微软雅黑" w:cs="微软雅黑"/>
+              </w:rPr>
+              <w:t>提醒+惩罚可预期</w:t>
+            </w:r>
+          </w:p>
+        </w:tc>
+      </w:tr>
+      <w:tr>
+        <w:tblPrEx>
+          <w:tblBorders>
+            <w:top w:val="single" w:color="auto" w:sz="4" w:space="0"/>
+            <w:left w:val="single" w:color="auto" w:sz="4" w:space="0"/>
+            <w:bottom w:val="single" w:color="auto" w:sz="4" w:space="0"/>
+            <w:right w:val="single" w:color="auto" w:sz="4" w:space="0"/>
+            <w:insideH w:val="single" w:color="auto" w:sz="4" w:space="0"/>
+            <w:insideV w:val="single" w:color="auto" w:sz="4" w:space="0"/>
+          </w:tblBorders>
+          <w:tblCellMar>
+            <w:top w:w="0" w:type="dxa"/>
+            <w:left w:w="108" w:type="dxa"/>
+            <w:bottom w:w="0" w:type="dxa"/>
+            <w:right w:w="108" w:type="dxa"/>
+          </w:tblCellMar>
+        </w:tblPrEx>
+        <w:tc>
+          <w:tcPr>
+            <w:tcW w:w="1440" w:type="dxa"/>
+          </w:tcPr>
+          <w:p>
+            <w:pPr>
+              <w:spacing w:after="0" w:line="240" w:lineRule="auto"/>
+              <w:rPr>
+                <w:rFonts w:hint="eastAsia" w:ascii="微软雅黑" w:hAnsi="微软雅黑" w:eastAsia="微软雅黑" w:cs="微软雅黑"/>
+              </w:rPr>
+            </w:pPr>
+            <w:r>
+              <w:rPr>
+                <w:rFonts w:hint="eastAsia" w:ascii="微软雅黑" w:hAnsi="微软雅黑" w:eastAsia="微软雅黑" w:cs="微软雅黑"/>
+              </w:rPr>
+              <w:t>付费（虚拟）</w:t>
+            </w:r>
+          </w:p>
+        </w:tc>
+        <w:tc>
+          <w:tcPr>
+            <w:tcW w:w="1440" w:type="dxa"/>
+          </w:tcPr>
+          <w:p>
+            <w:pPr>
+              <w:spacing w:after="0" w:line="240" w:lineRule="auto"/>
+              <w:rPr>
+                <w:rFonts w:hint="eastAsia" w:ascii="微软雅黑" w:hAnsi="微软雅黑" w:eastAsia="微软雅黑" w:cs="微软雅黑"/>
+              </w:rPr>
+            </w:pPr>
+            <w:r>
+              <w:rPr>
+                <w:rFonts w:hint="eastAsia" w:ascii="微软雅黑" w:hAnsi="微软雅黑" w:eastAsia="微软雅黑" w:cs="微软雅黑"/>
+              </w:rPr>
+              <w:t>购买心仪大件</w:t>
+            </w:r>
+          </w:p>
+        </w:tc>
+        <w:tc>
+          <w:tcPr>
+            <w:tcW w:w="1440" w:type="dxa"/>
+          </w:tcPr>
+          <w:p>
+            <w:pPr>
+              <w:spacing w:after="0" w:line="240" w:lineRule="auto"/>
+              <w:rPr>
+                <w:rFonts w:hint="eastAsia" w:ascii="微软雅黑" w:hAnsi="微软雅黑" w:eastAsia="微软雅黑" w:cs="微软雅黑"/>
+              </w:rPr>
+            </w:pPr>
+            <w:r>
+              <w:rPr>
+                <w:rFonts w:hint="eastAsia" w:ascii="微软雅黑" w:hAnsi="微软雅黑" w:eastAsia="微软雅黑" w:cs="微软雅黑"/>
+              </w:rPr>
+              <w:t>商城、模拟支付</w:t>
+            </w:r>
+          </w:p>
+        </w:tc>
+        <w:tc>
+          <w:tcPr>
+            <w:tcW w:w="1440" w:type="dxa"/>
+          </w:tcPr>
+          <w:p>
+            <w:pPr>
+              <w:spacing w:after="0" w:line="240" w:lineRule="auto"/>
+              <w:rPr>
+                <w:rFonts w:hint="eastAsia" w:ascii="微软雅黑" w:hAnsi="微软雅黑" w:eastAsia="微软雅黑" w:cs="微软雅黑"/>
+              </w:rPr>
+            </w:pPr>
+            <w:r>
+              <w:rPr>
+                <w:rFonts w:hint="eastAsia" w:ascii="微软雅黑" w:hAnsi="微软雅黑" w:eastAsia="微软雅黑" w:cs="微软雅黑"/>
+              </w:rPr>
+              <w:t>成就/肉痛</w:t>
+            </w:r>
+          </w:p>
+        </w:tc>
+        <w:tc>
+          <w:tcPr>
+            <w:tcW w:w="1440" w:type="dxa"/>
+          </w:tcPr>
+          <w:p>
+            <w:pPr>
+              <w:spacing w:after="0" w:line="240" w:lineRule="auto"/>
+              <w:rPr>
+                <w:rFonts w:hint="eastAsia" w:ascii="微软雅黑" w:hAnsi="微软雅黑" w:eastAsia="微软雅黑" w:cs="微软雅黑"/>
+              </w:rPr>
+            </w:pPr>
+            <w:r>
+              <w:rPr>
+                <w:rFonts w:hint="eastAsia" w:ascii="微软雅黑" w:hAnsi="微软雅黑" w:eastAsia="微软雅黑" w:cs="微软雅黑"/>
+              </w:rPr>
+              <w:t>等待周期长</w:t>
+            </w:r>
+          </w:p>
+        </w:tc>
+        <w:tc>
+          <w:tcPr>
+            <w:tcW w:w="1440" w:type="dxa"/>
+          </w:tcPr>
+          <w:p>
+            <w:pPr>
+              <w:spacing w:after="0" w:line="240" w:lineRule="auto"/>
+              <w:rPr>
+                <w:rFonts w:hint="eastAsia" w:ascii="微软雅黑" w:hAnsi="微软雅黑" w:eastAsia="微软雅黑" w:cs="微软雅黑"/>
+              </w:rPr>
+            </w:pPr>
+            <w:r>
+              <w:rPr>
+                <w:rFonts w:hint="eastAsia" w:ascii="微软雅黑" w:hAnsi="微软雅黑" w:eastAsia="微软雅黑" w:cs="微软雅黑"/>
+              </w:rPr>
+              <w:t>进度可视化、等级激励</w:t>
+            </w:r>
+          </w:p>
+        </w:tc>
+      </w:tr>
+      <w:tr>
+        <w:tblPrEx>
+          <w:tblBorders>
+            <w:top w:val="single" w:color="auto" w:sz="4" w:space="0"/>
+            <w:left w:val="single" w:color="auto" w:sz="4" w:space="0"/>
+            <w:bottom w:val="single" w:color="auto" w:sz="4" w:space="0"/>
+            <w:right w:val="single" w:color="auto" w:sz="4" w:space="0"/>
+            <w:insideH w:val="single" w:color="auto" w:sz="4" w:space="0"/>
+            <w:insideV w:val="single" w:color="auto" w:sz="4" w:space="0"/>
+          </w:tblBorders>
+          <w:tblCellMar>
+            <w:top w:w="0" w:type="dxa"/>
+            <w:left w:w="108" w:type="dxa"/>
+            <w:bottom w:w="0" w:type="dxa"/>
+            <w:right w:w="108" w:type="dxa"/>
+          </w:tblCellMar>
+        </w:tblPrEx>
+        <w:tc>
+          <w:tcPr>
+            <w:tcW w:w="1440" w:type="dxa"/>
+          </w:tcPr>
+          <w:p>
+            <w:pPr>
+              <w:spacing w:after="0" w:line="240" w:lineRule="auto"/>
+              <w:rPr>
+                <w:rFonts w:hint="eastAsia" w:ascii="微软雅黑" w:hAnsi="微软雅黑" w:eastAsia="微软雅黑" w:cs="微软雅黑"/>
+              </w:rPr>
+            </w:pPr>
+            <w:r>
+              <w:rPr>
+                <w:rFonts w:hint="eastAsia" w:ascii="微软雅黑" w:hAnsi="微软雅黑" w:eastAsia="微软雅黑" w:cs="微软雅黑"/>
+              </w:rPr>
+              <w:t>推荐（未来）</w:t>
+            </w:r>
+          </w:p>
+        </w:tc>
+        <w:tc>
+          <w:tcPr>
+            <w:tcW w:w="1440" w:type="dxa"/>
+          </w:tcPr>
+          <w:p>
+            <w:pPr>
+              <w:spacing w:after="0" w:line="240" w:lineRule="auto"/>
+              <w:rPr>
+                <w:rFonts w:hint="eastAsia" w:ascii="微软雅黑" w:hAnsi="微软雅黑" w:eastAsia="微软雅黑" w:cs="微软雅黑"/>
+              </w:rPr>
+            </w:pPr>
+            <w:r>
+              <w:rPr>
+                <w:rFonts w:hint="eastAsia" w:ascii="微软雅黑" w:hAnsi="微软雅黑" w:eastAsia="微软雅黑" w:cs="微软雅黑"/>
+              </w:rPr>
+              <w:t>分享收藏</w:t>
+            </w:r>
+          </w:p>
+        </w:tc>
+        <w:tc>
+          <w:tcPr>
+            <w:tcW w:w="1440" w:type="dxa"/>
+          </w:tcPr>
+          <w:p>
+            <w:pPr>
+              <w:spacing w:after="0" w:line="240" w:lineRule="auto"/>
+              <w:rPr>
+                <w:rFonts w:hint="eastAsia" w:ascii="微软雅黑" w:hAnsi="微软雅黑" w:eastAsia="微软雅黑" w:cs="微软雅黑"/>
+              </w:rPr>
+            </w:pPr>
+            <w:r>
+              <w:rPr>
+                <w:rFonts w:hint="eastAsia" w:ascii="微软雅黑" w:hAnsi="微软雅黑" w:eastAsia="微软雅黑" w:cs="微软雅黑"/>
+              </w:rPr>
+              <w:t>展示页、导出</w:t>
+            </w:r>
+          </w:p>
+        </w:tc>
+        <w:tc>
+          <w:tcPr>
+            <w:tcW w:w="1440" w:type="dxa"/>
+          </w:tcPr>
+          <w:p>
+            <w:pPr>
+              <w:spacing w:after="0" w:line="240" w:lineRule="auto"/>
+              <w:rPr>
+                <w:rFonts w:hint="eastAsia" w:ascii="微软雅黑" w:hAnsi="微软雅黑" w:eastAsia="微软雅黑" w:cs="微软雅黑"/>
+              </w:rPr>
+            </w:pPr>
+            <w:r>
+              <w:rPr>
+                <w:rFonts w:hint="eastAsia" w:ascii="微软雅黑" w:hAnsi="微软雅黑" w:eastAsia="微软雅黑" w:cs="微软雅黑"/>
+              </w:rPr>
+              <w:t>自豪</w:t>
+            </w:r>
+          </w:p>
+        </w:tc>
+        <w:tc>
+          <w:tcPr>
+            <w:tcW w:w="1440" w:type="dxa"/>
+          </w:tcPr>
+          <w:p>
+            <w:pPr>
+              <w:spacing w:after="0" w:line="240" w:lineRule="auto"/>
+              <w:rPr>
+                <w:rFonts w:hint="eastAsia" w:ascii="微软雅黑" w:hAnsi="微软雅黑" w:eastAsia="微软雅黑" w:cs="微软雅黑"/>
+              </w:rPr>
+            </w:pPr>
+            <w:r>
+              <w:rPr>
+                <w:rFonts w:hint="eastAsia" w:ascii="微软雅黑" w:hAnsi="微软雅黑" w:eastAsia="微软雅黑" w:cs="微软雅黑"/>
+              </w:rPr>
+              <w:t>无社交出口</w:t>
+            </w:r>
+          </w:p>
+        </w:tc>
+        <w:tc>
+          <w:tcPr>
+            <w:tcW w:w="1440" w:type="dxa"/>
+          </w:tcPr>
+          <w:p>
+            <w:pPr>
+              <w:spacing w:after="0" w:line="240" w:lineRule="auto"/>
+              <w:rPr>
+                <w:rFonts w:hint="eastAsia" w:ascii="微软雅黑" w:hAnsi="微软雅黑" w:eastAsia="微软雅黑" w:cs="微软雅黑"/>
+              </w:rPr>
+            </w:pPr>
+            <w:r>
+              <w:rPr>
+                <w:rFonts w:hint="eastAsia" w:ascii="微软雅黑" w:hAnsi="微软雅黑" w:eastAsia="微软雅黑" w:cs="微软雅黑"/>
+              </w:rPr>
+              <w:t>局域网/云分享</w:t>
+            </w:r>
+          </w:p>
+        </w:tc>
+      </w:tr>
+    </w:tbl>
+    <w:p>
+      <w:pPr>
+        <w:pStyle w:val="3"/>
+        <w:rPr>
+          <w:rFonts w:hint="eastAsia" w:ascii="微软雅黑" w:hAnsi="微软雅黑" w:eastAsia="微软雅黑" w:cs="微软雅黑"/>
+        </w:rPr>
+      </w:pPr>
+      <w:r>
+        <w:rPr>
+          <w:rFonts w:hint="eastAsia" w:ascii="微软雅黑" w:hAnsi="微软雅黑" w:eastAsia="微软雅黑" w:cs="微软雅黑"/>
+        </w:rPr>
+        <w:t>8. 用户旅程图（User Journey）</w:t>
+      </w:r>
+    </w:p>
+    <w:p>
+      <w:pPr>
+        <w:pStyle w:val="3"/>
+        <w:rPr>
+          <w:rFonts w:hint="eastAsia" w:ascii="微软雅黑" w:hAnsi="微软雅黑" w:eastAsia="微软雅黑" w:cs="微软雅黑"/>
+        </w:rPr>
+      </w:pPr>
+      <w:r>
+        <w:rPr>
+          <w:rFonts w:hint="eastAsia" w:ascii="微软雅黑" w:hAnsi="微软雅黑" w:eastAsia="微软雅黑" w:cs="微软雅黑"/>
+        </w:rPr>
+        <w:t>9. 非功能需求（用户可感知）</w:t>
+      </w:r>
+    </w:p>
+    <w:p>
+      <w:pPr>
+        <w:rPr>
+          <w:rFonts w:hint="eastAsia" w:ascii="微软雅黑" w:hAnsi="微软雅黑" w:eastAsia="微软雅黑" w:cs="微软雅黑"/>
+        </w:rPr>
+      </w:pPr>
+      <w:r>
+        <w:rPr>
+          <w:rFonts w:hint="eastAsia" w:ascii="微软雅黑" w:hAnsi="微软雅黑" w:eastAsia="微软雅黑" w:cs="微软雅黑"/>
+        </w:rPr>
+        <w:t>UR-NF-001 性能：商城列表首屏加载 &lt;2s（本地缓存）；3D 展车首次加载 &lt;8s（含进度条）。UR-NF-002 可用性：核心流程（赚币→购买→展示）3 步内可达。UR-NF-003 可靠性：本地数据加密；异常退出不丢订单/余额。UR-NF-004 无障碍：支持键盘导航、对比度达标。UR-NF-005 隐私：无真实银行卡；用户数据不出本地（v1.0）。UR-NF-006 国际化：v1.1 中文为主，文案结构预留 i18n。</w:t>
+      </w:r>
+    </w:p>
+    <w:p>
+      <w:pPr>
+        <w:pStyle w:val="3"/>
+        <w:rPr>
+          <w:rFonts w:hint="eastAsia" w:ascii="微软雅黑" w:hAnsi="微软雅黑" w:eastAsia="微软雅黑" w:cs="微软雅黑"/>
+        </w:rPr>
+      </w:pPr>
+      <w:r>
+        <w:rPr>
+          <w:rFonts w:hint="eastAsia" w:ascii="微软雅黑" w:hAnsi="微软雅黑" w:eastAsia="微软雅黑" w:cs="微软雅黑"/>
+        </w:rPr>
+        <w:t>10. 验收标准（用户视角）</w:t>
+      </w:r>
+    </w:p>
+    <w:p>
+      <w:pPr>
+        <w:rPr>
+          <w:rFonts w:hint="eastAsia" w:ascii="微软雅黑" w:hAnsi="微软雅黑" w:eastAsia="微软雅黑" w:cs="微软雅黑"/>
+        </w:rPr>
+      </w:pPr>
+      <w:r>
+        <w:rPr>
+          <w:rFonts w:hint="eastAsia" w:ascii="微软雅黑" w:hAnsi="微软雅黑" w:eastAsia="微软雅黑" w:cs="微软雅黑"/>
+        </w:rPr>
+        <w:t>AC-01：新用户 10 分钟内可完成「赚币→浏览商城→模拟购买→查看收藏」全流程。AC-02：沙发类商品标价约 300 元、超跑约 200 万元，与描述一致。AC-03：工具超出奖励次数后仍可用且无报错。AC-04：48h 未维护绿植/宠物触发可见状态变化与惩罚。AC-05：模拟支付密码错误 3 次锁定 5 分钟（可配置）。AC-06：商城与展车页 UI 符合黑白灰扁平风格且有流畅过渡动画。AC-07：离线状态下日语五十音、立绘、预置商品可正常访问。</w:t>
+      </w:r>
+    </w:p>
+    <w:p>
+      <w:pPr>
+        <w:pStyle w:val="3"/>
+        <w:rPr>
+          <w:rFonts w:hint="eastAsia" w:ascii="微软雅黑" w:hAnsi="微软雅黑" w:eastAsia="微软雅黑" w:cs="微软雅黑"/>
+        </w:rPr>
+      </w:pPr>
+      <w:r>
+        <w:rPr>
+          <w:rFonts w:hint="eastAsia" w:ascii="微软雅黑" w:hAnsi="微软雅黑" w:eastAsia="微软雅黑" w:cs="微软雅黑"/>
+        </w:rPr>
+        <w:t>11. 术语表</w:t>
+      </w:r>
+    </w:p>
+    <w:tbl>
+      <w:tblPr>
+        <w:tblStyle w:val="33"/>
+        <w:tblW w:w="0" w:type="auto"/>
+        <w:tblInd w:w="0" w:type="dxa"/>
+        <w:tblBorders>
+          <w:top w:val="single" w:color="auto" w:sz="4" w:space="0"/>
+          <w:left w:val="single" w:color="auto" w:sz="4" w:space="0"/>
+          <w:bottom w:val="single" w:color="auto" w:sz="4" w:space="0"/>
+          <w:right w:val="single" w:color="auto" w:sz="4" w:space="0"/>
+          <w:insideH w:val="single" w:color="auto" w:sz="4" w:space="0"/>
+          <w:insideV w:val="single" w:color="auto" w:sz="4" w:space="0"/>
+        </w:tblBorders>
+        <w:tblLayout w:type="autofit"/>
+        <w:tblCellMar>
+          <w:top w:w="0" w:type="dxa"/>
+          <w:left w:w="108" w:type="dxa"/>
+          <w:bottom w:w="0" w:type="dxa"/>
+          <w:right w:w="108" w:type="dxa"/>
+        </w:tblCellMar>
+      </w:tblPr>
+      <w:tblGrid>
+        <w:gridCol w:w="4320"/>
+        <w:gridCol w:w="4320"/>
+      </w:tblGrid>
+      <w:tr>
+        <w:tblPrEx>
+          <w:tblBorders>
+            <w:top w:val="single" w:color="auto" w:sz="4" w:space="0"/>
+            <w:left w:val="single" w:color="auto" w:sz="4" w:space="0"/>
+            <w:bottom w:val="single" w:color="auto" w:sz="4" w:space="0"/>
+            <w:right w:val="single" w:color="auto" w:sz="4" w:space="0"/>
+            <w:insideH w:val="single" w:color="auto" w:sz="4" w:space="0"/>
+            <w:insideV w:val="single" w:color="auto" w:sz="4" w:space="0"/>
+          </w:tblBorders>
+          <w:tblCellMar>
+            <w:top w:w="0" w:type="dxa"/>
+            <w:left w:w="108" w:type="dxa"/>
+            <w:bottom w:w="0" w:type="dxa"/>
+            <w:right w:w="108" w:type="dxa"/>
+          </w:tblCellMar>
+        </w:tblPrEx>
+        <w:tc>
+          <w:tcPr>
+            <w:tcW w:w="4320" w:type="dxa"/>
+          </w:tcPr>
+          <w:p>
+            <w:pPr>
+              <w:spacing w:after="0" w:line="240" w:lineRule="auto"/>
+              <w:rPr>
+                <w:rFonts w:hint="eastAsia" w:ascii="微软雅黑" w:hAnsi="微软雅黑" w:eastAsia="微软雅黑" w:cs="微软雅黑"/>
+              </w:rPr>
+            </w:pPr>
+            <w:r>
+              <w:rPr>
+                <w:rFonts w:hint="eastAsia" w:ascii="微软雅黑" w:hAnsi="微软雅黑" w:eastAsia="微软雅黑" w:cs="微软雅黑"/>
+              </w:rPr>
+              <w:t>术语</w:t>
+            </w:r>
+          </w:p>
+        </w:tc>
+        <w:tc>
+          <w:tcPr>
+            <w:tcW w:w="4320" w:type="dxa"/>
+          </w:tcPr>
+          <w:p>
+            <w:pPr>
+              <w:spacing w:after="0" w:line="240" w:lineRule="auto"/>
+              <w:rPr>
+                <w:rFonts w:hint="eastAsia" w:ascii="微软雅黑" w:hAnsi="微软雅黑" w:eastAsia="微软雅黑" w:cs="微软雅黑"/>
+              </w:rPr>
+            </w:pPr>
+            <w:r>
+              <w:rPr>
+                <w:rFonts w:hint="eastAsia" w:ascii="微软雅黑" w:hAnsi="微软雅黑" w:eastAsia="微软雅黑" w:cs="微软雅黑"/>
+              </w:rPr>
+              <w:t>定义</w:t>
+            </w:r>
+          </w:p>
+        </w:tc>
+      </w:tr>
+      <w:tr>
+        <w:tblPrEx>
+          <w:tblBorders>
+            <w:top w:val="single" w:color="auto" w:sz="4" w:space="0"/>
+            <w:left w:val="single" w:color="auto" w:sz="4" w:space="0"/>
+            <w:bottom w:val="single" w:color="auto" w:sz="4" w:space="0"/>
+            <w:right w:val="single" w:color="auto" w:sz="4" w:space="0"/>
+            <w:insideH w:val="single" w:color="auto" w:sz="4" w:space="0"/>
+            <w:insideV w:val="single" w:color="auto" w:sz="4" w:space="0"/>
+          </w:tblBorders>
+          <w:tblCellMar>
+            <w:top w:w="0" w:type="dxa"/>
+            <w:left w:w="108" w:type="dxa"/>
+            <w:bottom w:w="0" w:type="dxa"/>
+            <w:right w:w="108" w:type="dxa"/>
+          </w:tblCellMar>
+        </w:tblPrEx>
+        <w:tc>
+          <w:tcPr>
+            <w:tcW w:w="4320" w:type="dxa"/>
+          </w:tcPr>
+          <w:p>
+            <w:pPr>
+              <w:spacing w:after="0" w:line="240" w:lineRule="auto"/>
+              <w:rPr>
+                <w:rFonts w:hint="eastAsia" w:ascii="微软雅黑" w:hAnsi="微软雅黑" w:eastAsia="微软雅黑" w:cs="微软雅黑"/>
+              </w:rPr>
+            </w:pPr>
+            <w:r>
+              <w:rPr>
+                <w:rFonts w:hint="eastAsia" w:ascii="微软雅黑" w:hAnsi="微软雅黑" w:eastAsia="微软雅黑" w:cs="微软雅黑"/>
+              </w:rPr>
+              <w:t>虚拟货币</w:t>
+            </w:r>
+          </w:p>
+        </w:tc>
+        <w:tc>
+          <w:tcPr>
+            <w:tcW w:w="4320" w:type="dxa"/>
+          </w:tcPr>
+          <w:p>
+            <w:pPr>
+              <w:spacing w:after="0" w:line="240" w:lineRule="auto"/>
+              <w:rPr>
+                <w:rFonts w:hint="eastAsia" w:ascii="微软雅黑" w:hAnsi="微软雅黑" w:eastAsia="微软雅黑" w:cs="微软雅黑"/>
+              </w:rPr>
+            </w:pPr>
+            <w:r>
+              <w:rPr>
+                <w:rFonts w:hint="eastAsia" w:ascii="微软雅黑" w:hAnsi="微软雅黑" w:eastAsia="微软雅黑" w:cs="微软雅黑"/>
+              </w:rPr>
+              <w:t>模块内以「元」为单位的本地虚拟余额，与人民币 1:1 数值对应</w:t>
+            </w:r>
+          </w:p>
+        </w:tc>
+      </w:tr>
+      <w:tr>
+        <w:tblPrEx>
+          <w:tblBorders>
+            <w:top w:val="single" w:color="auto" w:sz="4" w:space="0"/>
+            <w:left w:val="single" w:color="auto" w:sz="4" w:space="0"/>
+            <w:bottom w:val="single" w:color="auto" w:sz="4" w:space="0"/>
+            <w:right w:val="single" w:color="auto" w:sz="4" w:space="0"/>
+            <w:insideH w:val="single" w:color="auto" w:sz="4" w:space="0"/>
+            <w:insideV w:val="single" w:color="auto" w:sz="4" w:space="0"/>
+          </w:tblBorders>
+          <w:tblCellMar>
+            <w:top w:w="0" w:type="dxa"/>
+            <w:left w:w="108" w:type="dxa"/>
+            <w:bottom w:w="0" w:type="dxa"/>
+            <w:right w:w="108" w:type="dxa"/>
+          </w:tblCellMar>
+        </w:tblPrEx>
+        <w:tc>
+          <w:tcPr>
+            <w:tcW w:w="4320" w:type="dxa"/>
+          </w:tcPr>
+          <w:p>
+            <w:pPr>
+              <w:spacing w:after="0" w:line="240" w:lineRule="auto"/>
+              <w:rPr>
+                <w:rFonts w:hint="eastAsia" w:ascii="微软雅黑" w:hAnsi="微软雅黑" w:eastAsia="微软雅黑" w:cs="微软雅黑"/>
+              </w:rPr>
+            </w:pPr>
+            <w:r>
+              <w:rPr>
+                <w:rFonts w:hint="eastAsia" w:ascii="微软雅黑" w:hAnsi="微软雅黑" w:eastAsia="微软雅黑" w:cs="微软雅黑"/>
+              </w:rPr>
+              <w:t>云斋</w:t>
+            </w:r>
+          </w:p>
+        </w:tc>
+        <w:tc>
+          <w:tcPr>
+            <w:tcW w:w="4320" w:type="dxa"/>
+          </w:tcPr>
+          <w:p>
+            <w:pPr>
+              <w:spacing w:after="0" w:line="240" w:lineRule="auto"/>
+              <w:rPr>
+                <w:rFonts w:hint="eastAsia" w:ascii="微软雅黑" w:hAnsi="微软雅黑" w:eastAsia="微软雅黑" w:cs="微软雅黑"/>
+              </w:rPr>
+            </w:pPr>
+            <w:r>
+              <w:rPr>
+                <w:rFonts w:hint="eastAsia" w:ascii="微软雅黑" w:hAnsi="微软雅黑" w:eastAsia="微软雅黑" w:cs="微软雅黑"/>
+              </w:rPr>
+              <w:t>Wanwu 应用内 cloud-abode 模块的中文名</w:t>
+            </w:r>
+          </w:p>
+        </w:tc>
+      </w:tr>
+      <w:tr>
+        <w:tblPrEx>
+          <w:tblBorders>
+            <w:top w:val="single" w:color="auto" w:sz="4" w:space="0"/>
+            <w:left w:val="single" w:color="auto" w:sz="4" w:space="0"/>
+            <w:bottom w:val="single" w:color="auto" w:sz="4" w:space="0"/>
+            <w:right w:val="single" w:color="auto" w:sz="4" w:space="0"/>
+            <w:insideH w:val="single" w:color="auto" w:sz="4" w:space="0"/>
+            <w:insideV w:val="single" w:color="auto" w:sz="4" w:space="0"/>
+          </w:tblBorders>
+          <w:tblCellMar>
+            <w:top w:w="0" w:type="dxa"/>
+            <w:left w:w="108" w:type="dxa"/>
+            <w:bottom w:w="0" w:type="dxa"/>
+            <w:right w:w="108" w:type="dxa"/>
+          </w:tblCellMar>
+        </w:tblPrEx>
+        <w:tc>
+          <w:tcPr>
+            <w:tcW w:w="4320" w:type="dxa"/>
+          </w:tcPr>
+          <w:p>
+            <w:pPr>
+              <w:spacing w:after="0" w:line="240" w:lineRule="auto"/>
+              <w:rPr>
+                <w:rFonts w:hint="eastAsia" w:ascii="微软雅黑" w:hAnsi="微软雅黑" w:eastAsia="微软雅黑" w:cs="微软雅黑"/>
+              </w:rPr>
+            </w:pPr>
+            <w:r>
+              <w:rPr>
+                <w:rFonts w:hint="eastAsia" w:ascii="微软雅黑" w:hAnsi="微软雅黑" w:eastAsia="微软雅黑" w:cs="微软雅黑"/>
+              </w:rPr>
+              <w:t>生活模块</w:t>
+            </w:r>
+          </w:p>
+        </w:tc>
+        <w:tc>
+          <w:tcPr>
+            <w:tcW w:w="4320" w:type="dxa"/>
+          </w:tcPr>
+          <w:p>
+            <w:pPr>
+              <w:spacing w:after="0" w:line="240" w:lineRule="auto"/>
+              <w:rPr>
+                <w:rFonts w:hint="eastAsia" w:ascii="微软雅黑" w:hAnsi="微软雅黑" w:eastAsia="微软雅黑" w:cs="微软雅黑"/>
+              </w:rPr>
+            </w:pPr>
+            <w:r>
+              <w:rPr>
+                <w:rFonts w:hint="eastAsia" w:ascii="微软雅黑" w:hAnsi="微软雅黑" w:eastAsia="微软雅黑" w:cs="微软雅黑"/>
+              </w:rPr>
+              <w:t>绿植、宠物、汽车、居住、天气、随机事件等子系统统称</w:t>
+            </w:r>
+          </w:p>
+        </w:tc>
+      </w:tr>
+      <w:tr>
+        <w:tblPrEx>
+          <w:tblBorders>
+            <w:top w:val="single" w:color="auto" w:sz="4" w:space="0"/>
+            <w:left w:val="single" w:color="auto" w:sz="4" w:space="0"/>
+            <w:bottom w:val="single" w:color="auto" w:sz="4" w:space="0"/>
+            <w:right w:val="single" w:color="auto" w:sz="4" w:space="0"/>
+            <w:insideH w:val="single" w:color="auto" w:sz="4" w:space="0"/>
+            <w:insideV w:val="single" w:color="auto" w:sz="4" w:space="0"/>
+          </w:tblBorders>
+          <w:tblCellMar>
+            <w:top w:w="0" w:type="dxa"/>
+            <w:left w:w="108" w:type="dxa"/>
+            <w:bottom w:w="0" w:type="dxa"/>
+            <w:right w:w="108" w:type="dxa"/>
+          </w:tblCellMar>
+        </w:tblPrEx>
+        <w:tc>
+          <w:tcPr>
+            <w:tcW w:w="4320" w:type="dxa"/>
+          </w:tcPr>
+          <w:p>
+            <w:pPr>
+              <w:spacing w:after="0" w:line="240" w:lineRule="auto"/>
+              <w:rPr>
+                <w:rFonts w:hint="eastAsia" w:ascii="微软雅黑" w:hAnsi="微软雅黑" w:eastAsia="微软雅黑" w:cs="微软雅黑"/>
+              </w:rPr>
+            </w:pPr>
+            <w:r>
+              <w:rPr>
+                <w:rFonts w:hint="eastAsia" w:ascii="微软雅黑" w:hAnsi="微软雅黑" w:eastAsia="微软雅黑" w:cs="微软雅黑"/>
+              </w:rPr>
+              <w:t>完整性</w:t>
+            </w:r>
+          </w:p>
+        </w:tc>
+        <w:tc>
+          <w:tcPr>
+            <w:tcW w:w="4320" w:type="dxa"/>
+          </w:tcPr>
+          <w:p>
+            <w:pPr>
+              <w:spacing w:after="0" w:line="240" w:lineRule="auto"/>
+              <w:rPr>
+                <w:rFonts w:hint="eastAsia" w:ascii="微软雅黑" w:hAnsi="微软雅黑" w:eastAsia="微软雅黑" w:cs="微软雅黑"/>
+              </w:rPr>
+            </w:pPr>
+            <w:r>
+              <w:rPr>
+                <w:rFonts w:hint="eastAsia" w:ascii="微软雅黑" w:hAnsi="微软雅黑" w:eastAsia="微软雅黑" w:cs="微软雅黑"/>
+              </w:rPr>
+              <w:t>汽车/家具等耐久度百分比，&lt;60% 视为损坏</w:t>
+            </w:r>
+          </w:p>
+        </w:tc>
+      </w:tr>
+      <w:tr>
+        <w:tblPrEx>
+          <w:tblBorders>
+            <w:top w:val="single" w:color="auto" w:sz="4" w:space="0"/>
+            <w:left w:val="single" w:color="auto" w:sz="4" w:space="0"/>
+            <w:bottom w:val="single" w:color="auto" w:sz="4" w:space="0"/>
+            <w:right w:val="single" w:color="auto" w:sz="4" w:space="0"/>
+            <w:insideH w:val="single" w:color="auto" w:sz="4" w:space="0"/>
+            <w:insideV w:val="single" w:color="auto" w:sz="4" w:space="0"/>
+          </w:tblBorders>
+          <w:tblCellMar>
+            <w:top w:w="0" w:type="dxa"/>
+            <w:left w:w="108" w:type="dxa"/>
+            <w:bottom w:w="0" w:type="dxa"/>
+            <w:right w:w="108" w:type="dxa"/>
+          </w:tblCellMar>
+        </w:tblPrEx>
+        <w:tc>
+          <w:tcPr>
+            <w:tcW w:w="4320" w:type="dxa"/>
+          </w:tcPr>
+          <w:p>
+            <w:pPr>
+              <w:spacing w:after="0" w:line="240" w:lineRule="auto"/>
+              <w:rPr>
+                <w:rFonts w:hint="eastAsia" w:ascii="微软雅黑" w:hAnsi="微软雅黑" w:eastAsia="微软雅黑" w:cs="微软雅黑"/>
+              </w:rPr>
+            </w:pPr>
+            <w:r>
+              <w:rPr>
+                <w:rFonts w:hint="eastAsia" w:ascii="微软雅黑" w:hAnsi="微软雅黑" w:eastAsia="微软雅黑" w:cs="微软雅黑"/>
+              </w:rPr>
+              <w:t>资产</w:t>
+            </w:r>
+          </w:p>
+        </w:tc>
+        <w:tc>
+          <w:tcPr>
+            <w:tcW w:w="4320" w:type="dxa"/>
+          </w:tcPr>
+          <w:p>
+            <w:pPr>
+              <w:spacing w:after="0" w:line="240" w:lineRule="auto"/>
+              <w:rPr>
+                <w:rFonts w:hint="eastAsia" w:ascii="微软雅黑" w:hAnsi="微软雅黑" w:eastAsia="微软雅黑" w:cs="微软雅黑"/>
+              </w:rPr>
+            </w:pPr>
+            <w:r>
+              <w:rPr>
+                <w:rFonts w:hint="eastAsia" w:ascii="微软雅黑" w:hAnsi="微软雅黑" w:eastAsia="微软雅黑" w:cs="微软雅黑"/>
+              </w:rPr>
+              <w:t>余额 + 持有物品按当前估值之和，用于等级计算</w:t>
+            </w:r>
+          </w:p>
+        </w:tc>
+      </w:tr>
+      <w:tr>
+        <w:tblPrEx>
+          <w:tblBorders>
+            <w:top w:val="single" w:color="auto" w:sz="4" w:space="0"/>
+            <w:left w:val="single" w:color="auto" w:sz="4" w:space="0"/>
+            <w:bottom w:val="single" w:color="auto" w:sz="4" w:space="0"/>
+            <w:right w:val="single" w:color="auto" w:sz="4" w:space="0"/>
+            <w:insideH w:val="single" w:color="auto" w:sz="4" w:space="0"/>
+            <w:insideV w:val="single" w:color="auto" w:sz="4" w:space="0"/>
+          </w:tblBorders>
+          <w:tblCellMar>
+            <w:top w:w="0" w:type="dxa"/>
+            <w:left w:w="108" w:type="dxa"/>
+            <w:bottom w:w="0" w:type="dxa"/>
+            <w:right w:w="108" w:type="dxa"/>
+          </w:tblCellMar>
+        </w:tblPrEx>
+        <w:tc>
+          <w:tcPr>
+            <w:tcW w:w="4320" w:type="dxa"/>
+          </w:tcPr>
+          <w:p>
+            <w:pPr>
+              <w:spacing w:after="0" w:line="240" w:lineRule="auto"/>
+              <w:rPr>
+                <w:rFonts w:hint="eastAsia" w:ascii="微软雅黑" w:hAnsi="微软雅黑" w:eastAsia="微软雅黑" w:cs="微软雅黑"/>
+              </w:rPr>
+            </w:pPr>
+            <w:r>
+              <w:rPr>
+                <w:rFonts w:hint="eastAsia" w:ascii="微软雅黑" w:hAnsi="微软雅黑" w:eastAsia="微软雅黑" w:cs="微软雅黑"/>
+              </w:rPr>
+              <w:t>种子数据</w:t>
+            </w:r>
+          </w:p>
+        </w:tc>
+        <w:tc>
+          <w:tcPr>
+            <w:tcW w:w="4320" w:type="dxa"/>
+          </w:tcPr>
+          <w:p>
+            <w:pPr>
+              <w:spacing w:after="0" w:line="240" w:lineRule="auto"/>
+              <w:rPr>
+                <w:rFonts w:hint="eastAsia" w:ascii="微软雅黑" w:hAnsi="微软雅黑" w:eastAsia="微软雅黑" w:cs="微软雅黑"/>
+              </w:rPr>
+            </w:pPr>
+            <w:r>
+              <w:rPr>
+                <w:rFonts w:hint="eastAsia" w:ascii="微软雅黑" w:hAnsi="微软雅黑" w:eastAsia="微软雅黑" w:cs="微软雅黑"/>
+              </w:rPr>
+              <w:t>系统预置的商品/资源初始库</w:t>
+            </w:r>
+          </w:p>
+        </w:tc>
+      </w:tr>
+    </w:tbl>
+    <w:p>
+      <w:pPr>
+        <w:pStyle w:val="3"/>
+        <w:rPr>
+          <w:rFonts w:hint="eastAsia" w:ascii="微软雅黑" w:hAnsi="微软雅黑" w:eastAsia="微软雅黑" w:cs="微软雅黑"/>
+        </w:rPr>
+      </w:pPr>
+      <w:r>
+        <w:rPr>
+          <w:rFonts w:hint="eastAsia" w:ascii="微软雅黑" w:hAnsi="微软雅黑" w:eastAsia="微软雅黑" w:cs="微软雅黑"/>
+        </w:rPr>
+        <w:t>12. 版本范围说明</w:t>
+      </w:r>
+    </w:p>
+    <w:p>
+      <w:pPr>
+        <w:rPr>
+          <w:rFonts w:hint="eastAsia" w:ascii="微软雅黑" w:hAnsi="微软雅黑" w:eastAsia="微软雅黑" w:cs="微软雅黑"/>
+        </w:rPr>
+      </w:pPr>
+      <w:r>
+        <w:rPr>
+          <w:rFonts w:hint="eastAsia" w:ascii="微软雅黑" w:hAnsi="微软雅黑" w:eastAsia="微软雅黑" w:cs="微软雅黑"/>
+        </w:rPr>
+        <w:t>v1.1 必做：用户/支付/商城/任务框架/工具首批/生活模块核心/等级/本地存储/展车 3D（已有 SU7 基础）。v1.1 可选：天气 API、新闻随机事件、完整成就榜。v1.2+：小游戏集、云端同步、局域网联机、彩票大转盘等。</w:t>
+      </w:r>
+    </w:p>
+    <w:p>
+      <w:pPr>
+        <w:pStyle w:val="3"/>
+        <w:rPr>
+          <w:rFonts w:hint="eastAsia" w:ascii="微软雅黑" w:hAnsi="微软雅黑" w:eastAsia="微软雅黑" w:cs="微软雅黑"/>
+        </w:rPr>
+      </w:pPr>
+      <w:r>
+        <w:rPr>
+          <w:rFonts w:hint="eastAsia" w:ascii="微软雅黑" w:hAnsi="微软雅黑" w:eastAsia="微软雅黑" w:cs="微软雅黑"/>
+        </w:rPr>
+        <w:t>13. 文档修订记录</w:t>
+      </w:r>
+    </w:p>
+    <w:tbl>
+      <w:tblPr>
+        <w:tblStyle w:val="33"/>
+        <w:tblW w:w="0" w:type="auto"/>
+        <w:tblInd w:w="0" w:type="dxa"/>
+        <w:tblBorders>
+          <w:top w:val="single" w:color="auto" w:sz="4" w:space="0"/>
+          <w:left w:val="single" w:color="auto" w:sz="4" w:space="0"/>
+          <w:bottom w:val="single" w:color="auto" w:sz="4" w:space="0"/>
+          <w:right w:val="single" w:color="auto" w:sz="4" w:space="0"/>
+          <w:insideH w:val="single" w:color="auto" w:sz="4" w:space="0"/>
+          <w:insideV w:val="single" w:color="auto" w:sz="4" w:space="0"/>
+        </w:tblBorders>
+        <w:tblLayout w:type="autofit"/>
+        <w:tblCellMar>
+          <w:top w:w="0" w:type="dxa"/>
+          <w:left w:w="108" w:type="dxa"/>
+          <w:bottom w:w="0" w:type="dxa"/>
+          <w:right w:w="108" w:type="dxa"/>
+        </w:tblCellMar>
+      </w:tblPr>
+      <w:tblGrid>
+        <w:gridCol w:w="2160"/>
+        <w:gridCol w:w="2160"/>
+        <w:gridCol w:w="2160"/>
+        <w:gridCol w:w="2160"/>
+      </w:tblGrid>
+      <w:tr>
+        <w:tblPrEx>
+          <w:tblBorders>
+            <w:top w:val="single" w:color="auto" w:sz="4" w:space="0"/>
+            <w:left w:val="single" w:color="auto" w:sz="4" w:space="0"/>
+            <w:bottom w:val="single" w:color="auto" w:sz="4" w:space="0"/>
+            <w:right w:val="single" w:color="auto" w:sz="4" w:space="0"/>
+            <w:insideH w:val="single" w:color="auto" w:sz="4" w:space="0"/>
+            <w:insideV w:val="single" w:color="auto" w:sz="4" w:space="0"/>
+          </w:tblBorders>
+          <w:tblCellMar>
+            <w:top w:w="0" w:type="dxa"/>
+            <w:left w:w="108" w:type="dxa"/>
+            <w:bottom w:w="0" w:type="dxa"/>
+            <w:right w:w="108" w:type="dxa"/>
+          </w:tblCellMar>
+        </w:tblPrEx>
+        <w:tc>
+          <w:tcPr>
+            <w:tcW w:w="2160" w:type="dxa"/>
+          </w:tcPr>
+          <w:p>
+            <w:pPr>
+              <w:spacing w:after="0" w:line="240" w:lineRule="auto"/>
+              <w:rPr>
+                <w:rFonts w:hint="eastAsia" w:ascii="微软雅黑" w:hAnsi="微软雅黑" w:eastAsia="微软雅黑" w:cs="微软雅黑"/>
+              </w:rPr>
+            </w:pPr>
+            <w:r>
+              <w:rPr>
+                <w:rFonts w:hint="eastAsia" w:ascii="微软雅黑" w:hAnsi="微软雅黑" w:eastAsia="微软雅黑" w:cs="微软雅黑"/>
+              </w:rPr>
+              <w:t>版本</w:t>
+            </w:r>
+          </w:p>
+        </w:tc>
+        <w:tc>
+          <w:tcPr>
+            <w:tcW w:w="2160" w:type="dxa"/>
+          </w:tcPr>
+          <w:p>
+            <w:pPr>
+              <w:spacing w:after="0" w:line="240" w:lineRule="auto"/>
+              <w:rPr>
+                <w:rFonts w:hint="eastAsia" w:ascii="微软雅黑" w:hAnsi="微软雅黑" w:eastAsia="微软雅黑" w:cs="微软雅黑"/>
+              </w:rPr>
+            </w:pPr>
+            <w:r>
+              <w:rPr>
+                <w:rFonts w:hint="eastAsia" w:ascii="微软雅黑" w:hAnsi="微软雅黑" w:eastAsia="微软雅黑" w:cs="微软雅黑"/>
+              </w:rPr>
+              <w:t>日期</w:t>
+            </w:r>
+          </w:p>
+        </w:tc>
+        <w:tc>
+          <w:tcPr>
+            <w:tcW w:w="2160" w:type="dxa"/>
+          </w:tcPr>
+          <w:p>
+            <w:pPr>
+              <w:spacing w:after="0" w:line="240" w:lineRule="auto"/>
+              <w:rPr>
+                <w:rFonts w:hint="eastAsia" w:ascii="微软雅黑" w:hAnsi="微软雅黑" w:eastAsia="微软雅黑" w:cs="微软雅黑"/>
+              </w:rPr>
+            </w:pPr>
+            <w:r>
+              <w:rPr>
+                <w:rFonts w:hint="eastAsia" w:ascii="微软雅黑" w:hAnsi="微软雅黑" w:eastAsia="微软雅黑" w:cs="微软雅黑"/>
+              </w:rPr>
+              <w:t>作者</w:t>
+            </w:r>
+          </w:p>
+        </w:tc>
+        <w:tc>
+          <w:tcPr>
+            <w:tcW w:w="2160" w:type="dxa"/>
+          </w:tcPr>
+          <w:p>
+            <w:pPr>
+              <w:spacing w:after="0" w:line="240" w:lineRule="auto"/>
+              <w:rPr>
+                <w:rFonts w:hint="eastAsia" w:ascii="微软雅黑" w:hAnsi="微软雅黑" w:eastAsia="微软雅黑" w:cs="微软雅黑"/>
+              </w:rPr>
+            </w:pPr>
+            <w:r>
+              <w:rPr>
+                <w:rFonts w:hint="eastAsia" w:ascii="微软雅黑" w:hAnsi="微软雅黑" w:eastAsia="微软雅黑" w:cs="微软雅黑"/>
+              </w:rPr>
+              <w:t>说明</w:t>
+            </w:r>
+          </w:p>
+        </w:tc>
+      </w:tr>
+      <w:tr>
+        <w:tblPrEx>
+          <w:tblBorders>
+            <w:top w:val="single" w:color="auto" w:sz="4" w:space="0"/>
+            <w:left w:val="single" w:color="auto" w:sz="4" w:space="0"/>
+            <w:bottom w:val="single" w:color="auto" w:sz="4" w:space="0"/>
+            <w:right w:val="single" w:color="auto" w:sz="4" w:space="0"/>
+            <w:insideH w:val="single" w:color="auto" w:sz="4" w:space="0"/>
+            <w:insideV w:val="single" w:color="auto" w:sz="4" w:space="0"/>
+          </w:tblBorders>
+          <w:tblCellMar>
+            <w:top w:w="0" w:type="dxa"/>
+            <w:left w:w="108" w:type="dxa"/>
+            <w:bottom w:w="0" w:type="dxa"/>
+            <w:right w:w="108" w:type="dxa"/>
+          </w:tblCellMar>
+        </w:tblPrEx>
+        <w:tc>
+          <w:tcPr>
+            <w:tcW w:w="2160" w:type="dxa"/>
+          </w:tcPr>
+          <w:p>
+            <w:pPr>
+              <w:spacing w:after="0" w:line="240" w:lineRule="auto"/>
+              <w:rPr>
+                <w:rFonts w:hint="eastAsia" w:ascii="微软雅黑" w:hAnsi="微软雅黑" w:eastAsia="微软雅黑" w:cs="微软雅黑"/>
+              </w:rPr>
+            </w:pPr>
+            <w:r>
+              <w:rPr>
+                <w:rFonts w:hint="eastAsia" w:ascii="微软雅黑" w:hAnsi="微软雅黑" w:eastAsia="微软雅黑" w:cs="微软雅黑"/>
+              </w:rPr>
+              <w:t>v1.1</w:t>
+            </w:r>
+          </w:p>
+        </w:tc>
+        <w:tc>
+          <w:tcPr>
+            <w:tcW w:w="2160" w:type="dxa"/>
+          </w:tcPr>
+          <w:p>
+            <w:pPr>
+              <w:spacing w:after="0" w:line="240" w:lineRule="auto"/>
+              <w:rPr>
+                <w:rFonts w:hint="eastAsia" w:ascii="微软雅黑" w:hAnsi="微软雅黑" w:eastAsia="微软雅黑" w:cs="微软雅黑"/>
+              </w:rPr>
+            </w:pPr>
+            <w:r>
+              <w:rPr>
+                <w:rFonts w:hint="eastAsia" w:ascii="微软雅黑" w:hAnsi="微软雅黑" w:eastAsia="微软雅黑" w:cs="微软雅黑"/>
+              </w:rPr>
+              <w:t>2026-05-30</w:t>
+            </w:r>
+          </w:p>
+        </w:tc>
+        <w:tc>
+          <w:tcPr>
+            <w:tcW w:w="2160" w:type="dxa"/>
+          </w:tcPr>
+          <w:p>
+            <w:pPr>
+              <w:spacing w:after="0" w:line="240" w:lineRule="auto"/>
+              <w:rPr>
+                <w:rFonts w:hint="eastAsia" w:ascii="微软雅黑" w:hAnsi="微软雅黑" w:eastAsia="微软雅黑" w:cs="微软雅黑"/>
+              </w:rPr>
+            </w:pPr>
+            <w:r>
+              <w:rPr>
+                <w:rFonts w:hint="eastAsia" w:ascii="微软雅黑" w:hAnsi="微软雅黑" w:eastAsia="微软雅黑" w:cs="微软雅黑"/>
+              </w:rPr>
+              <w:t>AI+MonoStudio</w:t>
+            </w:r>
+          </w:p>
+        </w:tc>
+        <w:tc>
+          <w:tcPr>
+            <w:tcW w:w="2160" w:type="dxa"/>
+          </w:tcPr>
+          <w:p>
+            <w:pPr>
+              <w:spacing w:after="0" w:line="240" w:lineRule="auto"/>
+              <w:rPr>
+                <w:rFonts w:hint="eastAsia" w:ascii="微软雅黑" w:hAnsi="微软雅黑" w:eastAsia="微软雅黑" w:cs="微软雅黑"/>
+              </w:rPr>
+            </w:pPr>
+            <w:r>
+              <w:rPr>
+                <w:rFonts w:hint="eastAsia" w:ascii="微软雅黑" w:hAnsi="微软雅黑" w:eastAsia="微软雅黑" w:cs="微软雅黑"/>
+              </w:rPr>
+              <w:t>基于 software-requirements-v1.1.txt 初始详版</w:t>
+            </w:r>
+          </w:p>
+        </w:tc>
+      </w:tr>
+    </w:tbl>
+    <w:p>
+      <w:pPr>
+        <w:rPr>
+          <w:rFonts w:hint="eastAsia" w:ascii="微软雅黑" w:hAnsi="微软雅黑" w:eastAsia="微软雅黑" w:cs="微软雅黑"/>
+        </w:rPr>
+      </w:pPr>
+    </w:p>
     <w:sectPr>
       <w:pgSz w:w="12240" w:h="15840"/>
       <w:pgMar w:top="1440" w:right="1800" w:bottom="1440" w:left="1800" w:header="720" w:footer="720" w:gutter="0"/>
@@ -932,16 +5215,16 @@
     <w:lsdException w:uiPriority="99" w:name="endnote reference"/>
     <w:lsdException w:uiPriority="99" w:name="endnote text"/>
     <w:lsdException w:uiPriority="99" w:name="table of authorities"/>
-    <w:lsdException w:qFormat="1" w:uiPriority="99" w:semiHidden="0" w:name="macro"/>
+    <w:lsdException w:uiPriority="99" w:semiHidden="0" w:name="macro"/>
     <w:lsdException w:uiPriority="99" w:name="toa heading"/>
     <w:lsdException w:uiPriority="99" w:semiHidden="0" w:name="List"/>
-    <w:lsdException w:uiPriority="99" w:semiHidden="0" w:name="List Bullet"/>
+    <w:lsdException w:qFormat="1" w:uiPriority="99" w:semiHidden="0" w:name="List Bullet"/>
     <w:lsdException w:qFormat="1" w:uiPriority="99" w:semiHidden="0" w:name="List Number"/>
-    <w:lsdException w:uiPriority="99" w:semiHidden="0" w:name="List 2"/>
-    <w:lsdException w:qFormat="1" w:uiPriority="99" w:semiHidden="0" w:name="List 3"/>
+    <w:lsdException w:qFormat="1" w:uiPriority="99" w:semiHidden="0" w:name="List 2"/>
+    <w:lsdException w:uiPriority="99" w:semiHidden="0" w:name="List 3"/>
     <w:lsdException w:uiPriority="99" w:name="List 4"/>
     <w:lsdException w:uiPriority="99" w:name="List 5"/>
-    <w:lsdException w:uiPriority="99" w:semiHidden="0" w:name="List Bullet 2"/>
+    <w:lsdException w:qFormat="1" w:uiPriority="99" w:semiHidden="0" w:name="List Bullet 2"/>
     <w:lsdException w:qFormat="1" w:uiPriority="99" w:semiHidden="0" w:name="List Bullet 3"/>
     <w:lsdException w:uiPriority="99" w:name="List Bullet 4"/>
     <w:lsdException w:uiPriority="99" w:name="List Bullet 5"/>
@@ -953,10 +5236,10 @@
     <w:lsdException w:uiPriority="99" w:name="Closing"/>
     <w:lsdException w:uiPriority="99" w:name="Signature"/>
     <w:lsdException w:uiPriority="1" w:name="Default Paragraph Font"/>
-    <w:lsdException w:uiPriority="99" w:semiHidden="0" w:name="Body Text"/>
+    <w:lsdException w:qFormat="1" w:uiPriority="99" w:semiHidden="0" w:name="Body Text"/>
     <w:lsdException w:uiPriority="99" w:name="Body Text Indent"/>
-    <w:lsdException w:qFormat="1" w:uiPriority="99" w:semiHidden="0" w:name="List Continue"/>
-    <w:lsdException w:qFormat="1" w:uiPriority="99" w:semiHidden="0" w:name="List Continue 2"/>
+    <w:lsdException w:uiPriority="99" w:semiHidden="0" w:name="List Continue"/>
+    <w:lsdException w:uiPriority="99" w:semiHidden="0" w:name="List Continue 2"/>
     <w:lsdException w:qFormat="1" w:uiPriority="99" w:semiHidden="0" w:name="List Continue 3"/>
     <w:lsdException w:uiPriority="99" w:name="List Continue 4"/>
     <w:lsdException w:uiPriority="99" w:name="List Continue 5"/>
@@ -967,7 +5250,7 @@
     <w:lsdException w:uiPriority="99" w:name="Body Text First Indent"/>
     <w:lsdException w:uiPriority="99" w:name="Body Text First Indent 2"/>
     <w:lsdException w:uiPriority="99" w:name="Note Heading"/>
-    <w:lsdException w:uiPriority="99" w:semiHidden="0" w:name="Body Text 2"/>
+    <w:lsdException w:qFormat="1" w:uiPriority="99" w:semiHidden="0" w:name="Body Text 2"/>
     <w:lsdException w:qFormat="1" w:uiPriority="99" w:semiHidden="0" w:name="Body Text 3"/>
     <w:lsdException w:uiPriority="99" w:name="Body Text Indent 2"/>
     <w:lsdException w:uiPriority="99" w:name="Body Text Indent 3"/>
@@ -990,7 +5273,7 @@
     <w:lsdException w:uiPriority="99" w:name="HTML Sample"/>
     <w:lsdException w:uiPriority="99" w:name="HTML Typewriter"/>
     <w:lsdException w:uiPriority="99" w:name="HTML Variable"/>
-    <w:lsdException w:uiPriority="99" w:name="Normal Table"/>
+    <w:lsdException w:qFormat="1" w:uiPriority="99" w:name="Normal Table"/>
     <w:lsdException w:uiPriority="99" w:name="annotation subject"/>
     <w:lsdException w:uiPriority="99" w:name="Table Simple 1"/>
     <w:lsdException w:uiPriority="99" w:name="Table Simple 2"/>
@@ -1035,7 +5318,7 @@
     <w:lsdException w:uiPriority="99" w:name="Table Web 2"/>
     <w:lsdException w:uiPriority="99" w:name="Table Web 3"/>
     <w:lsdException w:uiPriority="99" w:name="Balloon Text"/>
-    <w:lsdException w:unhideWhenUsed="0" w:uiPriority="59" w:semiHidden="0" w:name="Table Grid"/>
+    <w:lsdException w:qFormat="1" w:unhideWhenUsed="0" w:uiPriority="59" w:semiHidden="0" w:name="Table Grid"/>
     <w:lsdException w:uiPriority="99" w:name="Table Theme"/>
     <w:lsdException w:qFormat="1" w:unhideWhenUsed="0" w:uiPriority="1" w:semiHidden="0" w:name="No Spacing"/>
     <w:lsdException w:unhideWhenUsed="0" w:uiPriority="60" w:semiHidden="0" w:name="Light Shading"/>
@@ -1044,13 +5327,13 @@
     <w:lsdException w:unhideWhenUsed="0" w:uiPriority="63" w:semiHidden="0" w:name="Medium Shading 1"/>
     <w:lsdException w:unhideWhenUsed="0" w:uiPriority="64" w:semiHidden="0" w:name="Medium Shading 2"/>
     <w:lsdException w:unhideWhenUsed="0" w:uiPriority="65" w:semiHidden="0" w:name="Medium List 1"/>
-    <w:lsdException w:qFormat="1" w:unhideWhenUsed="0" w:uiPriority="66" w:semiHidden="0" w:name="Medium List 2"/>
+    <w:lsdException w:unhideWhenUsed="0" w:uiPriority="66" w:semiHidden="0" w:name="Medium List 2"/>
     <w:lsdException w:unhideWhenUsed="0" w:uiPriority="67" w:semiHidden="0" w:name="Medium Grid 1"/>
-    <w:lsdException w:qFormat="1" w:unhideWhenUsed="0" w:uiPriority="68" w:semiHidden="0" w:name="Medium Grid 2"/>
-    <w:lsdException w:qFormat="1" w:unhideWhenUsed="0" w:uiPriority="69" w:semiHidden="0" w:name="Medium Grid 3"/>
-    <w:lsdException w:qFormat="1" w:unhideWhenUsed="0" w:uiPriority="70" w:semiHidden="0" w:name="Dark List"/>
-    <w:lsdException w:qFormat="1" w:unhideWhenUsed="0" w:uiPriority="71" w:semiHidden="0" w:name="Colorful Shading"/>
-    <w:lsdException w:qFormat="1" w:unhideWhenUsed="0" w:uiPriority="72" w:semiHidden="0" w:name="Colorful List"/>
+    <w:lsdException w:unhideWhenUsed="0" w:uiPriority="68" w:semiHidden="0" w:name="Medium Grid 2"/>
+    <w:lsdException w:unhideWhenUsed="0" w:uiPriority="69" w:semiHidden="0" w:name="Medium Grid 3"/>
+    <w:lsdException w:unhideWhenUsed="0" w:uiPriority="70" w:semiHidden="0" w:name="Dark List"/>
+    <w:lsdException w:unhideWhenUsed="0" w:uiPriority="71" w:semiHidden="0" w:name="Colorful Shading"/>
+    <w:lsdException w:unhideWhenUsed="0" w:uiPriority="72" w:semiHidden="0" w:name="Colorful List"/>
     <w:lsdException w:unhideWhenUsed="0" w:uiPriority="73" w:semiHidden="0" w:name="Colorful Grid"/>
     <w:lsdException w:unhideWhenUsed="0" w:uiPriority="60" w:semiHidden="0" w:name="Light Shading Accent 1"/>
     <w:lsdException w:unhideWhenUsed="0" w:uiPriority="61" w:semiHidden="0" w:name="Light List Accent 1"/>
@@ -1062,11 +5345,11 @@
     <w:lsdException w:qFormat="1" w:unhideWhenUsed="0" w:uiPriority="29" w:semiHidden="0" w:name="Quote"/>
     <w:lsdException w:qFormat="1" w:unhideWhenUsed="0" w:uiPriority="30" w:semiHidden="0" w:name="Intense Quote"/>
     <w:lsdException w:unhideWhenUsed="0" w:uiPriority="66" w:semiHidden="0" w:name="Medium List 2 Accent 1"/>
-    <w:lsdException w:qFormat="1" w:unhideWhenUsed="0" w:uiPriority="67" w:semiHidden="0" w:name="Medium Grid 1 Accent 1"/>
-    <w:lsdException w:qFormat="1" w:unhideWhenUsed="0" w:uiPriority="68" w:semiHidden="0" w:name="Medium Grid 2 Accent 1"/>
-    <w:lsdException w:qFormat="1" w:unhideWhenUsed="0" w:uiPriority="69" w:semiHidden="0" w:name="Medium Grid 3 Accent 1"/>
-    <w:lsdException w:qFormat="1" w:unhideWhenUsed="0" w:uiPriority="70" w:semiHidden="0" w:name="Dark List Accent 1"/>
-    <w:lsdException w:qFormat="1" w:unhideWhenUsed="0" w:uiPriority="71" w:semiHidden="0" w:name="Colorful Shading Accent 1"/>
+    <w:lsdException w:unhideWhenUsed="0" w:uiPriority="67" w:semiHidden="0" w:name="Medium Grid 1 Accent 1"/>
+    <w:lsdException w:unhideWhenUsed="0" w:uiPriority="68" w:semiHidden="0" w:name="Medium Grid 2 Accent 1"/>
+    <w:lsdException w:unhideWhenUsed="0" w:uiPriority="69" w:semiHidden="0" w:name="Medium Grid 3 Accent 1"/>
+    <w:lsdException w:unhideWhenUsed="0" w:uiPriority="70" w:semiHidden="0" w:name="Dark List Accent 1"/>
+    <w:lsdException w:unhideWhenUsed="0" w:uiPriority="71" w:semiHidden="0" w:name="Colorful Shading Accent 1"/>
     <w:lsdException w:unhideWhenUsed="0" w:uiPriority="72" w:semiHidden="0" w:name="Colorful List Accent 1"/>
     <w:lsdException w:unhideWhenUsed="0" w:uiPriority="73" w:semiHidden="0" w:name="Colorful Grid Accent 1"/>
     <w:lsdException w:unhideWhenUsed="0" w:uiPriority="60" w:semiHidden="0" w:name="Light Shading Accent 2"/>
@@ -1077,13 +5360,13 @@
     <w:lsdException w:unhideWhenUsed="0" w:uiPriority="65" w:semiHidden="0" w:name="Medium List 1 Accent 2"/>
     <w:lsdException w:unhideWhenUsed="0" w:uiPriority="66" w:semiHidden="0" w:name="Medium List 2 Accent 2"/>
     <w:lsdException w:unhideWhenUsed="0" w:uiPriority="67" w:semiHidden="0" w:name="Medium Grid 1 Accent 2"/>
-    <w:lsdException w:qFormat="1" w:unhideWhenUsed="0" w:uiPriority="68" w:semiHidden="0" w:name="Medium Grid 2 Accent 2"/>
-    <w:lsdException w:qFormat="1" w:unhideWhenUsed="0" w:uiPriority="69" w:semiHidden="0" w:name="Medium Grid 3 Accent 2"/>
-    <w:lsdException w:qFormat="1" w:unhideWhenUsed="0" w:uiPriority="70" w:semiHidden="0" w:name="Dark List Accent 2"/>
-    <w:lsdException w:qFormat="1" w:unhideWhenUsed="0" w:uiPriority="71" w:semiHidden="0" w:name="Colorful Shading Accent 2"/>
-    <w:lsdException w:qFormat="1" w:unhideWhenUsed="0" w:uiPriority="72" w:semiHidden="0" w:name="Colorful List Accent 2"/>
+    <w:lsdException w:unhideWhenUsed="0" w:uiPriority="68" w:semiHidden="0" w:name="Medium Grid 2 Accent 2"/>
+    <w:lsdException w:unhideWhenUsed="0" w:uiPriority="69" w:semiHidden="0" w:name="Medium Grid 3 Accent 2"/>
+    <w:lsdException w:unhideWhenUsed="0" w:uiPriority="70" w:semiHidden="0" w:name="Dark List Accent 2"/>
+    <w:lsdException w:unhideWhenUsed="0" w:uiPriority="71" w:semiHidden="0" w:name="Colorful Shading Accent 2"/>
+    <w:lsdException w:unhideWhenUsed="0" w:uiPriority="72" w:semiHidden="0" w:name="Colorful List Accent 2"/>
     <w:lsdException w:unhideWhenUsed="0" w:uiPriority="73" w:semiHidden="0" w:name="Colorful Grid Accent 2"/>
-    <w:lsdException w:qFormat="1" w:unhideWhenUsed="0" w:uiPriority="60" w:semiHidden="0" w:name="Light Shading Accent 3"/>
+    <w:lsdException w:unhideWhenUsed="0" w:uiPriority="60" w:semiHidden="0" w:name="Light Shading Accent 3"/>
     <w:lsdException w:unhideWhenUsed="0" w:uiPriority="61" w:semiHidden="0" w:name="Light List Accent 3"/>
     <w:lsdException w:unhideWhenUsed="0" w:uiPriority="62" w:semiHidden="0" w:name="Light Grid Accent 3"/>
     <w:lsdException w:unhideWhenUsed="0" w:uiPriority="63" w:semiHidden="0" w:name="Medium Shading 1 Accent 3"/>
@@ -1091,26 +5374,26 @@
     <w:lsdException w:unhideWhenUsed="0" w:uiPriority="65" w:semiHidden="0" w:name="Medium List 1 Accent 3"/>
     <w:lsdException w:unhideWhenUsed="0" w:uiPriority="66" w:semiHidden="0" w:name="Medium List 2 Accent 3"/>
     <w:lsdException w:unhideWhenUsed="0" w:uiPriority="67" w:semiHidden="0" w:name="Medium Grid 1 Accent 3"/>
-    <w:lsdException w:qFormat="1" w:unhideWhenUsed="0" w:uiPriority="68" w:semiHidden="0" w:name="Medium Grid 2 Accent 3"/>
-    <w:lsdException w:qFormat="1" w:unhideWhenUsed="0" w:uiPriority="69" w:semiHidden="0" w:name="Medium Grid 3 Accent 3"/>
-    <w:lsdException w:qFormat="1" w:unhideWhenUsed="0" w:uiPriority="70" w:semiHidden="0" w:name="Dark List Accent 3"/>
-    <w:lsdException w:qFormat="1" w:unhideWhenUsed="0" w:uiPriority="71" w:semiHidden="0" w:name="Colorful Shading Accent 3"/>
-    <w:lsdException w:qFormat="1" w:unhideWhenUsed="0" w:uiPriority="72" w:semiHidden="0" w:name="Colorful List Accent 3"/>
+    <w:lsdException w:unhideWhenUsed="0" w:uiPriority="68" w:semiHidden="0" w:name="Medium Grid 2 Accent 3"/>
+    <w:lsdException w:unhideWhenUsed="0" w:uiPriority="69" w:semiHidden="0" w:name="Medium Grid 3 Accent 3"/>
+    <w:lsdException w:unhideWhenUsed="0" w:uiPriority="70" w:semiHidden="0" w:name="Dark List Accent 3"/>
+    <w:lsdException w:unhideWhenUsed="0" w:uiPriority="71" w:semiHidden="0" w:name="Colorful Shading Accent 3"/>
+    <w:lsdException w:unhideWhenUsed="0" w:uiPriority="72" w:semiHidden="0" w:name="Colorful List Accent 3"/>
     <w:lsdException w:unhideWhenUsed="0" w:uiPriority="73" w:semiHidden="0" w:name="Colorful Grid Accent 3"/>
     <w:lsdException w:unhideWhenUsed="0" w:uiPriority="60" w:semiHidden="0" w:name="Light Shading Accent 4"/>
     <w:lsdException w:unhideWhenUsed="0" w:uiPriority="61" w:semiHidden="0" w:name="Light List Accent 4"/>
     <w:lsdException w:unhideWhenUsed="0" w:uiPriority="62" w:semiHidden="0" w:name="Light Grid Accent 4"/>
     <w:lsdException w:unhideWhenUsed="0" w:uiPriority="63" w:semiHidden="0" w:name="Medium Shading 1 Accent 4"/>
-    <w:lsdException w:qFormat="1" w:unhideWhenUsed="0" w:uiPriority="64" w:semiHidden="0" w:name="Medium Shading 2 Accent 4"/>
+    <w:lsdException w:unhideWhenUsed="0" w:uiPriority="64" w:semiHidden="0" w:name="Medium Shading 2 Accent 4"/>
     <w:lsdException w:unhideWhenUsed="0" w:uiPriority="65" w:semiHidden="0" w:name="Medium List 1 Accent 4"/>
     <w:lsdException w:unhideWhenUsed="0" w:uiPriority="66" w:semiHidden="0" w:name="Medium List 2 Accent 4"/>
-    <w:lsdException w:qFormat="1" w:unhideWhenUsed="0" w:uiPriority="67" w:semiHidden="0" w:name="Medium Grid 1 Accent 4"/>
-    <w:lsdException w:qFormat="1" w:unhideWhenUsed="0" w:uiPriority="68" w:semiHidden="0" w:name="Medium Grid 2 Accent 4"/>
-    <w:lsdException w:qFormat="1" w:unhideWhenUsed="0" w:uiPriority="69" w:semiHidden="0" w:name="Medium Grid 3 Accent 4"/>
-    <w:lsdException w:qFormat="1" w:unhideWhenUsed="0" w:uiPriority="70" w:semiHidden="0" w:name="Dark List Accent 4"/>
-    <w:lsdException w:qFormat="1" w:unhideWhenUsed="0" w:uiPriority="71" w:semiHidden="0" w:name="Colorful Shading Accent 4"/>
+    <w:lsdException w:unhideWhenUsed="0" w:uiPriority="67" w:semiHidden="0" w:name="Medium Grid 1 Accent 4"/>
+    <w:lsdException w:unhideWhenUsed="0" w:uiPriority="68" w:semiHidden="0" w:name="Medium Grid 2 Accent 4"/>
+    <w:lsdException w:unhideWhenUsed="0" w:uiPriority="69" w:semiHidden="0" w:name="Medium Grid 3 Accent 4"/>
+    <w:lsdException w:unhideWhenUsed="0" w:uiPriority="70" w:semiHidden="0" w:name="Dark List Accent 4"/>
+    <w:lsdException w:unhideWhenUsed="0" w:uiPriority="71" w:semiHidden="0" w:name="Colorful Shading Accent 4"/>
     <w:lsdException w:unhideWhenUsed="0" w:uiPriority="72" w:semiHidden="0" w:name="Colorful List Accent 4"/>
-    <w:lsdException w:qFormat="1" w:unhideWhenUsed="0" w:uiPriority="73" w:semiHidden="0" w:name="Colorful Grid Accent 4"/>
+    <w:lsdException w:unhideWhenUsed="0" w:uiPriority="73" w:semiHidden="0" w:name="Colorful Grid Accent 4"/>
     <w:lsdException w:unhideWhenUsed="0" w:uiPriority="60" w:semiHidden="0" w:name="Light Shading Accent 5"/>
     <w:lsdException w:unhideWhenUsed="0" w:uiPriority="61" w:semiHidden="0" w:name="Light List Accent 5"/>
     <w:lsdException w:unhideWhenUsed="0" w:uiPriority="62" w:semiHidden="0" w:name="Light Grid Accent 5"/>
@@ -1118,26 +5401,26 @@
     <w:lsdException w:unhideWhenUsed="0" w:uiPriority="64" w:semiHidden="0" w:name="Medium Shading 2 Accent 5"/>
     <w:lsdException w:unhideWhenUsed="0" w:uiPriority="65" w:semiHidden="0" w:name="Medium List 1 Accent 5"/>
     <w:lsdException w:unhideWhenUsed="0" w:uiPriority="66" w:semiHidden="0" w:name="Medium List 2 Accent 5"/>
-    <w:lsdException w:qFormat="1" w:unhideWhenUsed="0" w:uiPriority="67" w:semiHidden="0" w:name="Medium Grid 1 Accent 5"/>
-    <w:lsdException w:qFormat="1" w:unhideWhenUsed="0" w:uiPriority="68" w:semiHidden="0" w:name="Medium Grid 2 Accent 5"/>
-    <w:lsdException w:qFormat="1" w:unhideWhenUsed="0" w:uiPriority="69" w:semiHidden="0" w:name="Medium Grid 3 Accent 5"/>
-    <w:lsdException w:qFormat="1" w:unhideWhenUsed="0" w:uiPriority="70" w:semiHidden="0" w:name="Dark List Accent 5"/>
-    <w:lsdException w:qFormat="1" w:unhideWhenUsed="0" w:uiPriority="71" w:semiHidden="0" w:name="Colorful Shading Accent 5"/>
-    <w:lsdException w:qFormat="1" w:unhideWhenUsed="0" w:uiPriority="72" w:semiHidden="0" w:name="Colorful List Accent 5"/>
-    <w:lsdException w:qFormat="1" w:unhideWhenUsed="0" w:uiPriority="73" w:semiHidden="0" w:name="Colorful Grid Accent 5"/>
-    <w:lsdException w:qFormat="1" w:unhideWhenUsed="0" w:uiPriority="60" w:semiHidden="0" w:name="Light Shading Accent 6"/>
+    <w:lsdException w:unhideWhenUsed="0" w:uiPriority="67" w:semiHidden="0" w:name="Medium Grid 1 Accent 5"/>
+    <w:lsdException w:unhideWhenUsed="0" w:uiPriority="68" w:semiHidden="0" w:name="Medium Grid 2 Accent 5"/>
+    <w:lsdException w:unhideWhenUsed="0" w:uiPriority="69" w:semiHidden="0" w:name="Medium Grid 3 Accent 5"/>
+    <w:lsdException w:unhideWhenUsed="0" w:uiPriority="70" w:semiHidden="0" w:name="Dark List Accent 5"/>
+    <w:lsdException w:unhideWhenUsed="0" w:uiPriority="71" w:semiHidden="0" w:name="Colorful Shading Accent 5"/>
+    <w:lsdException w:unhideWhenUsed="0" w:uiPriority="72" w:semiHidden="0" w:name="Colorful List Accent 5"/>
+    <w:lsdException w:unhideWhenUsed="0" w:uiPriority="73" w:semiHidden="0" w:name="Colorful Grid Accent 5"/>
+    <w:lsdException w:unhideWhenUsed="0" w:uiPriority="60" w:semiHidden="0" w:name="Light Shading Accent 6"/>
     <w:lsdException w:unhideWhenUsed="0" w:uiPriority="61" w:semiHidden="0" w:name="Light List Accent 6"/>
     <w:lsdException w:unhideWhenUsed="0" w:uiPriority="62" w:semiHidden="0" w:name="Light Grid Accent 6"/>
     <w:lsdException w:unhideWhenUsed="0" w:uiPriority="63" w:semiHidden="0" w:name="Medium Shading 1 Accent 6"/>
     <w:lsdException w:unhideWhenUsed="0" w:uiPriority="64" w:semiHidden="0" w:name="Medium Shading 2 Accent 6"/>
     <w:lsdException w:unhideWhenUsed="0" w:uiPriority="65" w:semiHidden="0" w:name="Medium List 1 Accent 6"/>
     <w:lsdException w:unhideWhenUsed="0" w:uiPriority="66" w:semiHidden="0" w:name="Medium List 2 Accent 6"/>
-    <w:lsdException w:qFormat="1" w:unhideWhenUsed="0" w:uiPriority="67" w:semiHidden="0" w:name="Medium Grid 1 Accent 6"/>
-    <w:lsdException w:qFormat="1" w:unhideWhenUsed="0" w:uiPriority="68" w:semiHidden="0" w:name="Medium Grid 2 Accent 6"/>
-    <w:lsdException w:qFormat="1" w:unhideWhenUsed="0" w:uiPriority="69" w:semiHidden="0" w:name="Medium Grid 3 Accent 6"/>
-    <w:lsdException w:qFormat="1" w:unhideWhenUsed="0" w:uiPriority="70" w:semiHidden="0" w:name="Dark List Accent 6"/>
+    <w:lsdException w:unhideWhenUsed="0" w:uiPriority="67" w:semiHidden="0" w:name="Medium Grid 1 Accent 6"/>
+    <w:lsdException w:unhideWhenUsed="0" w:uiPriority="68" w:semiHidden="0" w:name="Medium Grid 2 Accent 6"/>
+    <w:lsdException w:unhideWhenUsed="0" w:uiPriority="69" w:semiHidden="0" w:name="Medium Grid 3 Accent 6"/>
+    <w:lsdException w:unhideWhenUsed="0" w:uiPriority="70" w:semiHidden="0" w:name="Dark List Accent 6"/>
     <w:lsdException w:unhideWhenUsed="0" w:uiPriority="71" w:semiHidden="0" w:name="Colorful Shading Accent 6"/>
-    <w:lsdException w:qFormat="1" w:unhideWhenUsed="0" w:uiPriority="72" w:semiHidden="0" w:name="Colorful List Accent 6"/>
+    <w:lsdException w:unhideWhenUsed="0" w:uiPriority="72" w:semiHidden="0" w:name="Colorful List Accent 6"/>
     <w:lsdException w:unhideWhenUsed="0" w:uiPriority="73" w:semiHidden="0" w:name="Colorful Grid Accent 6"/>
   </w:latentStyles>
   <w:style w:type="paragraph" w:default="1" w:styleId="1">
@@ -1400,6 +5683,7 @@
     <w:name w:val="Normal Table"/>
     <w:semiHidden/>
     <w:unhideWhenUsed/>
+    <w:qFormat/>
     <w:uiPriority w:val="99"/>
     <w:tblPr>
       <w:tblCellMar>
@@ -1414,7 +5698,6 @@
     <w:name w:val="macro"/>
     <w:link w:val="147"/>
     <w:unhideWhenUsed/>
-    <w:qFormat/>
     <w:uiPriority w:val="99"/>
     <w:pPr>
       <w:tabs>
@@ -1439,7 +5722,6 @@
     <w:name w:val="List 3"/>
     <w:basedOn w:val="1"/>
     <w:unhideWhenUsed/>
-    <w:qFormat/>
     <w:uiPriority w:val="99"/>
     <w:pPr>
       <w:ind w:left="1080" w:hanging="360"/>
@@ -1501,6 +5783,7 @@
     <w:name w:val="List Bullet"/>
     <w:basedOn w:val="1"/>
     <w:unhideWhenUsed/>
+    <w:qFormat/>
     <w:uiPriority w:val="99"/>
     <w:pPr>
       <w:numPr>
@@ -1544,6 +5827,7 @@
     <w:basedOn w:val="1"/>
     <w:link w:val="144"/>
     <w:unhideWhenUsed/>
+    <w:qFormat/>
     <w:uiPriority w:val="99"/>
     <w:pPr>
       <w:spacing w:after="120"/>
@@ -1567,6 +5851,7 @@
     <w:name w:val="List 2"/>
     <w:basedOn w:val="1"/>
     <w:unhideWhenUsed/>
+    <w:qFormat/>
     <w:uiPriority w:val="99"/>
     <w:pPr>
       <w:ind w:left="720" w:hanging="360"/>
@@ -1577,7 +5862,6 @@
     <w:name w:val="List Continue"/>
     <w:basedOn w:val="1"/>
     <w:unhideWhenUsed/>
-    <w:qFormat/>
     <w:uiPriority w:val="99"/>
     <w:pPr>
       <w:spacing w:after="120"/>
@@ -1589,6 +5873,7 @@
     <w:name w:val="List Bullet 2"/>
     <w:basedOn w:val="1"/>
     <w:unhideWhenUsed/>
+    <w:qFormat/>
     <w:uiPriority w:val="99"/>
     <w:pPr>
       <w:numPr>
@@ -1663,6 +5948,7 @@
     <w:basedOn w:val="1"/>
     <w:link w:val="145"/>
     <w:unhideWhenUsed/>
+    <w:qFormat/>
     <w:uiPriority w:val="99"/>
     <w:pPr>
       <w:spacing w:after="120" w:line="480" w:lineRule="auto"/>
@@ -1672,7 +5958,6 @@
     <w:name w:val="List Continue 2"/>
     <w:basedOn w:val="1"/>
     <w:unhideWhenUsed/>
-    <w:qFormat/>
     <w:uiPriority w:val="99"/>
     <w:pPr>
       <w:spacing w:after="120"/>
@@ -1718,6 +6003,7 @@
   <w:style w:type="table" w:styleId="33">
     <w:name w:val="Table Grid"/>
     <w:basedOn w:val="32"/>
+    <w:qFormat/>
     <w:uiPriority w:val="59"/>
     <w:pPr>
       <w:spacing w:after="0" w:line="240" w:lineRule="auto"/>
@@ -2039,7 +6325,6 @@
   <w:style w:type="table" w:styleId="37">
     <w:name w:val="Light Shading Accent 3"/>
     <w:basedOn w:val="32"/>
-    <w:qFormat/>
     <w:uiPriority w:val="60"/>
     <w:pPr>
       <w:spacing w:after="0" w:line="240" w:lineRule="auto"/>
@@ -2337,7 +6622,6 @@
   <w:style w:type="table" w:styleId="40">
     <w:name w:val="Light Shading Accent 6"/>
     <w:basedOn w:val="32"/>
-    <w:qFormat/>
     <w:uiPriority w:val="60"/>
     <w:pPr>
       <w:spacing w:after="0" w:line="240" w:lineRule="auto"/>
@@ -5379,7 +9663,6 @@
   <w:style w:type="table" w:styleId="66">
     <w:name w:val="Medium Shading 2 Accent 4"/>
     <w:basedOn w:val="32"/>
-    <w:qFormat/>
     <w:uiPriority w:val="64"/>
     <w:pPr>
       <w:spacing w:after="0" w:line="240" w:lineRule="auto"/>
@@ -6505,7 +10788,6 @@
   <w:style w:type="table" w:styleId="76">
     <w:name w:val="Medium List 2"/>
     <w:basedOn w:val="32"/>
-    <w:qFormat/>
     <w:uiPriority w:val="66"/>
     <w:pPr>
       <w:spacing w:after="0" w:line="240" w:lineRule="auto"/>
@@ -7478,7 +11760,6 @@
   <w:style w:type="table" w:styleId="84">
     <w:name w:val="Medium Grid 1 Accent 1"/>
     <w:basedOn w:val="32"/>
-    <w:qFormat/>
     <w:uiPriority w:val="67"/>
     <w:pPr>
       <w:spacing w:after="0" w:line="240" w:lineRule="auto"/>
@@ -7686,7 +11967,6 @@
   <w:style w:type="table" w:styleId="87">
     <w:name w:val="Medium Grid 1 Accent 4"/>
     <w:basedOn w:val="32"/>
-    <w:qFormat/>
     <w:uiPriority w:val="67"/>
     <w:pPr>
       <w:spacing w:after="0" w:line="240" w:lineRule="auto"/>
@@ -7756,7 +12036,6 @@
   <w:style w:type="table" w:styleId="88">
     <w:name w:val="Medium Grid 1 Accent 5"/>
     <w:basedOn w:val="32"/>
-    <w:qFormat/>
     <w:uiPriority w:val="67"/>
     <w:pPr>
       <w:spacing w:after="0" w:line="240" w:lineRule="auto"/>
@@ -7826,7 +12105,6 @@
   <w:style w:type="table" w:styleId="89">
     <w:name w:val="Medium Grid 1 Accent 6"/>
     <w:basedOn w:val="32"/>
-    <w:qFormat/>
     <w:uiPriority w:val="67"/>
     <w:pPr>
       <w:spacing w:after="0" w:line="240" w:lineRule="auto"/>
@@ -7896,7 +12174,6 @@
   <w:style w:type="table" w:styleId="90">
     <w:name w:val="Medium Grid 2"/>
     <w:basedOn w:val="32"/>
-    <w:qFormat/>
     <w:uiPriority w:val="68"/>
     <w:pPr>
       <w:spacing w:after="0" w:line="240" w:lineRule="auto"/>
@@ -8043,7 +12320,6 @@
   <w:style w:type="table" w:styleId="91">
     <w:name w:val="Medium Grid 2 Accent 1"/>
     <w:basedOn w:val="32"/>
-    <w:qFormat/>
     <w:uiPriority w:val="68"/>
     <w:pPr>
       <w:spacing w:after="0" w:line="240" w:lineRule="auto"/>
@@ -8190,7 +12466,6 @@
   <w:style w:type="table" w:styleId="92">
     <w:name w:val="Medium Grid 2 Accent 2"/>
     <w:basedOn w:val="32"/>
-    <w:qFormat/>
     <w:uiPriority w:val="68"/>
     <w:pPr>
       <w:spacing w:after="0" w:line="240" w:lineRule="auto"/>
@@ -8337,7 +12612,6 @@
   <w:style w:type="table" w:styleId="93">
     <w:name w:val="Medium Grid 2 Accent 3"/>
     <w:basedOn w:val="32"/>
-    <w:qFormat/>
     <w:uiPriority w:val="68"/>
     <w:pPr>
       <w:spacing w:after="0" w:line="240" w:lineRule="auto"/>
@@ -8484,7 +12758,6 @@
   <w:style w:type="table" w:styleId="94">
     <w:name w:val="Medium Grid 2 Accent 4"/>
     <w:basedOn w:val="32"/>
-    <w:qFormat/>
     <w:uiPriority w:val="68"/>
     <w:pPr>
       <w:spacing w:after="0" w:line="240" w:lineRule="auto"/>
@@ -8631,7 +12904,6 @@
   <w:style w:type="table" w:styleId="95">
     <w:name w:val="Medium Grid 2 Accent 5"/>
     <w:basedOn w:val="32"/>
-    <w:qFormat/>
     <w:uiPriority w:val="68"/>
     <w:pPr>
       <w:spacing w:after="0" w:line="240" w:lineRule="auto"/>
@@ -8778,7 +13050,6 @@
   <w:style w:type="table" w:styleId="96">
     <w:name w:val="Medium Grid 2 Accent 6"/>
     <w:basedOn w:val="32"/>
-    <w:qFormat/>
     <w:uiPriority w:val="68"/>
     <w:pPr>
       <w:spacing w:after="0" w:line="240" w:lineRule="auto"/>
@@ -8925,7 +13196,6 @@
   <w:style w:type="table" w:styleId="97">
     <w:name w:val="Medium Grid 3"/>
     <w:basedOn w:val="32"/>
-    <w:qFormat/>
     <w:uiPriority w:val="69"/>
     <w:pPr>
       <w:spacing w:after="0" w:line="240" w:lineRule="auto"/>
@@ -9083,7 +13353,6 @@
   <w:style w:type="table" w:styleId="98">
     <w:name w:val="Medium Grid 3 Accent 1"/>
     <w:basedOn w:val="32"/>
-    <w:qFormat/>
     <w:uiPriority w:val="69"/>
     <w:pPr>
       <w:spacing w:after="0" w:line="240" w:lineRule="auto"/>
@@ -9241,7 +13510,6 @@
   <w:style w:type="table" w:styleId="99">
     <w:name w:val="Medium Grid 3 Accent 2"/>
     <w:basedOn w:val="32"/>
-    <w:qFormat/>
     <w:uiPriority w:val="69"/>
     <w:pPr>
       <w:spacing w:after="0" w:line="240" w:lineRule="auto"/>
@@ -9399,7 +13667,6 @@
   <w:style w:type="table" w:styleId="100">
     <w:name w:val="Medium Grid 3 Accent 3"/>
     <w:basedOn w:val="32"/>
-    <w:qFormat/>
     <w:uiPriority w:val="69"/>
     <w:pPr>
       <w:spacing w:after="0" w:line="240" w:lineRule="auto"/>
@@ -9557,7 +13824,6 @@
   <w:style w:type="table" w:styleId="101">
     <w:name w:val="Medium Grid 3 Accent 4"/>
     <w:basedOn w:val="32"/>
-    <w:qFormat/>
     <w:uiPriority w:val="69"/>
     <w:pPr>
       <w:spacing w:after="0" w:line="240" w:lineRule="auto"/>
@@ -9715,7 +13981,6 @@
   <w:style w:type="table" w:styleId="102">
     <w:name w:val="Medium Grid 3 Accent 5"/>
     <w:basedOn w:val="32"/>
-    <w:qFormat/>
     <w:uiPriority w:val="69"/>
     <w:pPr>
       <w:spacing w:after="0" w:line="240" w:lineRule="auto"/>
@@ -9873,7 +14138,6 @@
   <w:style w:type="table" w:styleId="103">
     <w:name w:val="Medium Grid 3 Accent 6"/>
     <w:basedOn w:val="32"/>
-    <w:qFormat/>
     <w:uiPriority w:val="69"/>
     <w:pPr>
       <w:spacing w:after="0" w:line="240" w:lineRule="auto"/>
@@ -10031,7 +14295,6 @@
   <w:style w:type="table" w:styleId="104">
     <w:name w:val="Dark List"/>
     <w:basedOn w:val="32"/>
-    <w:qFormat/>
     <w:uiPriority w:val="70"/>
     <w:pPr>
       <w:spacing w:after="0" w:line="240" w:lineRule="auto"/>
@@ -10147,7 +14410,6 @@
   <w:style w:type="table" w:styleId="105">
     <w:name w:val="Dark List Accent 1"/>
     <w:basedOn w:val="32"/>
-    <w:qFormat/>
     <w:uiPriority w:val="70"/>
     <w:pPr>
       <w:spacing w:after="0" w:line="240" w:lineRule="auto"/>
@@ -10263,7 +14525,6 @@
   <w:style w:type="table" w:styleId="106">
     <w:name w:val="Dark List Accent 2"/>
     <w:basedOn w:val="32"/>
-    <w:qFormat/>
     <w:uiPriority w:val="70"/>
     <w:pPr>
       <w:spacing w:after="0" w:line="240" w:lineRule="auto"/>
@@ -10379,7 +14640,6 @@
   <w:style w:type="table" w:styleId="107">
     <w:name w:val="Dark List Accent 3"/>
     <w:basedOn w:val="32"/>
-    <w:qFormat/>
     <w:uiPriority w:val="70"/>
     <w:pPr>
       <w:spacing w:after="0" w:line="240" w:lineRule="auto"/>
@@ -10495,7 +14755,6 @@
   <w:style w:type="table" w:styleId="108">
     <w:name w:val="Dark List Accent 4"/>
     <w:basedOn w:val="32"/>
-    <w:qFormat/>
     <w:uiPriority w:val="70"/>
     <w:pPr>
       <w:spacing w:after="0" w:line="240" w:lineRule="auto"/>
@@ -10611,7 +14870,6 @@
   <w:style w:type="table" w:styleId="109">
     <w:name w:val="Dark List Accent 5"/>
     <w:basedOn w:val="32"/>
-    <w:qFormat/>
     <w:uiPriority w:val="70"/>
     <w:pPr>
       <w:spacing w:after="0" w:line="240" w:lineRule="auto"/>
@@ -10727,7 +14985,6 @@
   <w:style w:type="table" w:styleId="110">
     <w:name w:val="Dark List Accent 6"/>
     <w:basedOn w:val="32"/>
-    <w:qFormat/>
     <w:uiPriority w:val="70"/>
     <w:pPr>
       <w:spacing w:after="0" w:line="240" w:lineRule="auto"/>
@@ -10843,7 +15100,6 @@
   <w:style w:type="table" w:styleId="111">
     <w:name w:val="Colorful Shading"/>
     <w:basedOn w:val="32"/>
-    <w:qFormat/>
     <w:uiPriority w:val="71"/>
     <w:pPr>
       <w:spacing w:after="0" w:line="240" w:lineRule="auto"/>
@@ -10992,7 +15248,6 @@
   <w:style w:type="table" w:styleId="112">
     <w:name w:val="Colorful Shading Accent 1"/>
     <w:basedOn w:val="32"/>
-    <w:qFormat/>
     <w:uiPriority w:val="71"/>
     <w:pPr>
       <w:spacing w:after="0" w:line="240" w:lineRule="auto"/>
@@ -11141,7 +15396,6 @@
   <w:style w:type="table" w:styleId="113">
     <w:name w:val="Colorful Shading Accent 2"/>
     <w:basedOn w:val="32"/>
-    <w:qFormat/>
     <w:uiPriority w:val="71"/>
     <w:pPr>
       <w:spacing w:after="0" w:line="240" w:lineRule="auto"/>
@@ -11290,7 +15544,6 @@
   <w:style w:type="table" w:styleId="114">
     <w:name w:val="Colorful Shading Accent 3"/>
     <w:basedOn w:val="32"/>
-    <w:qFormat/>
     <w:uiPriority w:val="71"/>
     <w:pPr>
       <w:spacing w:after="0" w:line="240" w:lineRule="auto"/>
@@ -11419,7 +15672,6 @@
   <w:style w:type="table" w:styleId="115">
     <w:name w:val="Colorful Shading Accent 4"/>
     <w:basedOn w:val="32"/>
-    <w:qFormat/>
     <w:uiPriority w:val="71"/>
     <w:pPr>
       <w:spacing w:after="0" w:line="240" w:lineRule="auto"/>
@@ -11568,7 +15820,6 @@
   <w:style w:type="table" w:styleId="116">
     <w:name w:val="Colorful Shading Accent 5"/>
     <w:basedOn w:val="32"/>
-    <w:qFormat/>
     <w:uiPriority w:val="71"/>
     <w:pPr>
       <w:spacing w:after="0" w:line="240" w:lineRule="auto"/>
@@ -11865,7 +16116,6 @@
   <w:style w:type="table" w:styleId="118">
     <w:name w:val="Colorful List"/>
     <w:basedOn w:val="32"/>
-    <w:qFormat/>
     <w:uiPriority w:val="72"/>
     <w:pPr>
       <w:spacing w:after="0" w:line="240" w:lineRule="auto"/>
@@ -12050,7 +16300,6 @@
   <w:style w:type="table" w:styleId="120">
     <w:name w:val="Colorful List Accent 2"/>
     <w:basedOn w:val="32"/>
-    <w:qFormat/>
     <w:uiPriority w:val="72"/>
     <w:pPr>
       <w:spacing w:after="0" w:line="240" w:lineRule="auto"/>
@@ -12143,7 +16392,6 @@
   <w:style w:type="table" w:styleId="121">
     <w:name w:val="Colorful List Accent 3"/>
     <w:basedOn w:val="32"/>
-    <w:qFormat/>
     <w:uiPriority w:val="72"/>
     <w:pPr>
       <w:spacing w:after="0" w:line="240" w:lineRule="auto"/>
@@ -12328,7 +16576,6 @@
   <w:style w:type="table" w:styleId="123">
     <w:name w:val="Colorful List Accent 5"/>
     <w:basedOn w:val="32"/>
-    <w:qFormat/>
     <w:uiPriority w:val="72"/>
     <w:pPr>
       <w:spacing w:after="0" w:line="240" w:lineRule="auto"/>
@@ -12421,7 +16668,6 @@
   <w:style w:type="table" w:styleId="124">
     <w:name w:val="Colorful List Accent 6"/>
     <w:basedOn w:val="32"/>
-    <w:qFormat/>
     <w:uiPriority w:val="72"/>
     <w:pPr>
       <w:spacing w:after="0" w:line="240" w:lineRule="auto"/>
@@ -12898,7 +17144,6 @@
   <w:style w:type="table" w:styleId="129">
     <w:name w:val="Colorful Grid Accent 4"/>
     <w:basedOn w:val="32"/>
-    <w:qFormat/>
     <w:uiPriority w:val="73"/>
     <w:pPr>
       <w:spacing w:after="0" w:line="240" w:lineRule="auto"/>
@@ -12995,7 +17240,6 @@
   <w:style w:type="table" w:styleId="130">
     <w:name w:val="Colorful Grid Accent 5"/>
     <w:basedOn w:val="32"/>
-    <w:qFormat/>
     <w:uiPriority w:val="73"/>
     <w:pPr>
       <w:spacing w:after="0" w:line="240" w:lineRule="auto"/>
@@ -13235,6 +17479,7 @@
     <w:name w:val="Heading 1 Char"/>
     <w:basedOn w:val="132"/>
     <w:link w:val="3"/>
+    <w:qFormat/>
     <w:uiPriority w:val="9"/>
     <w:rPr>
       <w:rFonts w:asciiTheme="majorHAnsi" w:hAnsiTheme="majorHAnsi" w:eastAsiaTheme="majorEastAsia" w:cstheme="majorBidi"/>
@@ -13249,6 +17494,7 @@
     <w:name w:val="Heading 2 Char"/>
     <w:basedOn w:val="132"/>
     <w:link w:val="4"/>
+    <w:qFormat/>
     <w:uiPriority w:val="9"/>
     <w:rPr>
       <w:rFonts w:asciiTheme="majorHAnsi" w:hAnsiTheme="majorHAnsi" w:eastAsiaTheme="majorEastAsia" w:cstheme="majorBidi"/>
@@ -13268,6 +17514,7 @@
     <w:name w:val="Heading 3 Char"/>
     <w:basedOn w:val="132"/>
     <w:link w:val="5"/>
+    <w:qFormat/>
     <w:uiPriority w:val="9"/>
     <w:rPr>
       <w:rFonts w:asciiTheme="majorHAnsi" w:hAnsiTheme="majorHAnsi" w:eastAsiaTheme="majorEastAsia" w:cstheme="majorBidi"/>
@@ -13285,6 +17532,7 @@
     <w:name w:val="Title Char"/>
     <w:basedOn w:val="132"/>
     <w:link w:val="31"/>
+    <w:qFormat/>
     <w:uiPriority w:val="10"/>
     <w:rPr>
       <w:rFonts w:asciiTheme="majorHAnsi" w:hAnsiTheme="majorHAnsi" w:eastAsiaTheme="majorEastAsia" w:cstheme="majorBidi"/>
@@ -13299,6 +17547,7 @@
     <w:name w:val="Subtitle Char"/>
     <w:basedOn w:val="132"/>
     <w:link w:val="26"/>
+    <w:qFormat/>
     <w:uiPriority w:val="11"/>
     <w:rPr>
       <w:rFonts w:asciiTheme="majorHAnsi" w:hAnsiTheme="majorHAnsi" w:eastAsiaTheme="majorEastAsia" w:cstheme="majorBidi"/>
@@ -13329,7 +17578,6 @@
     <w:name w:val="Body Text Char"/>
     <w:basedOn w:val="132"/>
     <w:link w:val="19"/>
-    <w:qFormat/>
     <w:uiPriority w:val="99"/>
   </w:style>
   <w:style w:type="character" w:customStyle="1" w:styleId="145">
@@ -13354,6 +17602,7 @@
     <w:name w:val="Macro Text Char"/>
     <w:basedOn w:val="132"/>
     <w:link w:val="2"/>
+    <w:qFormat/>
     <w:uiPriority w:val="99"/>
     <w:rPr>
       <w:rFonts w:ascii="Courier" w:hAnsi="Courier"/>
@@ -13401,6 +17650,7 @@
     <w:basedOn w:val="132"/>
     <w:link w:val="6"/>
     <w:semiHidden/>
+    <w:qFormat/>
     <w:uiPriority w:val="9"/>
     <w:rPr>
       <w:rFonts w:asciiTheme="majorHAnsi" w:hAnsiTheme="majorHAnsi" w:eastAsiaTheme="majorEastAsia" w:cstheme="majorBidi"/>
@@ -13421,7 +17671,6 @@
     <w:basedOn w:val="132"/>
     <w:link w:val="7"/>
     <w:semiHidden/>
-    <w:qFormat/>
     <w:uiPriority w:val="9"/>
     <w:rPr>
       <w:rFonts w:asciiTheme="majorHAnsi" w:hAnsiTheme="majorHAnsi" w:eastAsiaTheme="majorEastAsia" w:cstheme="majorBidi"/>
@@ -13433,6 +17682,7 @@
     <w:basedOn w:val="132"/>
     <w:link w:val="8"/>
     <w:semiHidden/>
+    <w:qFormat/>
     <w:uiPriority w:val="9"/>
     <w:rPr>
       <w:rFonts w:asciiTheme="majorHAnsi" w:hAnsiTheme="majorHAnsi" w:eastAsiaTheme="majorEastAsia" w:cstheme="majorBidi"/>
@@ -13468,6 +17718,7 @@
     <w:basedOn w:val="132"/>
     <w:link w:val="10"/>
     <w:semiHidden/>
+    <w:qFormat/>
     <w:uiPriority w:val="9"/>
     <w:rPr>
       <w:rFonts w:asciiTheme="majorHAnsi" w:hAnsiTheme="majorHAnsi" w:eastAsiaTheme="majorEastAsia" w:cstheme="majorBidi"/>
@@ -13535,6 +17786,7 @@
     <w:name w:val="Intense Quote Char"/>
     <w:basedOn w:val="132"/>
     <w:link w:val="156"/>
+    <w:qFormat/>
     <w:uiPriority w:val="30"/>
     <w:rPr>
       <w:b/>
